--- a/passport/Шаблоны/Паспорт_Динамика_МЦД.docx
+++ b/passport/Шаблоны/Паспорт_Динамика_МЦД.docx
@@ -5912,150 +5912,26 @@
     <w:p>
       <w:pPr>
         <w:pStyle w:val="Normal"/>
+        <w:keepNext/>
+        <w:pageBreakBefore/>
         <w:spacing w:before="0" w:after="192"/>
         <w:rPr>
           <w:rFonts w:ascii="GOST 2.304 type A" w:hAnsi="GOST 2.304 type A" w:cs="GOST 2.304 type A" w:eastAsia="GOST 2.304 type A"/>
           <w:sz w:val="28"/>
-          <w:lang w:val="en-US"/>
         </w:rPr>
       </w:pPr>
       <w:r>
         <w:rPr>
           <w:rFonts w:cs="GOST 2.304 type A" w:ascii="GOST 2.304 type A" w:hAnsi="GOST 2.304 type A" w:eastAsia="GOST 2.304 type A"/>
           <w:sz w:val="28"/>
-          <w:lang w:val="en-US"/>
-        </w:rPr>
-      </w:r>
-    </w:p>
-    <w:p>
-      <w:pPr>
-        <w:pStyle w:val="Normal"/>
-        <w:spacing w:before="0" w:after="192"/>
-        <w:rPr>
-          <w:rFonts w:ascii="GOST 2.304 type A" w:hAnsi="GOST 2.304 type A" w:cs="GOST 2.304 type A" w:eastAsia="GOST 2.304 type A"/>
+        </w:rPr>
+        <w:t>Л</w:t>
+      </w:r>
+      <w:bookmarkEnd w:id="26"/>
+      <w:r>
+        <w:rPr>
+          <w:rFonts w:cs="GOST 2.304 type A" w:ascii="GOST 2.304 type A" w:hAnsi="GOST 2.304 type A" w:eastAsia="GOST 2.304 type A"/>
           <w:sz w:val="28"/>
-          <w:lang w:val="en-US"/>
-        </w:rPr>
-      </w:pPr>
-      <w:r>
-        <w:rPr>
-          <w:rFonts w:cs="GOST 2.304 type A" w:ascii="GOST 2.304 type A" w:hAnsi="GOST 2.304 type A" w:eastAsia="GOST 2.304 type A"/>
-          <w:sz w:val="28"/>
-          <w:lang w:val="en-US"/>
-        </w:rPr>
-      </w:r>
-    </w:p>
-    <w:p>
-      <w:pPr>
-        <w:pStyle w:val="Normal"/>
-        <w:spacing w:before="0" w:after="192"/>
-        <w:rPr>
-          <w:rFonts w:ascii="GOST 2.304 type A" w:hAnsi="GOST 2.304 type A" w:cs="GOST 2.304 type A" w:eastAsia="GOST 2.304 type A"/>
-          <w:sz w:val="28"/>
-          <w:lang w:val="en-US"/>
-        </w:rPr>
-      </w:pPr>
-      <w:r>
-        <w:rPr>
-          <w:rFonts w:cs="GOST 2.304 type A" w:ascii="GOST 2.304 type A" w:hAnsi="GOST 2.304 type A" w:eastAsia="GOST 2.304 type A"/>
-          <w:sz w:val="28"/>
-          <w:lang w:val="en-US"/>
-        </w:rPr>
-      </w:r>
-    </w:p>
-    <w:p>
-      <w:pPr>
-        <w:pStyle w:val="Normal"/>
-        <w:spacing w:before="0" w:after="192"/>
-        <w:rPr>
-          <w:rFonts w:ascii="GOST 2.304 type A" w:hAnsi="GOST 2.304 type A" w:cs="GOST 2.304 type A" w:eastAsia="GOST 2.304 type A"/>
-          <w:sz w:val="28"/>
-          <w:lang w:val="en-US"/>
-        </w:rPr>
-      </w:pPr>
-      <w:r>
-        <w:rPr>
-          <w:rFonts w:cs="GOST 2.304 type A" w:ascii="GOST 2.304 type A" w:hAnsi="GOST 2.304 type A" w:eastAsia="GOST 2.304 type A"/>
-          <w:sz w:val="28"/>
-          <w:lang w:val="en-US"/>
-        </w:rPr>
-      </w:r>
-    </w:p>
-    <w:p>
-      <w:pPr>
-        <w:pStyle w:val="Normal"/>
-        <w:spacing w:before="0" w:after="192"/>
-        <w:rPr>
-          <w:rFonts w:ascii="GOST 2.304 type A" w:hAnsi="GOST 2.304 type A" w:cs="GOST 2.304 type A" w:eastAsia="GOST 2.304 type A"/>
-          <w:sz w:val="28"/>
-          <w:lang w:val="en-US"/>
-        </w:rPr>
-      </w:pPr>
-      <w:r>
-        <w:rPr>
-          <w:rFonts w:cs="GOST 2.304 type A" w:ascii="GOST 2.304 type A" w:hAnsi="GOST 2.304 type A" w:eastAsia="GOST 2.304 type A"/>
-          <w:sz w:val="28"/>
-          <w:lang w:val="en-US"/>
-        </w:rPr>
-      </w:r>
-    </w:p>
-    <w:p>
-      <w:pPr>
-        <w:pStyle w:val="Normal"/>
-        <w:spacing w:before="0" w:after="192"/>
-        <w:rPr>
-          <w:rFonts w:ascii="GOST 2.304 type A" w:hAnsi="GOST 2.304 type A" w:cs="GOST 2.304 type A" w:eastAsia="GOST 2.304 type A"/>
-          <w:sz w:val="28"/>
-          <w:lang w:val="en-US"/>
-        </w:rPr>
-      </w:pPr>
-      <w:r>
-        <w:rPr>
-          <w:rFonts w:cs="GOST 2.304 type A" w:ascii="GOST 2.304 type A" w:hAnsi="GOST 2.304 type A" w:eastAsia="GOST 2.304 type A"/>
-          <w:sz w:val="28"/>
-          <w:lang w:val="en-US"/>
-        </w:rPr>
-      </w:r>
-    </w:p>
-    <w:p>
-      <w:pPr>
-        <w:pStyle w:val="Normal"/>
-        <w:spacing w:before="0" w:after="192"/>
-        <w:rPr>
-          <w:rFonts w:ascii="GOST 2.304 type A" w:hAnsi="GOST 2.304 type A" w:cs="GOST 2.304 type A" w:eastAsia="GOST 2.304 type A"/>
-          <w:sz w:val="28"/>
-          <w:lang w:val="en-US"/>
-        </w:rPr>
-      </w:pPr>
-      <w:r>
-        <w:rPr>
-          <w:rFonts w:cs="GOST 2.304 type A" w:ascii="GOST 2.304 type A" w:hAnsi="GOST 2.304 type A" w:eastAsia="GOST 2.304 type A"/>
-          <w:sz w:val="28"/>
-          <w:lang w:val="en-US"/>
-        </w:rPr>
-      </w:r>
-    </w:p>
-    <w:p>
-      <w:pPr>
-        <w:pStyle w:val="Normal"/>
-        <w:spacing w:before="0" w:after="192"/>
-        <w:rPr>
-          <w:rFonts w:ascii="GOST 2.304 type A" w:hAnsi="GOST 2.304 type A" w:cs="GOST 2.304 type A" w:eastAsia="GOST 2.304 type A"/>
-          <w:sz w:val="28"/>
-        </w:rPr>
-      </w:pPr>
-      <w:r>
-        <w:rPr>
-          <w:rFonts w:cs="GOST 2.304 type A" w:ascii="GOST 2.304 type A" w:hAnsi="GOST 2.304 type A" w:eastAsia="GOST 2.304 type A"/>
-          <w:sz w:val="28"/>
-        </w:rPr>
-        <w:t>Л</w:t>
-      </w:r>
-      <w:bookmarkEnd w:id="26"/>
-      <w:r>
-        <w:rPr>
-          <w:rFonts w:cs="GOST 2.304 type A" w:ascii="GOST 2.304 type A" w:hAnsi="GOST 2.304 type A" w:eastAsia="GOST 2.304 type A"/>
-          <w:sz w:val="28"/>
         </w:rPr>
         <w:t>ист тестирования экрана</w:t>
       </w:r>
@@ -6063,6 +5939,7 @@
     <w:p>
       <w:pPr>
         <w:pStyle w:val="Normal"/>
+        <w:keepNext/>
         <w:spacing w:before="0" w:after="192"/>
         <w:rPr>
           <w:rFonts w:ascii="GOST 2.304 type A" w:hAnsi="GOST 2.304 type A" w:cs="GOST 2.304 type A" w:eastAsia="GOST 2.304 type A"/>
@@ -6095,6 +5972,7 @@
       </w:tblGrid>
       <w:tr>
         <w:trPr>
+          <w:cantSplit/>
           <w:trHeight w:val="454" w:hRule="atLeast"/>
         </w:trPr>
         <w:tc>
@@ -6111,6 +5989,7 @@
           <w:p>
             <w:pPr>
               <w:pStyle w:val="Normal"/>
+              <w:keepNext/>
               <w:spacing w:before="0" w:after="192"/>
               <w:jc w:val="center"/>
               <w:rPr>
@@ -6141,6 +6020,7 @@
           <w:p>
             <w:pPr>
               <w:pStyle w:val="Normal"/>
+              <w:keepNext/>
               <w:spacing w:before="0" w:after="192"/>
               <w:jc w:val="center"/>
               <w:rPr>
@@ -6160,6 +6040,7 @@
       </w:tr>
       <w:tr>
         <w:trPr>
+          <w:cantSplit/>
           <w:trHeight w:val="454" w:hRule="atLeast"/>
         </w:trPr>
         <w:tc>
@@ -6176,6 +6057,7 @@
           <w:p>
             <w:pPr>
               <w:pStyle w:val="Normal"/>
+              <w:keepNext/>
               <w:spacing w:before="0" w:after="192"/>
               <w:rPr>
                 <w:rFonts w:ascii="GOST 2.304 type A" w:hAnsi="GOST 2.304 type A" w:cs="GOST 2.304 type A" w:eastAsia="GOST 2.304 type A"/>
@@ -6203,6 +6085,7 @@
           <w:p>
             <w:pPr>
               <w:pStyle w:val="Normal"/>
+              <w:keepNext/>
               <w:spacing w:before="0" w:after="192"/>
               <w:jc w:val="center"/>
               <w:rPr>
@@ -6220,6 +6103,7 @@
       </w:tr>
       <w:tr>
         <w:trPr>
+          <w:cantSplit/>
           <w:trHeight w:val="454" w:hRule="atLeast"/>
         </w:trPr>
         <w:tc>
@@ -6236,6 +6120,7 @@
           <w:p>
             <w:pPr>
               <w:pStyle w:val="Normal"/>
+              <w:keepNext/>
               <w:spacing w:before="0" w:after="192"/>
               <w:rPr>
                 <w:rFonts w:ascii="GOST 2.304 type A" w:hAnsi="GOST 2.304 type A" w:cs="GOST 2.304 type A" w:eastAsia="GOST 2.304 type A"/>
@@ -6263,6 +6148,7 @@
           <w:p>
             <w:pPr>
               <w:pStyle w:val="Normal"/>
+              <w:keepNext/>
               <w:spacing w:before="0" w:after="192"/>
               <w:jc w:val="center"/>
               <w:rPr>
@@ -6280,6 +6166,7 @@
       </w:tr>
       <w:tr>
         <w:trPr>
+          <w:cantSplit/>
           <w:trHeight w:val="454" w:hRule="atLeast"/>
         </w:trPr>
         <w:tc>
@@ -6296,6 +6183,7 @@
           <w:p>
             <w:pPr>
               <w:pStyle w:val="Normal"/>
+              <w:keepNext/>
               <w:spacing w:before="0" w:after="192"/>
               <w:rPr>
                 <w:rFonts w:ascii="GOST 2.304 type A" w:hAnsi="GOST 2.304 type A" w:cs="GOST 2.304 type A" w:eastAsia="GOST 2.304 type A"/>
@@ -6323,6 +6211,7 @@
           <w:p>
             <w:pPr>
               <w:pStyle w:val="Normal"/>
+              <w:keepNext/>
               <w:spacing w:before="0" w:after="192"/>
               <w:jc w:val="center"/>
               <w:rPr>
@@ -6340,6 +6229,7 @@
       </w:tr>
       <w:tr>
         <w:trPr>
+          <w:cantSplit/>
           <w:trHeight w:val="454" w:hRule="atLeast"/>
         </w:trPr>
         <w:tc>
@@ -6356,6 +6246,7 @@
           <w:p>
             <w:pPr>
               <w:pStyle w:val="Normal"/>
+              <w:keepNext/>
               <w:spacing w:before="0" w:after="192"/>
               <w:rPr>
                 <w:rFonts w:ascii="GOST 2.304 type A" w:hAnsi="GOST 2.304 type A" w:cs="GOST 2.304 type A" w:eastAsia="GOST 2.304 type A"/>
@@ -6383,6 +6274,7 @@
           <w:p>
             <w:pPr>
               <w:pStyle w:val="Normal"/>
+              <w:keepNext/>
               <w:spacing w:before="0" w:after="192"/>
               <w:jc w:val="center"/>
               <w:rPr>
@@ -6400,6 +6292,7 @@
       </w:tr>
       <w:tr>
         <w:trPr>
+          <w:cantSplit/>
           <w:trHeight w:val="454" w:hRule="atLeast"/>
         </w:trPr>
         <w:tc>
@@ -6416,6 +6309,7 @@
           <w:p>
             <w:pPr>
               <w:pStyle w:val="Normal"/>
+              <w:keepNext/>
               <w:spacing w:before="0" w:after="192"/>
               <w:rPr>
                 <w:rFonts w:ascii="GOST 2.304 type A" w:hAnsi="GOST 2.304 type A" w:cs="GOST 2.304 type A" w:eastAsia="GOST 2.304 type A"/>
@@ -6443,6 +6337,7 @@
           <w:p>
             <w:pPr>
               <w:pStyle w:val="Normal"/>
+              <w:keepNext/>
               <w:spacing w:before="0" w:after="192"/>
               <w:jc w:val="center"/>
               <w:rPr>
@@ -6460,6 +6355,7 @@
       </w:tr>
       <w:tr>
         <w:trPr>
+          <w:cantSplit/>
           <w:trHeight w:val="454" w:hRule="atLeast"/>
         </w:trPr>
         <w:tc>
@@ -6476,6 +6372,7 @@
           <w:p>
             <w:pPr>
               <w:pStyle w:val="Normal"/>
+              <w:keepNext/>
               <w:spacing w:before="0" w:after="192"/>
               <w:rPr>
                 <w:rFonts w:ascii="GOST 2.304 type A" w:hAnsi="GOST 2.304 type A" w:cs="GOST 2.304 type A" w:eastAsia="GOST 2.304 type A"/>
@@ -6503,6 +6400,7 @@
           <w:p>
             <w:pPr>
               <w:pStyle w:val="Normal"/>
+              <w:keepNext/>
               <w:spacing w:before="0" w:after="192"/>
               <w:jc w:val="center"/>
               <w:rPr/>
@@ -6519,6 +6417,7 @@
       </w:tr>
       <w:tr>
         <w:trPr>
+          <w:cantSplit/>
           <w:trHeight w:val="454" w:hRule="atLeast"/>
         </w:trPr>
         <w:tc>
@@ -6535,6 +6434,7 @@
           <w:p>
             <w:pPr>
               <w:pStyle w:val="Normal"/>
+              <w:keepNext/>
               <w:spacing w:before="0" w:after="192"/>
               <w:rPr>
                 <w:rFonts w:ascii="GOST 2.304 type A" w:hAnsi="GOST 2.304 type A" w:cs="GOST 2.304 type A" w:eastAsia="GOST 2.304 type A"/>
@@ -6562,6 +6462,7 @@
           <w:p>
             <w:pPr>
               <w:pStyle w:val="Normal"/>
+              <w:keepNext/>
               <w:spacing w:before="0" w:after="192"/>
               <w:jc w:val="center"/>
               <w:rPr>
@@ -6579,6 +6480,7 @@
       </w:tr>
       <w:tr>
         <w:trPr>
+          <w:cantSplit/>
           <w:trHeight w:val="454" w:hRule="atLeast"/>
         </w:trPr>
         <w:tc>
@@ -6595,6 +6497,7 @@
           <w:p>
             <w:pPr>
               <w:pStyle w:val="Normal"/>
+              <w:keepNext/>
               <w:spacing w:before="0" w:after="192"/>
               <w:rPr>
                 <w:rFonts w:ascii="GOST 2.304 type A" w:hAnsi="GOST 2.304 type A" w:cs="GOST 2.304 type A" w:eastAsia="GOST 2.304 type A"/>
@@ -6622,6 +6525,7 @@
           <w:p>
             <w:pPr>
               <w:pStyle w:val="Normal"/>
+              <w:keepNext/>
               <w:spacing w:before="0" w:after="192"/>
               <w:jc w:val="center"/>
               <w:rPr>
@@ -6639,6 +6543,7 @@
       </w:tr>
       <w:tr>
         <w:trPr>
+          <w:cantSplit/>
           <w:trHeight w:val="454" w:hRule="atLeast"/>
         </w:trPr>
         <w:tc>
@@ -6655,6 +6560,7 @@
           <w:p>
             <w:pPr>
               <w:pStyle w:val="Normal"/>
+              <w:keepNext/>
               <w:spacing w:before="0" w:after="192"/>
               <w:rPr>
                 <w:rFonts w:ascii="GOST 2.304 type A" w:hAnsi="GOST 2.304 type A" w:cs="GOST 2.304 type A" w:eastAsia="GOST 2.304 type A"/>
@@ -6682,6 +6588,7 @@
           <w:p>
             <w:pPr>
               <w:pStyle w:val="Normal"/>
+              <w:keepNext/>
               <w:spacing w:before="0" w:after="192"/>
               <w:jc w:val="center"/>
               <w:rPr>
@@ -6699,6 +6606,7 @@
       </w:tr>
       <w:tr>
         <w:trPr>
+          <w:cantSplit/>
           <w:trHeight w:val="454" w:hRule="atLeast"/>
         </w:trPr>
         <w:tc>
@@ -6715,6 +6623,7 @@
           <w:p>
             <w:pPr>
               <w:pStyle w:val="Normal"/>
+              <w:keepNext/>
               <w:spacing w:before="0" w:after="192"/>
               <w:rPr>
                 <w:rFonts w:ascii="GOST 2.304 type A" w:hAnsi="GOST 2.304 type A" w:cs="GOST 2.304 type A" w:eastAsia="GOST 2.304 type A"/>
@@ -6742,6 +6651,7 @@
           <w:p>
             <w:pPr>
               <w:pStyle w:val="Normal"/>
+              <w:keepNext/>
               <w:spacing w:before="0" w:after="192"/>
               <w:jc w:val="center"/>
               <w:rPr>
@@ -6759,6 +6669,7 @@
       </w:tr>
       <w:tr>
         <w:trPr>
+          <w:cantSplit/>
           <w:trHeight w:val="454" w:hRule="atLeast"/>
         </w:trPr>
         <w:tc>
@@ -6775,6 +6686,7 @@
           <w:p>
             <w:pPr>
               <w:pStyle w:val="Normal"/>
+              <w:keepNext/>
               <w:spacing w:before="0" w:after="192"/>
               <w:rPr>
                 <w:rFonts w:ascii="GOST 2.304 type A" w:hAnsi="GOST 2.304 type A" w:cs="GOST 2.304 type A" w:eastAsia="GOST 2.304 type A"/>
@@ -6802,6 +6714,7 @@
           <w:p>
             <w:pPr>
               <w:pStyle w:val="Normal"/>
+              <w:keepNext/>
               <w:spacing w:before="0" w:after="192"/>
               <w:jc w:val="center"/>
               <w:rPr>
@@ -6819,6 +6732,7 @@
       </w:tr>
       <w:tr>
         <w:trPr>
+          <w:cantSplit/>
           <w:trHeight w:val="454" w:hRule="atLeast"/>
         </w:trPr>
         <w:tc>
@@ -6835,6 +6749,7 @@
           <w:p>
             <w:pPr>
               <w:pStyle w:val="Normal"/>
+              <w:keepNext/>
               <w:spacing w:before="0" w:after="192"/>
               <w:rPr>
                 <w:rFonts w:ascii="GOST 2.304 type A" w:hAnsi="GOST 2.304 type A" w:cs="GOST 2.304 type A" w:eastAsia="GOST 2.304 type A"/>
@@ -6862,6 +6777,7 @@
           <w:p>
             <w:pPr>
               <w:pStyle w:val="Normal"/>
+              <w:keepNext/>
               <w:spacing w:before="0" w:after="192"/>
               <w:jc w:val="center"/>
               <w:rPr>
@@ -6879,6 +6795,7 @@
       </w:tr>
       <w:tr>
         <w:trPr>
+          <w:cantSplit/>
           <w:trHeight w:val="454" w:hRule="atLeast"/>
         </w:trPr>
         <w:tc>
@@ -6895,6 +6812,7 @@
           <w:p>
             <w:pPr>
               <w:pStyle w:val="Normal"/>
+              <w:keepNext/>
               <w:spacing w:before="0" w:after="192"/>
               <w:rPr>
                 <w:rFonts w:ascii="GOST 2.304 type A" w:hAnsi="GOST 2.304 type A" w:cs="GOST 2.304 type A" w:eastAsia="GOST 2.304 type A"/>
@@ -6922,6 +6840,7 @@
           <w:p>
             <w:pPr>
               <w:pStyle w:val="Normal"/>
+              <w:keepNext/>
               <w:spacing w:before="0" w:after="192"/>
               <w:jc w:val="center"/>
               <w:rPr>
@@ -6939,6 +6858,7 @@
       </w:tr>
       <w:tr>
         <w:trPr>
+          <w:cantSplit/>
           <w:trHeight w:val="454" w:hRule="atLeast"/>
         </w:trPr>
         <w:tc>
@@ -6955,6 +6875,7 @@
           <w:p>
             <w:pPr>
               <w:pStyle w:val="Normal"/>
+              <w:keepNext/>
               <w:spacing w:before="0" w:after="192"/>
               <w:rPr>
                 <w:rFonts w:ascii="GOST 2.304 type A" w:hAnsi="GOST 2.304 type A" w:cs="GOST 2.304 type A" w:eastAsia="GOST 2.304 type A"/>
@@ -6982,6 +6903,7 @@
           <w:p>
             <w:pPr>
               <w:pStyle w:val="Normal"/>
+              <w:keepNext/>
               <w:spacing w:before="0" w:after="192"/>
               <w:jc w:val="center"/>
               <w:rPr>
@@ -6999,6 +6921,7 @@
       </w:tr>
       <w:tr>
         <w:trPr>
+          <w:cantSplit/>
           <w:trHeight w:val="454" w:hRule="atLeast"/>
         </w:trPr>
         <w:tc>
@@ -7015,6 +6938,7 @@
           <w:p>
             <w:pPr>
               <w:pStyle w:val="Normal"/>
+              <w:keepNext/>
               <w:spacing w:before="0" w:after="192"/>
               <w:rPr>
                 <w:rFonts w:ascii="GOST 2.304 type A" w:hAnsi="GOST 2.304 type A" w:cs="GOST 2.304 type A" w:eastAsia="GOST 2.304 type A"/>
@@ -7042,6 +6966,7 @@
           <w:p>
             <w:pPr>
               <w:pStyle w:val="Normal"/>
+              <w:keepNext/>
               <w:spacing w:before="0" w:after="192"/>
               <w:jc w:val="center"/>
               <w:rPr>
@@ -7059,6 +6984,7 @@
       </w:tr>
       <w:tr>
         <w:trPr>
+          <w:cantSplit/>
           <w:trHeight w:val="454" w:hRule="atLeast"/>
         </w:trPr>
         <w:tc>
@@ -7075,6 +7001,7 @@
           <w:p>
             <w:pPr>
               <w:pStyle w:val="Normal"/>
+              <w:keepNext/>
               <w:spacing w:before="0" w:after="192"/>
               <w:rPr>
                 <w:rFonts w:ascii="GOST 2.304 type A" w:hAnsi="GOST 2.304 type A" w:cs="GOST 2.304 type A" w:eastAsia="GOST 2.304 type A"/>
@@ -7102,6 +7029,7 @@
           <w:p>
             <w:pPr>
               <w:pStyle w:val="Normal"/>
+              <w:keepNext/>
               <w:spacing w:before="0" w:after="192"/>
               <w:jc w:val="center"/>
               <w:rPr>
@@ -7119,6 +7047,7 @@
       </w:tr>
       <w:tr>
         <w:trPr>
+          <w:cantSplit/>
           <w:trHeight w:val="454" w:hRule="atLeast"/>
         </w:trPr>
         <w:tc>

--- a/passport/Шаблоны/Паспорт_Динамика_МЦД.docx
+++ b/passport/Шаблоны/Паспорт_Динамика_МЦД.docx
@@ -321,7 +321,7 @@
       <w:pPr>
         <w:pStyle w:val="R14"/>
         <w:spacing w:lineRule="auto" w:line="276"/>
-        <w:ind w:left="816" w:right="2216" w:firstLine="0"/>
+        <w:ind w:left="-403" w:right="3201" w:firstLine="0"/>
         <w:jc w:val="center"/>
         <w:rPr>
           <w:rFonts w:ascii="RussianRail G Pro" w:hAnsi="RussianRail G Pro" w:cs="RussianRail G Pro"/>
@@ -704,7 +704,7 @@
                 <w:lang w:val="en-US" w:eastAsia="en-US"/>
               </w:rPr>
               <w:tab/>
-              <w:t>3</w:t>
+              <w:t>2</w:t>
             </w:r>
           </w:hyperlink>
         </w:p>
@@ -749,7 +749,7 @@
                 <w:lang w:val="en-US" w:eastAsia="en-US"/>
               </w:rPr>
               <w:tab/>
-              <w:t>3</w:t>
+              <w:t>2</w:t>
             </w:r>
           </w:hyperlink>
         </w:p>
@@ -768,7 +768,7 @@
               </w:rPr>
               <w:t>2. Описание и работа</w:t>
               <w:tab/>
-              <w:t>4</w:t>
+              <w:t>3</w:t>
             </w:r>
           </w:hyperlink>
         </w:p>
@@ -813,7 +813,7 @@
                 <w:lang w:val="en-US" w:eastAsia="en-US"/>
               </w:rPr>
               <w:tab/>
-              <w:t>4</w:t>
+              <w:t>3</w:t>
             </w:r>
           </w:hyperlink>
         </w:p>
@@ -858,7 +858,7 @@
                 <w:lang w:val="en-US" w:eastAsia="en-US"/>
               </w:rPr>
               <w:tab/>
-              <w:t>4</w:t>
+              <w:t>3</w:t>
             </w:r>
           </w:hyperlink>
         </w:p>
@@ -903,7 +903,7 @@
                 <w:lang w:val="en-US" w:eastAsia="en-US"/>
               </w:rPr>
               <w:tab/>
-              <w:t>4</w:t>
+              <w:t>3</w:t>
             </w:r>
           </w:hyperlink>
         </w:p>
@@ -948,7 +948,7 @@
                 <w:lang w:val="en-US" w:eastAsia="en-US"/>
               </w:rPr>
               <w:tab/>
-              <w:t>5</w:t>
+              <w:t>4</w:t>
             </w:r>
           </w:hyperlink>
         </w:p>
@@ -993,7 +993,7 @@
                 <w:lang w:val="en-US" w:eastAsia="en-US"/>
               </w:rPr>
               <w:tab/>
-              <w:t>6</w:t>
+              <w:t>4</w:t>
             </w:r>
           </w:hyperlink>
         </w:p>
@@ -1038,7 +1038,7 @@
                 <w:lang w:val="en-US" w:eastAsia="en-US"/>
               </w:rPr>
               <w:tab/>
-              <w:t>6</w:t>
+              <w:t>5</w:t>
             </w:r>
           </w:hyperlink>
         </w:p>
@@ -1057,7 +1057,7 @@
               </w:rPr>
               <w:t>3. Использование по назначению</w:t>
               <w:tab/>
-              <w:t>7</w:t>
+              <w:t>5</w:t>
             </w:r>
           </w:hyperlink>
         </w:p>
@@ -1102,7 +1102,7 @@
                 <w:lang w:val="en-US" w:eastAsia="en-US"/>
               </w:rPr>
               <w:tab/>
-              <w:t>7</w:t>
+              <w:t>5</w:t>
             </w:r>
           </w:hyperlink>
         </w:p>
@@ -1147,7 +1147,7 @@
                 <w:lang w:val="en-US" w:eastAsia="en-US"/>
               </w:rPr>
               <w:tab/>
-              <w:t>7</w:t>
+              <w:t>5</w:t>
             </w:r>
           </w:hyperlink>
         </w:p>
@@ -1192,7 +1192,7 @@
                 <w:lang w:val="en-US" w:eastAsia="en-US"/>
               </w:rPr>
               <w:tab/>
-              <w:t>8</w:t>
+              <w:t>6</w:t>
             </w:r>
           </w:hyperlink>
         </w:p>
@@ -1211,7 +1211,7 @@
               </w:rPr>
               <w:t>4. Техническое обслуживание</w:t>
               <w:tab/>
-              <w:t>8</w:t>
+              <w:t>6</w:t>
             </w:r>
           </w:hyperlink>
         </w:p>
@@ -1230,7 +1230,7 @@
               </w:rPr>
               <w:t>5. Хранение</w:t>
               <w:tab/>
-              <w:t>9</w:t>
+              <w:t>7</w:t>
             </w:r>
           </w:hyperlink>
         </w:p>
@@ -1249,7 +1249,7 @@
               </w:rPr>
               <w:t>6. Транспортирование</w:t>
               <w:tab/>
-              <w:t>10</w:t>
+              <w:t>7</w:t>
             </w:r>
           </w:hyperlink>
         </w:p>
@@ -1268,7 +1268,7 @@
               </w:rPr>
               <w:t>7. Гарантии предприятия-изготовителя</w:t>
               <w:tab/>
-              <w:t>10</w:t>
+              <w:t>7</w:t>
             </w:r>
           </w:hyperlink>
         </w:p>
@@ -1287,7 +1287,7 @@
               </w:rPr>
               <w:t>Лист тестирования экрана</w:t>
               <w:tab/>
-              <w:t>12</w:t>
+              <w:t>9</w:t>
             </w:r>
           </w:hyperlink>
         </w:p>
@@ -1306,7 +1306,7 @@
               </w:rPr>
               <w:t>Лист выдачи изделия</w:t>
               <w:tab/>
-              <w:t>13</w:t>
+              <w:t>10</w:t>
             </w:r>
           </w:hyperlink>
         </w:p>
@@ -1332,7 +1332,7 @@
                 <w:rStyle w:val="IndexLink"/>
               </w:rPr>
               <w:tab/>
-              <w:t>14</w:t>
+              <w:t>11</w:t>
             </w:r>
           </w:hyperlink>
         </w:p>

--- a/passport/Шаблоны/Паспорт_Динамика_МЦД.docx
+++ b/passport/Шаблоны/Паспорт_Динамика_МЦД.docx
@@ -7558,6 +7558,49 @@
         </w:rPr>
       </w:pPr>
       <w:r>
+        <w:drawing>
+          <wp:anchor xmlns:a="http://schemas.openxmlformats.org/drawingml/2006/main" xmlns:pic="http://schemas.openxmlformats.org/drawingml/2006/picture" distT="0" distB="0" distL="0" distR="0" simplePos="0" relativeHeight="251660009" behindDoc="0" locked="0" layoutInCell="1" allowOverlap="1">
+            <wp:simplePos x="0" y="0"/>
+            <wp:positionH relativeFrom="page">
+              <wp:posOffset>4340170</wp:posOffset>
+            </wp:positionH>
+            <wp:positionV relativeFrom="paragraph">
+              <wp:posOffset>-180995</wp:posOffset>
+            </wp:positionV>
+            <wp:extent cx="1152000" cy="288000"/>
+            <wp:effectExtent l="0" t="0" r="0" b="0"/>
+            <wp:wrapNone/>
+            <wp:docPr id="9" name="Дата Дудин" descr="[[ДАТА_ДУДИН]]"/>
+            <wp:cNvGraphicFramePr/>
+            <a:graphic>
+              <a:graphicData uri="http://schemas.openxmlformats.org/drawingml/2006/picture">
+                <pic:pic>
+                  <pic:nvPicPr>
+                    <pic:cNvPr id="9" name="Дата Дудин"/>
+                    <pic:cNvPicPr/>
+                  </pic:nvPicPr>
+                  <pic:blipFill>
+                    <a:blip r:embed="rId17"/>
+                    <a:stretch>
+                      <a:fillRect/>
+                    </a:stretch>
+                  </pic:blipFill>
+                  <pic:spPr>
+                    <a:xfrm>
+                      <a:off x="0" y="0"/>
+                      <a:ext cx="1152000" cy="288000"/>
+                    </a:xfrm>
+                    <a:prstGeom prst="rect">
+                      <a:avLst/>
+                    </a:prstGeom>
+                  </pic:spPr>
+                </pic:pic>
+              </a:graphicData>
+            </a:graphic>
+          </wp:anchor>
+        </w:drawing>
+      </w:r>
+      <w:r>
         <w:rPr>
           <w:rFonts w:cs="GOST 2.304 type A" w:ascii="GOST 2.304 type A" w:hAnsi="GOST 2.304 type A" w:eastAsia="GOST 2.304 type A"/>
         </w:rPr>
@@ -8331,6 +8374,49 @@
           <w:color w:val="000000"/>
         </w:rPr>
       </w:pPr>
+      <w:r>
+        <w:drawing>
+          <wp:anchor xmlns:a="http://schemas.openxmlformats.org/drawingml/2006/main" xmlns:pic="http://schemas.openxmlformats.org/drawingml/2006/picture" distT="0" distB="0" distL="0" distR="0" simplePos="0" relativeHeight="251660010" behindDoc="0" locked="0" layoutInCell="1" allowOverlap="1">
+            <wp:simplePos x="0" y="0"/>
+            <wp:positionH relativeFrom="page">
+              <wp:posOffset>5958856</wp:posOffset>
+            </wp:positionH>
+            <wp:positionV relativeFrom="paragraph">
+              <wp:posOffset>-146690</wp:posOffset>
+            </wp:positionV>
+            <wp:extent cx="1152000" cy="288000"/>
+            <wp:effectExtent l="0" t="0" r="0" b="0"/>
+            <wp:wrapNone/>
+            <wp:docPr id="10" name="Дата Заливакин" descr="[[ДАТА_ЗАЛИВАКИН]]"/>
+            <wp:cNvGraphicFramePr/>
+            <a:graphic>
+              <a:graphicData uri="http://schemas.openxmlformats.org/drawingml/2006/picture">
+                <pic:pic>
+                  <pic:nvPicPr>
+                    <pic:cNvPr id="10" name="Дата Заливакин"/>
+                    <pic:cNvPicPr/>
+                  </pic:nvPicPr>
+                  <pic:blipFill>
+                    <a:blip r:embed="rId17"/>
+                    <a:stretch>
+                      <a:fillRect/>
+                    </a:stretch>
+                  </pic:blipFill>
+                  <pic:spPr>
+                    <a:xfrm>
+                      <a:off x="0" y="0"/>
+                      <a:ext cx="1152000" cy="288000"/>
+                    </a:xfrm>
+                    <a:prstGeom prst="rect">
+                      <a:avLst/>
+                    </a:prstGeom>
+                  </pic:spPr>
+                </pic:pic>
+              </a:graphicData>
+            </a:graphic>
+          </wp:anchor>
+        </w:drawing>
+      </w:r>
       <w:r>
         <w:rPr>
           <w:rFonts w:eastAsia="GOST 2.304 type A" w:cs="GOST 2.304 type A" w:ascii="GOST 2.304 type A" w:hAnsi="GOST 2.304 type A"/>

--- a/passport/Шаблоны/Паспорт_Динамика_МЦД.docx
+++ b/passport/Шаблоны/Паспорт_Динамика_МЦД.docx
@@ -157,6 +157,87 @@
         <w:jc w:val="center"/>
         <w:rPr>
           <w:rFonts w:ascii="Akrobat Bold" w:hAnsi="Akrobat Bold" w:cs="Akrobat Bold"/>
+          <w:i/>
+          <w:i/>
+          <w:caps/>
+          <w:sz w:val="56"/>
+          <w:szCs w:val="56"/>
+          <w:lang w:val="ru-RU"/>
+        </w:rPr>
+      </w:pPr>
+      <w:r>
+        <w:rPr>
+          <w:rFonts w:cs="Akrobat Bold" w:ascii="Akrobat Bold" w:hAnsi="Akrobat Bold"/>
+          <w:i/>
+          <w:caps/>
+          <w:sz w:val="56"/>
+          <w:szCs w:val="56"/>
+          <w:lang w:val="ru-RU"/>
+        </w:rPr>
+      </w:r>
+    </w:p>
+    <w:p>
+      <w:pPr>
+        <w:pStyle w:val="R14"/>
+        <w:spacing w:lineRule="auto" w:line="240"/>
+        <w:ind w:left="0" w:right="0"/>
+        <w:jc w:val="center"/>
+        <w:rPr>
+          <w:rFonts w:ascii="Akrobat Bold" w:hAnsi="Akrobat Bold" w:cs="Akrobat Bold"/>
+          <w:i/>
+          <w:i/>
+          <w:caps/>
+          <w:sz w:val="56"/>
+          <w:szCs w:val="56"/>
+          <w:lang w:val="ru-RU"/>
+        </w:rPr>
+      </w:pPr>
+      <w:r>
+        <w:rPr>
+          <w:rFonts w:cs="Akrobat Bold" w:ascii="Akrobat Bold" w:hAnsi="Akrobat Bold"/>
+          <w:i/>
+          <w:caps/>
+          <w:sz w:val="56"/>
+          <w:szCs w:val="56"/>
+          <w:lang w:val="ru-RU"/>
+        </w:rPr>
+      </w:r>
+    </w:p>
+    <w:p>
+      <w:pPr>
+        <w:pStyle w:val="R14"/>
+        <w:spacing w:lineRule="auto" w:line="240"/>
+        <w:ind w:left="0" w:right="0"/>
+        <w:jc w:val="center"/>
+        <w:rPr>
+          <w:rFonts w:ascii="Akrobat Bold" w:hAnsi="Akrobat Bold" w:cs="Akrobat Bold"/>
+          <w:i/>
+          <w:i/>
+          <w:caps/>
+          <w:sz w:val="56"/>
+          <w:szCs w:val="56"/>
+          <w:lang w:val="ru-RU"/>
+        </w:rPr>
+      </w:pPr>
+      <w:r>
+        <w:rPr>
+          <w:rFonts w:cs="Akrobat Bold" w:ascii="Akrobat Bold" w:hAnsi="Akrobat Bold"/>
+          <w:i/>
+          <w:caps/>
+          <w:sz w:val="56"/>
+          <w:szCs w:val="56"/>
+          <w:lang w:val="ru-RU"/>
+        </w:rPr>
+      </w:r>
+    </w:p>
+    <w:p>
+      <w:pPr>
+        <w:pStyle w:val="R14"/>
+        <w:spacing w:lineRule="auto" w:line="240"/>
+        <w:ind w:left="0" w:right="0"/>
+        <w:jc w:val="center"/>
+        <w:rPr>
+          <w:rFonts w:ascii="Akrobat Bold" w:hAnsi="Akrobat Bold" w:cs="Akrobat Bold"/>
           <w:sz w:val="56"/>
           <w:szCs w:val="56"/>
           <w:lang w:val="ru-RU"/>
@@ -231,90 +312,21 @@
       <w:r>
         <w:rPr>
           <w:rFonts w:eastAsia="Akrobat Bold" w:cs="Akrobat Bold" w:ascii="Akrobat Bold" w:hAnsi="Akrobat Bold"/>
-          <w:sz w:val="56"/>
-          <w:szCs w:val="56"/>
+          <w:sz w:val="60"/>
+          <w:szCs w:val="60"/>
           <w:lang w:val="ru-RU"/>
         </w:rPr>
-        <w:t xml:space="preserve">   </w:t>
+        <w:t xml:space="preserve"/>
       </w:r>
       <w:r>
         <w:rPr>
           <w:rFonts w:cs="RussianRail G Pro" w:ascii="RussianRail G Pro" w:hAnsi="RussianRail G Pro"/>
           <w:color w:val="FFFFFF"/>
-          <w:sz w:val="44"/>
-          <w:szCs w:val="44"/>
+          <w:sz w:val="60"/>
+          <w:szCs w:val="60"/>
           <w:lang w:val="ru-RU"/>
         </w:rPr>
-        <w:t>Технический паспорт</w:t>
-      </w:r>
-    </w:p>
-    <w:p>
-      <w:pPr>
-        <w:pStyle w:val="R14"/>
-        <w:spacing w:lineRule="auto" w:line="360"/>
-        <w:ind w:left="0" w:right="0"/>
-        <w:rPr>
-          <w:rFonts w:ascii="RussianRail G Pro" w:hAnsi="RussianRail G Pro" w:cs="RussianRail G Pro"/>
-          <w:color w:val="FFFFFF"/>
-          <w:sz w:val="44"/>
-          <w:szCs w:val="44"/>
-          <w:lang w:val="ru-RU"/>
-        </w:rPr>
-      </w:pPr>
-      <w:r>
-        <w:rPr>
-          <w:rFonts w:cs="RussianRail G Pro" w:ascii="RussianRail G Pro" w:hAnsi="RussianRail G Pro"/>
-          <w:color w:val="FFFFFF"/>
-          <w:sz w:val="44"/>
-          <w:szCs w:val="44"/>
-          <w:lang w:val="ru-RU"/>
-        </w:rPr>
-      </w:r>
-    </w:p>
-    <w:p>
-      <w:pPr>
-        <w:pStyle w:val="R14"/>
-        <w:spacing w:lineRule="auto" w:line="360"/>
-        <w:ind w:left="0" w:right="0"/>
-        <w:rPr>
-          <w:rFonts w:ascii="RussianRail G Pro" w:hAnsi="RussianRail G Pro" w:cs="RussianRail G Pro"/>
-          <w:color w:val="FFFFFF"/>
-          <w:sz w:val="44"/>
-          <w:szCs w:val="44"/>
-          <w:lang w:val="ru-RU"/>
-        </w:rPr>
-      </w:pPr>
-      <w:r>
-        <w:rPr>
-          <w:rFonts w:cs="RussianRail G Pro" w:ascii="RussianRail G Pro" w:hAnsi="RussianRail G Pro"/>
-          <w:color w:val="FFFFFF"/>
-          <w:sz w:val="44"/>
-          <w:szCs w:val="44"/>
-          <w:lang w:val="ru-RU"/>
-        </w:rPr>
-      </w:r>
-    </w:p>
-    <w:p>
-      <w:pPr>
-        <w:pStyle w:val="R14"/>
-        <w:spacing w:lineRule="auto" w:line="360"/>
-        <w:ind w:left="0" w:right="0"/>
-        <w:rPr>
-          <w:rFonts w:ascii="RussianRail G Pro" w:hAnsi="RussianRail G Pro" w:cs="RussianRail G Pro"/>
-          <w:color w:val="FFFFFF"/>
-          <w:sz w:val="44"/>
-          <w:szCs w:val="44"/>
-          <w:lang w:val="ru-RU"/>
-        </w:rPr>
-      </w:pPr>
-      <w:r>
-        <w:rPr>
-          <w:rFonts w:cs="RussianRail G Pro" w:ascii="RussianRail G Pro" w:hAnsi="RussianRail G Pro"/>
-          <w:color w:val="FFFFFF"/>
-          <w:sz w:val="44"/>
-          <w:szCs w:val="44"/>
-          <w:lang w:val="ru-RU"/>
-        </w:rPr>
+        <w:t>  Технический паспорт</w:t>
       </w:r>
     </w:p>
     <w:p>
@@ -335,123 +347,11 @@
         <w:rPr>
           <w:rFonts w:cs="RussianRail G Pro" w:ascii="RussianRail G Pro" w:hAnsi="RussianRail G Pro"/>
           <w:color w:val="FFFFFF"/>
-          <w:sz w:val="36"/>
-          <w:szCs w:val="36"/>
+          <w:sz w:val="48"/>
+          <w:szCs w:val="48"/>
           <w:lang w:val="ru-RU"/>
         </w:rPr>
         <w:t>{{НАИМЕНОВАНИЕ_ТИТУЛ}}</w:t>
-      </w:r>
-    </w:p>
-    <w:p>
-      <w:pPr>
-        <w:pStyle w:val="R14"/>
-        <w:spacing w:lineRule="auto" w:line="240"/>
-        <w:ind w:left="0" w:right="0"/>
-        <w:jc w:val="center"/>
-        <w:rPr>
-          <w:rFonts w:ascii="Akrobat Bold" w:hAnsi="Akrobat Bold" w:cs="Akrobat Bold"/>
-          <w:color w:val="FFFFFF"/>
-          <w:sz w:val="56"/>
-          <w:szCs w:val="56"/>
-          <w:lang w:val="en-US"/>
-        </w:rPr>
-      </w:pPr>
-      <w:r>
-        <w:rPr>
-          <w:rFonts w:cs="Akrobat Bold" w:ascii="Akrobat Bold" w:hAnsi="Akrobat Bold"/>
-          <w:color w:val="FFFFFF"/>
-          <w:sz w:val="56"/>
-          <w:szCs w:val="56"/>
-          <w:lang w:val="en-US"/>
-        </w:rPr>
-      </w:r>
-    </w:p>
-    <w:p>
-      <w:pPr>
-        <w:pStyle w:val="R14"/>
-        <w:spacing w:lineRule="auto" w:line="240"/>
-        <w:ind w:left="0" w:right="0"/>
-        <w:rPr>
-          <w:rFonts w:ascii="Akrobat Bold" w:hAnsi="Akrobat Bold" w:cs="Akrobat Bold"/>
-          <w:sz w:val="56"/>
-          <w:szCs w:val="56"/>
-          <w:lang w:val="en-US"/>
-        </w:rPr>
-      </w:pPr>
-      <w:r>
-        <w:rPr>
-          <w:rFonts w:cs="Akrobat Bold" w:ascii="Akrobat Bold" w:hAnsi="Akrobat Bold"/>
-          <w:sz w:val="56"/>
-          <w:szCs w:val="56"/>
-          <w:lang w:val="en-US"/>
-        </w:rPr>
-      </w:r>
-    </w:p>
-    <w:p>
-      <w:pPr>
-        <w:pStyle w:val="R14"/>
-        <w:spacing w:lineRule="auto" w:line="240"/>
-        <w:ind w:left="0" w:right="0"/>
-        <w:jc w:val="center"/>
-        <w:rPr>
-          <w:rFonts w:ascii="Akrobat Bold" w:hAnsi="Akrobat Bold" w:cs="Akrobat Bold"/>
-          <w:sz w:val="56"/>
-          <w:szCs w:val="56"/>
-          <w:lang w:val="en-US"/>
-        </w:rPr>
-      </w:pPr>
-      <w:r>
-        <w:rPr>
-          <w:rFonts w:cs="Akrobat Bold" w:ascii="Akrobat Bold" w:hAnsi="Akrobat Bold"/>
-          <w:sz w:val="56"/>
-          <w:szCs w:val="56"/>
-          <w:lang w:val="en-US"/>
-        </w:rPr>
-      </w:r>
-    </w:p>
-    <w:p>
-      <w:pPr>
-        <w:pStyle w:val="R14"/>
-        <w:spacing w:lineRule="auto" w:line="240"/>
-        <w:ind w:left="0" w:right="0"/>
-        <w:rPr>
-          <w:rFonts w:ascii="Akrobat Bold" w:hAnsi="Akrobat Bold" w:cs="Akrobat Bold"/>
-          <w:sz w:val="56"/>
-          <w:szCs w:val="56"/>
-          <w:lang w:val="en-US"/>
-        </w:rPr>
-      </w:pPr>
-      <w:r>
-        <w:rPr>
-          <w:rFonts w:cs="Akrobat Bold" w:ascii="Akrobat Bold" w:hAnsi="Akrobat Bold"/>
-          <w:sz w:val="56"/>
-          <w:szCs w:val="56"/>
-          <w:lang w:val="en-US"/>
-        </w:rPr>
-      </w:r>
-    </w:p>
-    <w:p>
-      <w:pPr>
-        <w:pStyle w:val="R14"/>
-        <w:spacing w:lineRule="auto" w:line="240"/>
-        <w:ind w:left="0" w:right="0"/>
-        <w:jc w:val="center"/>
-        <w:rPr>
-          <w:rFonts w:ascii="Akrobat Bold" w:hAnsi="Akrobat Bold" w:cs="Akrobat Bold"/>
-          <w:color w:val="FFFFFF"/>
-          <w:sz w:val="32"/>
-          <w:szCs w:val="32"/>
-          <w:lang w:val="en-US"/>
-        </w:rPr>
-      </w:pPr>
-      <w:r>
-        <w:rPr>
-          <w:rFonts w:cs="Akrobat Bold" w:ascii="Akrobat Bold" w:hAnsi="Akrobat Bold"/>
-          <w:color w:val="FFFFFF"/>
-          <w:sz w:val="32"/>
-          <w:szCs w:val="32"/>
-          <w:lang w:val="en-US"/>
-        </w:rPr>
       </w:r>
     </w:p>
     <w:p>
@@ -4168,6 +4068,7 @@
         <w:ind w:firstLine="567" w:right="0"/>
         <w:jc w:val="both"/>
         <w:rPr/>
+        <w:keepNext/>
       </w:pPr>
       <w:r>
         <w:rPr>
@@ -4183,6 +4084,7 @@
         <w:spacing w:before="0" w:after="192"/>
         <w:jc w:val="both"/>
         <w:rPr/>
+        <w:keepNext/>
       </w:pPr>
       <w:r>
         <w:rPr>
@@ -4199,6 +4101,7 @@
         <w:rPr>
           <w:rFonts w:ascii="GOST 2.304 type A" w:hAnsi="GOST 2.304 type A" w:cs="GOST 2.304 type A" w:eastAsia="GOST 2.304 type A"/>
         </w:rPr>
+        <w:keepNext/>
       </w:pPr>
       <w:r>
         <w:rPr>
@@ -4215,6 +4118,7 @@
         <w:rPr>
           <w:rFonts w:ascii="GOST 2.304 type A" w:hAnsi="GOST 2.304 type A" w:cs="GOST 2.304 type A" w:eastAsia="GOST 2.304 type A"/>
         </w:rPr>
+        <w:keepNext/>
       </w:pPr>
       <w:r>
         <w:rPr>
@@ -4306,7 +4210,7 @@
       </w:pPr>
       <w:r>
         <w:drawing>
-          <wp:anchor behindDoc="1" distT="0" distB="0" distL="114935" distR="114935" simplePos="0" locked="0" layoutInCell="1" allowOverlap="1" relativeHeight="33">
+          <wp:anchor behindDoc="0" distT="0" distB="0" distL="114300" distR="114300" simplePos="0" locked="0" layoutInCell="1" allowOverlap="1" relativeHeight="33">
             <wp:simplePos x="0" y="0"/>
             <wp:positionH relativeFrom="column">
               <wp:posOffset>3789045</wp:posOffset>
@@ -4316,7 +4220,6 @@
             </wp:positionV>
             <wp:extent cx="1080770" cy="2218690"/>
             <wp:effectExtent l="0" t="0" r="0" b="0"/>
-            <wp:wrapNone/>
             <wp:docPr id="3" name="Image3" descr="" title=""/>
             <wp:cNvGraphicFramePr>
               <a:graphicFrameLocks xmlns:a="http://schemas.openxmlformats.org/drawingml/2006/main" noChangeAspect="1"/>
@@ -4349,6 +4252,7 @@
                 </pic:pic>
               </a:graphicData>
             </a:graphic>
+            <wp:wrapSquare wrapText="left"/>
           </wp:anchor>
         </w:drawing>
       </w:r>
@@ -7150,7 +7054,7 @@
           <w:sz w:val="26"/>
           <w:szCs w:val="28"/>
         </w:rPr>
-        <w:t>Спецификация экрана: {{НАИМЕНОВАНИЕ}}</w:t>
+        <w:t>Спецификация изделия: {{НАИМЕНОВАНИЕ}}</w:t>
         <w:br/>
         <w:t xml:space="preserve">Артикул: </w:t>
       </w:r>

--- a/passport/Шаблоны/Паспорт_Динамика_МЦД.docx
+++ b/passport/Шаблоны/Паспорт_Динамика_МЦД.docx
@@ -405,17 +405,17 @@
           </w:r>
           <w:r>
             <w:rPr>
+              <w:rFonts w:cs="GOST 2.304 type A" w:ascii="GOST 2.304 type A" w:hAnsi="GOST 2.304 type A" w:eastAsia="GOST 2.304 type A"/>
+              <w:bCs w:val="false"/>
               <w:i/>
-              <w:bCs w:val="false"/>
-              <w:rFonts w:cs="GOST 2.304 type A" w:ascii="GOST 2.304 type A" w:hAnsi="GOST 2.304 type A" w:eastAsia="GOST 2.304 type A"/>
             </w:rPr>
             <w:instrText xml:space="preserve"> TOC \o "1-3" \h \z \u </w:instrText>
           </w:r>
           <w:r>
             <w:rPr>
+              <w:rFonts w:cs="GOST 2.304 type A" w:ascii="GOST 2.304 type A" w:hAnsi="GOST 2.304 type A" w:eastAsia="GOST 2.304 type A"/>
+              <w:bCs w:val="false"/>
               <w:i/>
-              <w:bCs w:val="false"/>
-              <w:rFonts w:cs="GOST 2.304 type A" w:ascii="GOST 2.304 type A" w:hAnsi="GOST 2.304 type A" w:eastAsia="GOST 2.304 type A"/>
             </w:rPr>
             <w:fldChar w:fldCharType="separate"/>
           </w:r>
@@ -663,8 +663,8 @@
           <w:hyperlink w:anchor="__RefHeading___Toc512466556">
             <w:r>
               <w:rPr>
+                <w:rStyle w:val="IndexLink"/>
                 <w:rFonts w:ascii="GOST 2.304 type A" w:hAnsi="GOST 2.304 type A" w:cs="GOST 2.304 type A" w:eastAsia="GOST 2.304 type A"/>
-                <w:rStyle w:val="IndexLink"/>
               </w:rPr>
               <w:t>2. Описание и работа</w:t>
               <w:tab/>
@@ -952,8 +952,8 @@
           <w:hyperlink w:anchor="__RefHeading___Toc512466563">
             <w:r>
               <w:rPr>
+                <w:rStyle w:val="IndexLink"/>
                 <w:rFonts w:ascii="GOST 2.304 type A" w:hAnsi="GOST 2.304 type A" w:cs="GOST 2.304 type A" w:eastAsia="GOST 2.304 type A"/>
-                <w:rStyle w:val="IndexLink"/>
               </w:rPr>
               <w:t>3. Использование по назначению</w:t>
               <w:tab/>
@@ -1106,8 +1106,8 @@
           <w:hyperlink w:anchor="__RefHeading___Toc512466567">
             <w:r>
               <w:rPr>
+                <w:rStyle w:val="IndexLink"/>
                 <w:rFonts w:ascii="GOST 2.304 type A" w:hAnsi="GOST 2.304 type A" w:cs="GOST 2.304 type A" w:eastAsia="GOST 2.304 type A"/>
-                <w:rStyle w:val="IndexLink"/>
               </w:rPr>
               <w:t>4. Техническое обслуживание</w:t>
               <w:tab/>
@@ -1125,8 +1125,8 @@
           <w:hyperlink w:anchor="__RefHeading___Toc512466568">
             <w:r>
               <w:rPr>
+                <w:rStyle w:val="IndexLink"/>
                 <w:rFonts w:ascii="GOST 2.304 type A" w:hAnsi="GOST 2.304 type A" w:cs="GOST 2.304 type A" w:eastAsia="GOST 2.304 type A"/>
-                <w:rStyle w:val="IndexLink"/>
               </w:rPr>
               <w:t>5. Хранение</w:t>
               <w:tab/>
@@ -1144,8 +1144,8 @@
           <w:hyperlink w:anchor="__RefHeading___Toc512466569">
             <w:r>
               <w:rPr>
+                <w:rStyle w:val="IndexLink"/>
                 <w:rFonts w:ascii="GOST 2.304 type A" w:hAnsi="GOST 2.304 type A" w:cs="GOST 2.304 type A" w:eastAsia="GOST 2.304 type A"/>
-                <w:rStyle w:val="IndexLink"/>
               </w:rPr>
               <w:t>6. Транспортирование</w:t>
               <w:tab/>
@@ -1163,8 +1163,8 @@
           <w:hyperlink w:anchor="__RefHeading___Toc512466570">
             <w:r>
               <w:rPr>
+                <w:rStyle w:val="IndexLink"/>
                 <w:rFonts w:ascii="GOST 2.304 type A" w:hAnsi="GOST 2.304 type A" w:cs="GOST 2.304 type A" w:eastAsia="GOST 2.304 type A"/>
-                <w:rStyle w:val="IndexLink"/>
               </w:rPr>
               <w:t>7. Гарантии предприятия-изготовителя</w:t>
               <w:tab/>
@@ -1182,8 +1182,8 @@
           <w:hyperlink w:anchor="__RefHeading___Toc512466571">
             <w:r>
               <w:rPr>
+                <w:rStyle w:val="IndexLink"/>
                 <w:rFonts w:ascii="GOST 2.304 type A" w:hAnsi="GOST 2.304 type A" w:cs="GOST 2.304 type A" w:eastAsia="GOST 2.304 type A"/>
-                <w:rStyle w:val="IndexLink"/>
               </w:rPr>
               <w:t>Лист тестирования экрана</w:t>
               <w:tab/>
@@ -1201,8 +1201,8 @@
           <w:hyperlink w:anchor="__RefHeading___Toc512466572">
             <w:r>
               <w:rPr>
+                <w:rStyle w:val="IndexLink"/>
                 <w:rFonts w:ascii="GOST 2.304 type A" w:hAnsi="GOST 2.304 type A" w:cs="GOST 2.304 type A" w:eastAsia="GOST 2.304 type A"/>
-                <w:rStyle w:val="IndexLink"/>
               </w:rPr>
               <w:t>Лист выдачи изделия</w:t>
               <w:tab/>
@@ -1220,16 +1220,16 @@
           <w:hyperlink w:anchor="__RefHeading___Toc512466573">
             <w:r>
               <w:rPr>
+                <w:rStyle w:val="IndexLink"/>
                 <w:rFonts w:ascii="GOST 2.304 type A" w:hAnsi="GOST 2.304 type A" w:cs="GOST 2.304 type A" w:eastAsia="GOST 2.304 type A"/>
+                <w:color w:val="000000"/>
+              </w:rPr>
+              <w:t xml:space="preserve">Гарантийный талон №     </w:t>
+            </w:r>
+            <w:r>
+              <w:rPr>
                 <w:rStyle w:val="IndexLink"/>
-                <w:color w:val="000000"/>
-              </w:rPr>
-              <w:t xml:space="preserve">Гарантийный талон №     </w:t>
-            </w:r>
-            <w:r>
-              <w:rPr>
                 <w:rFonts w:ascii="GOST 2.304 type A" w:hAnsi="GOST 2.304 type A" w:cs="GOST 2.304 type A" w:eastAsia="GOST 2.304 type A"/>
-                <w:rStyle w:val="IndexLink"/>
               </w:rPr>
               <w:tab/>
               <w:t>11</w:t>
@@ -4064,61 +4064,61 @@
     <w:p>
       <w:pPr>
         <w:pStyle w:val="Normal"/>
+        <w:keepNext/>
         <w:spacing w:before="0" w:after="192"/>
         <w:ind w:firstLine="567" w:right="0"/>
         <w:jc w:val="both"/>
         <w:rPr/>
+      </w:pPr>
+      <w:r>
+        <w:rPr>
+          <w:rFonts w:ascii="GOST 2.304 type A" w:hAnsi="GOST 2.304 type A" w:cs="GOST 2.304 type A" w:eastAsia="GOST 2.304 type A"/>
+        </w:rPr>
+        <w:t>2.5. Комплектность</w:t>
+      </w:r>
+      <w:bookmarkEnd w:id="14"/>
+    </w:p>
+    <w:p>
+      <w:pPr>
+        <w:pStyle w:val="Normal"/>
         <w:keepNext/>
-      </w:pPr>
-      <w:r>
-        <w:rPr>
-          <w:rFonts w:ascii="GOST 2.304 type A" w:hAnsi="GOST 2.304 type A" w:cs="GOST 2.304 type A" w:eastAsia="GOST 2.304 type A"/>
-        </w:rPr>
-        <w:t>2.5. Комплектность</w:t>
-      </w:r>
-      <w:bookmarkEnd w:id="14"/>
-    </w:p>
-    <w:p>
-      <w:pPr>
-        <w:pStyle w:val="Normal"/>
         <w:spacing w:before="0" w:after="192"/>
         <w:jc w:val="both"/>
         <w:rPr/>
+      </w:pPr>
+      <w:r>
+        <w:rPr>
+          <w:rFonts w:cs="GOST 2.304 type A" w:ascii="GOST 2.304 type A" w:hAnsi="GOST 2.304 type A" w:eastAsia="GOST 2.304 type A"/>
+        </w:rPr>
+        <w:t>1) Полноцветный светодиодный экран.</w:t>
+      </w:r>
+    </w:p>
+    <w:p>
+      <w:pPr>
+        <w:pStyle w:val="Normal"/>
         <w:keepNext/>
-      </w:pPr>
-      <w:r>
-        <w:rPr>
-          <w:rFonts w:cs="GOST 2.304 type A" w:ascii="GOST 2.304 type A" w:hAnsi="GOST 2.304 type A" w:eastAsia="GOST 2.304 type A"/>
-        </w:rPr>
-        <w:t>1) Полноцветный светодиодный экран.</w:t>
-      </w:r>
-    </w:p>
-    <w:p>
-      <w:pPr>
-        <w:pStyle w:val="Normal"/>
         <w:spacing w:before="0" w:after="192"/>
         <w:jc w:val="both"/>
         <w:rPr>
           <w:rFonts w:ascii="GOST 2.304 type A" w:hAnsi="GOST 2.304 type A" w:cs="GOST 2.304 type A" w:eastAsia="GOST 2.304 type A"/>
         </w:rPr>
+      </w:pPr>
+      <w:r>
+        <w:rPr>
+          <w:rFonts w:cs="GOST 2.304 type A" w:ascii="GOST 2.304 type A" w:hAnsi="GOST 2.304 type A" w:eastAsia="GOST 2.304 type A"/>
+        </w:rPr>
+        <w:t>2) Комплект программного обеспечения.</w:t>
+      </w:r>
+    </w:p>
+    <w:p>
+      <w:pPr>
+        <w:pStyle w:val="Normal"/>
         <w:keepNext/>
-      </w:pPr>
-      <w:r>
-        <w:rPr>
-          <w:rFonts w:cs="GOST 2.304 type A" w:ascii="GOST 2.304 type A" w:hAnsi="GOST 2.304 type A" w:eastAsia="GOST 2.304 type A"/>
-        </w:rPr>
-        <w:t>2) Комплект программного обеспечения.</w:t>
-      </w:r>
-    </w:p>
-    <w:p>
-      <w:pPr>
-        <w:pStyle w:val="Normal"/>
         <w:spacing w:before="0" w:after="192"/>
         <w:jc w:val="both"/>
         <w:rPr>
           <w:rFonts w:ascii="GOST 2.304 type A" w:hAnsi="GOST 2.304 type A" w:cs="GOST 2.304 type A" w:eastAsia="GOST 2.304 type A"/>
         </w:rPr>
-        <w:keepNext/>
       </w:pPr>
       <w:r>
         <w:rPr>
@@ -4220,6 +4220,7 @@
             </wp:positionV>
             <wp:extent cx="1080770" cy="2218690"/>
             <wp:effectExtent l="0" t="0" r="0" b="0"/>
+            <wp:wrapSquare wrapText="left"/>
             <wp:docPr id="3" name="Image3" descr="" title=""/>
             <wp:cNvGraphicFramePr>
               <a:graphicFrameLocks xmlns:a="http://schemas.openxmlformats.org/drawingml/2006/main" noChangeAspect="1"/>
@@ -4252,7 +4253,6 @@
                 </pic:pic>
               </a:graphicData>
             </a:graphic>
-            <wp:wrapSquare wrapText="left"/>
           </wp:anchor>
         </w:drawing>
       </w:r>

--- a/passport/Шаблоны/Паспорт_Динамика_МЦД.docx
+++ b/passport/Шаблоны/Паспорт_Динамика_МЦД.docx
@@ -157,6 +157,87 @@
         <w:jc w:val="center"/>
         <w:rPr>
           <w:rFonts w:ascii="Akrobat Bold" w:hAnsi="Akrobat Bold" w:cs="Akrobat Bold"/>
+          <w:i/>
+          <w:i/>
+          <w:caps/>
+          <w:sz w:val="56"/>
+          <w:szCs w:val="56"/>
+          <w:lang w:val="ru-RU"/>
+        </w:rPr>
+      </w:pPr>
+      <w:r>
+        <w:rPr>
+          <w:rFonts w:cs="Akrobat Bold" w:ascii="Akrobat Bold" w:hAnsi="Akrobat Bold"/>
+          <w:i/>
+          <w:caps/>
+          <w:sz w:val="56"/>
+          <w:szCs w:val="56"/>
+          <w:lang w:val="ru-RU"/>
+        </w:rPr>
+      </w:r>
+    </w:p>
+    <w:p>
+      <w:pPr>
+        <w:pStyle w:val="R14"/>
+        <w:spacing w:lineRule="auto" w:line="240"/>
+        <w:ind w:left="0" w:right="0"/>
+        <w:jc w:val="center"/>
+        <w:rPr>
+          <w:rFonts w:ascii="Akrobat Bold" w:hAnsi="Akrobat Bold" w:cs="Akrobat Bold"/>
+          <w:i/>
+          <w:i/>
+          <w:caps/>
+          <w:sz w:val="56"/>
+          <w:szCs w:val="56"/>
+          <w:lang w:val="ru-RU"/>
+        </w:rPr>
+      </w:pPr>
+      <w:r>
+        <w:rPr>
+          <w:rFonts w:cs="Akrobat Bold" w:ascii="Akrobat Bold" w:hAnsi="Akrobat Bold"/>
+          <w:i/>
+          <w:caps/>
+          <w:sz w:val="56"/>
+          <w:szCs w:val="56"/>
+          <w:lang w:val="ru-RU"/>
+        </w:rPr>
+      </w:r>
+    </w:p>
+    <w:p>
+      <w:pPr>
+        <w:pStyle w:val="R14"/>
+        <w:spacing w:lineRule="auto" w:line="240"/>
+        <w:ind w:left="0" w:right="0"/>
+        <w:jc w:val="center"/>
+        <w:rPr>
+          <w:rFonts w:ascii="Akrobat Bold" w:hAnsi="Akrobat Bold" w:cs="Akrobat Bold"/>
+          <w:i/>
+          <w:i/>
+          <w:caps/>
+          <w:sz w:val="56"/>
+          <w:szCs w:val="56"/>
+          <w:lang w:val="ru-RU"/>
+        </w:rPr>
+      </w:pPr>
+      <w:r>
+        <w:rPr>
+          <w:rFonts w:cs="Akrobat Bold" w:ascii="Akrobat Bold" w:hAnsi="Akrobat Bold"/>
+          <w:i/>
+          <w:caps/>
+          <w:sz w:val="56"/>
+          <w:szCs w:val="56"/>
+          <w:lang w:val="ru-RU"/>
+        </w:rPr>
+      </w:r>
+    </w:p>
+    <w:p>
+      <w:pPr>
+        <w:pStyle w:val="R14"/>
+        <w:spacing w:lineRule="auto" w:line="240"/>
+        <w:ind w:left="0" w:right="0"/>
+        <w:jc w:val="center"/>
+        <w:rPr>
+          <w:rFonts w:ascii="Akrobat Bold" w:hAnsi="Akrobat Bold" w:cs="Akrobat Bold"/>
           <w:sz w:val="56"/>
           <w:szCs w:val="56"/>
           <w:lang w:val="ru-RU"/>
@@ -231,97 +312,28 @@
       <w:r>
         <w:rPr>
           <w:rFonts w:eastAsia="Akrobat Bold" w:cs="Akrobat Bold" w:ascii="Akrobat Bold" w:hAnsi="Akrobat Bold"/>
-          <w:sz w:val="56"/>
-          <w:szCs w:val="56"/>
+          <w:sz w:val="60"/>
+          <w:szCs w:val="60"/>
           <w:lang w:val="ru-RU"/>
         </w:rPr>
-        <w:t xml:space="preserve">   </w:t>
+        <w:t xml:space="preserve"/>
       </w:r>
       <w:r>
         <w:rPr>
           <w:rFonts w:cs="RussianRail G Pro" w:ascii="RussianRail G Pro" w:hAnsi="RussianRail G Pro"/>
           <w:color w:val="FFFFFF"/>
-          <w:sz w:val="44"/>
-          <w:szCs w:val="44"/>
+          <w:sz w:val="60"/>
+          <w:szCs w:val="60"/>
           <w:lang w:val="ru-RU"/>
         </w:rPr>
-        <w:t>Технический паспорт</w:t>
-      </w:r>
-    </w:p>
-    <w:p>
-      <w:pPr>
-        <w:pStyle w:val="R14"/>
-        <w:spacing w:lineRule="auto" w:line="360"/>
-        <w:ind w:left="0" w:right="0"/>
-        <w:rPr>
-          <w:rFonts w:ascii="RussianRail G Pro" w:hAnsi="RussianRail G Pro" w:cs="RussianRail G Pro"/>
-          <w:color w:val="FFFFFF"/>
-          <w:sz w:val="44"/>
-          <w:szCs w:val="44"/>
-          <w:lang w:val="ru-RU"/>
-        </w:rPr>
-      </w:pPr>
-      <w:r>
-        <w:rPr>
-          <w:rFonts w:cs="RussianRail G Pro" w:ascii="RussianRail G Pro" w:hAnsi="RussianRail G Pro"/>
-          <w:color w:val="FFFFFF"/>
-          <w:sz w:val="44"/>
-          <w:szCs w:val="44"/>
-          <w:lang w:val="ru-RU"/>
-        </w:rPr>
-      </w:r>
-    </w:p>
-    <w:p>
-      <w:pPr>
-        <w:pStyle w:val="R14"/>
-        <w:spacing w:lineRule="auto" w:line="360"/>
-        <w:ind w:left="0" w:right="0"/>
-        <w:rPr>
-          <w:rFonts w:ascii="RussianRail G Pro" w:hAnsi="RussianRail G Pro" w:cs="RussianRail G Pro"/>
-          <w:color w:val="FFFFFF"/>
-          <w:sz w:val="44"/>
-          <w:szCs w:val="44"/>
-          <w:lang w:val="ru-RU"/>
-        </w:rPr>
-      </w:pPr>
-      <w:r>
-        <w:rPr>
-          <w:rFonts w:cs="RussianRail G Pro" w:ascii="RussianRail G Pro" w:hAnsi="RussianRail G Pro"/>
-          <w:color w:val="FFFFFF"/>
-          <w:sz w:val="44"/>
-          <w:szCs w:val="44"/>
-          <w:lang w:val="ru-RU"/>
-        </w:rPr>
-      </w:r>
-    </w:p>
-    <w:p>
-      <w:pPr>
-        <w:pStyle w:val="R14"/>
-        <w:spacing w:lineRule="auto" w:line="360"/>
-        <w:ind w:left="0" w:right="0"/>
-        <w:rPr>
-          <w:rFonts w:ascii="RussianRail G Pro" w:hAnsi="RussianRail G Pro" w:cs="RussianRail G Pro"/>
-          <w:color w:val="FFFFFF"/>
-          <w:sz w:val="44"/>
-          <w:szCs w:val="44"/>
-          <w:lang w:val="ru-RU"/>
-        </w:rPr>
-      </w:pPr>
-      <w:r>
-        <w:rPr>
-          <w:rFonts w:cs="RussianRail G Pro" w:ascii="RussianRail G Pro" w:hAnsi="RussianRail G Pro"/>
-          <w:color w:val="FFFFFF"/>
-          <w:sz w:val="44"/>
-          <w:szCs w:val="44"/>
-          <w:lang w:val="ru-RU"/>
-        </w:rPr>
+        <w:t>  Технический паспорт</w:t>
       </w:r>
     </w:p>
     <w:p>
       <w:pPr>
         <w:pStyle w:val="R14"/>
         <w:spacing w:lineRule="auto" w:line="276"/>
-        <w:ind w:left="816" w:right="2216" w:firstLine="0"/>
+        <w:ind w:left="-403" w:right="3201" w:firstLine="0"/>
         <w:jc w:val="center"/>
         <w:rPr>
           <w:rFonts w:ascii="RussianRail G Pro" w:hAnsi="RussianRail G Pro" w:cs="RussianRail G Pro"/>
@@ -335,123 +347,11 @@
         <w:rPr>
           <w:rFonts w:cs="RussianRail G Pro" w:ascii="RussianRail G Pro" w:hAnsi="RussianRail G Pro"/>
           <w:color w:val="FFFFFF"/>
-          <w:sz w:val="36"/>
-          <w:szCs w:val="36"/>
+          <w:sz w:val="48"/>
+          <w:szCs w:val="48"/>
           <w:lang w:val="ru-RU"/>
         </w:rPr>
         <w:t>{{НАИМЕНОВАНИЕ_ТИТУЛ}}</w:t>
-      </w:r>
-    </w:p>
-    <w:p>
-      <w:pPr>
-        <w:pStyle w:val="R14"/>
-        <w:spacing w:lineRule="auto" w:line="240"/>
-        <w:ind w:left="0" w:right="0"/>
-        <w:jc w:val="center"/>
-        <w:rPr>
-          <w:rFonts w:ascii="Akrobat Bold" w:hAnsi="Akrobat Bold" w:cs="Akrobat Bold"/>
-          <w:color w:val="FFFFFF"/>
-          <w:sz w:val="56"/>
-          <w:szCs w:val="56"/>
-          <w:lang w:val="en-US"/>
-        </w:rPr>
-      </w:pPr>
-      <w:r>
-        <w:rPr>
-          <w:rFonts w:cs="Akrobat Bold" w:ascii="Akrobat Bold" w:hAnsi="Akrobat Bold"/>
-          <w:color w:val="FFFFFF"/>
-          <w:sz w:val="56"/>
-          <w:szCs w:val="56"/>
-          <w:lang w:val="en-US"/>
-        </w:rPr>
-      </w:r>
-    </w:p>
-    <w:p>
-      <w:pPr>
-        <w:pStyle w:val="R14"/>
-        <w:spacing w:lineRule="auto" w:line="240"/>
-        <w:ind w:left="0" w:right="0"/>
-        <w:rPr>
-          <w:rFonts w:ascii="Akrobat Bold" w:hAnsi="Akrobat Bold" w:cs="Akrobat Bold"/>
-          <w:sz w:val="56"/>
-          <w:szCs w:val="56"/>
-          <w:lang w:val="en-US"/>
-        </w:rPr>
-      </w:pPr>
-      <w:r>
-        <w:rPr>
-          <w:rFonts w:cs="Akrobat Bold" w:ascii="Akrobat Bold" w:hAnsi="Akrobat Bold"/>
-          <w:sz w:val="56"/>
-          <w:szCs w:val="56"/>
-          <w:lang w:val="en-US"/>
-        </w:rPr>
-      </w:r>
-    </w:p>
-    <w:p>
-      <w:pPr>
-        <w:pStyle w:val="R14"/>
-        <w:spacing w:lineRule="auto" w:line="240"/>
-        <w:ind w:left="0" w:right="0"/>
-        <w:jc w:val="center"/>
-        <w:rPr>
-          <w:rFonts w:ascii="Akrobat Bold" w:hAnsi="Akrobat Bold" w:cs="Akrobat Bold"/>
-          <w:sz w:val="56"/>
-          <w:szCs w:val="56"/>
-          <w:lang w:val="en-US"/>
-        </w:rPr>
-      </w:pPr>
-      <w:r>
-        <w:rPr>
-          <w:rFonts w:cs="Akrobat Bold" w:ascii="Akrobat Bold" w:hAnsi="Akrobat Bold"/>
-          <w:sz w:val="56"/>
-          <w:szCs w:val="56"/>
-          <w:lang w:val="en-US"/>
-        </w:rPr>
-      </w:r>
-    </w:p>
-    <w:p>
-      <w:pPr>
-        <w:pStyle w:val="R14"/>
-        <w:spacing w:lineRule="auto" w:line="240"/>
-        <w:ind w:left="0" w:right="0"/>
-        <w:rPr>
-          <w:rFonts w:ascii="Akrobat Bold" w:hAnsi="Akrobat Bold" w:cs="Akrobat Bold"/>
-          <w:sz w:val="56"/>
-          <w:szCs w:val="56"/>
-          <w:lang w:val="en-US"/>
-        </w:rPr>
-      </w:pPr>
-      <w:r>
-        <w:rPr>
-          <w:rFonts w:cs="Akrobat Bold" w:ascii="Akrobat Bold" w:hAnsi="Akrobat Bold"/>
-          <w:sz w:val="56"/>
-          <w:szCs w:val="56"/>
-          <w:lang w:val="en-US"/>
-        </w:rPr>
-      </w:r>
-    </w:p>
-    <w:p>
-      <w:pPr>
-        <w:pStyle w:val="R14"/>
-        <w:spacing w:lineRule="auto" w:line="240"/>
-        <w:ind w:left="0" w:right="0"/>
-        <w:jc w:val="center"/>
-        <w:rPr>
-          <w:rFonts w:ascii="Akrobat Bold" w:hAnsi="Akrobat Bold" w:cs="Akrobat Bold"/>
-          <w:color w:val="FFFFFF"/>
-          <w:sz w:val="32"/>
-          <w:szCs w:val="32"/>
-          <w:lang w:val="en-US"/>
-        </w:rPr>
-      </w:pPr>
-      <w:r>
-        <w:rPr>
-          <w:rFonts w:cs="Akrobat Bold" w:ascii="Akrobat Bold" w:hAnsi="Akrobat Bold"/>
-          <w:color w:val="FFFFFF"/>
-          <w:sz w:val="32"/>
-          <w:szCs w:val="32"/>
-          <w:lang w:val="en-US"/>
-        </w:rPr>
       </w:r>
     </w:p>
     <w:p>
@@ -505,17 +405,17 @@
           </w:r>
           <w:r>
             <w:rPr>
+              <w:rFonts w:cs="GOST 2.304 type A" w:ascii="GOST 2.304 type A" w:hAnsi="GOST 2.304 type A" w:eastAsia="GOST 2.304 type A"/>
+              <w:bCs w:val="false"/>
               <w:i/>
-              <w:bCs w:val="false"/>
-              <w:rFonts w:cs="GOST 2.304 type A" w:ascii="GOST 2.304 type A" w:hAnsi="GOST 2.304 type A" w:eastAsia="GOST 2.304 type A"/>
             </w:rPr>
             <w:instrText xml:space="preserve"> TOC \o "1-3" \h \z \u </w:instrText>
           </w:r>
           <w:r>
             <w:rPr>
+              <w:rFonts w:cs="GOST 2.304 type A" w:ascii="GOST 2.304 type A" w:hAnsi="GOST 2.304 type A" w:eastAsia="GOST 2.304 type A"/>
+              <w:bCs w:val="false"/>
               <w:i/>
-              <w:bCs w:val="false"/>
-              <w:rFonts w:cs="GOST 2.304 type A" w:ascii="GOST 2.304 type A" w:hAnsi="GOST 2.304 type A" w:eastAsia="GOST 2.304 type A"/>
             </w:rPr>
             <w:fldChar w:fldCharType="separate"/>
           </w:r>
@@ -704,7 +604,7 @@
                 <w:lang w:val="en-US" w:eastAsia="en-US"/>
               </w:rPr>
               <w:tab/>
-              <w:t>3</w:t>
+              <w:t>2</w:t>
             </w:r>
           </w:hyperlink>
         </w:p>
@@ -749,7 +649,7 @@
                 <w:lang w:val="en-US" w:eastAsia="en-US"/>
               </w:rPr>
               <w:tab/>
-              <w:t>3</w:t>
+              <w:t>2</w:t>
             </w:r>
           </w:hyperlink>
         </w:p>
@@ -763,12 +663,12 @@
           <w:hyperlink w:anchor="__RefHeading___Toc512466556">
             <w:r>
               <w:rPr>
+                <w:rStyle w:val="IndexLink"/>
                 <w:rFonts w:ascii="GOST 2.304 type A" w:hAnsi="GOST 2.304 type A" w:cs="GOST 2.304 type A" w:eastAsia="GOST 2.304 type A"/>
-                <w:rStyle w:val="IndexLink"/>
               </w:rPr>
               <w:t>2. Описание и работа</w:t>
               <w:tab/>
-              <w:t>4</w:t>
+              <w:t>3</w:t>
             </w:r>
           </w:hyperlink>
         </w:p>
@@ -813,7 +713,7 @@
                 <w:lang w:val="en-US" w:eastAsia="en-US"/>
               </w:rPr>
               <w:tab/>
-              <w:t>4</w:t>
+              <w:t>3</w:t>
             </w:r>
           </w:hyperlink>
         </w:p>
@@ -858,7 +758,7 @@
                 <w:lang w:val="en-US" w:eastAsia="en-US"/>
               </w:rPr>
               <w:tab/>
-              <w:t>4</w:t>
+              <w:t>3</w:t>
             </w:r>
           </w:hyperlink>
         </w:p>
@@ -903,7 +803,7 @@
                 <w:lang w:val="en-US" w:eastAsia="en-US"/>
               </w:rPr>
               <w:tab/>
-              <w:t>4</w:t>
+              <w:t>3</w:t>
             </w:r>
           </w:hyperlink>
         </w:p>
@@ -948,7 +848,7 @@
                 <w:lang w:val="en-US" w:eastAsia="en-US"/>
               </w:rPr>
               <w:tab/>
-              <w:t>5</w:t>
+              <w:t>4</w:t>
             </w:r>
           </w:hyperlink>
         </w:p>
@@ -993,7 +893,7 @@
                 <w:lang w:val="en-US" w:eastAsia="en-US"/>
               </w:rPr>
               <w:tab/>
-              <w:t>6</w:t>
+              <w:t>4</w:t>
             </w:r>
           </w:hyperlink>
         </w:p>
@@ -1038,7 +938,7 @@
                 <w:lang w:val="en-US" w:eastAsia="en-US"/>
               </w:rPr>
               <w:tab/>
-              <w:t>6</w:t>
+              <w:t>5</w:t>
             </w:r>
           </w:hyperlink>
         </w:p>
@@ -1052,12 +952,12 @@
           <w:hyperlink w:anchor="__RefHeading___Toc512466563">
             <w:r>
               <w:rPr>
+                <w:rStyle w:val="IndexLink"/>
                 <w:rFonts w:ascii="GOST 2.304 type A" w:hAnsi="GOST 2.304 type A" w:cs="GOST 2.304 type A" w:eastAsia="GOST 2.304 type A"/>
-                <w:rStyle w:val="IndexLink"/>
               </w:rPr>
               <w:t>3. Использование по назначению</w:t>
               <w:tab/>
-              <w:t>7</w:t>
+              <w:t>5</w:t>
             </w:r>
           </w:hyperlink>
         </w:p>
@@ -1102,7 +1002,7 @@
                 <w:lang w:val="en-US" w:eastAsia="en-US"/>
               </w:rPr>
               <w:tab/>
-              <w:t>7</w:t>
+              <w:t>5</w:t>
             </w:r>
           </w:hyperlink>
         </w:p>
@@ -1147,7 +1047,7 @@
                 <w:lang w:val="en-US" w:eastAsia="en-US"/>
               </w:rPr>
               <w:tab/>
-              <w:t>7</w:t>
+              <w:t>5</w:t>
             </w:r>
           </w:hyperlink>
         </w:p>
@@ -1192,7 +1092,7 @@
                 <w:lang w:val="en-US" w:eastAsia="en-US"/>
               </w:rPr>
               <w:tab/>
-              <w:t>8</w:t>
+              <w:t>6</w:t>
             </w:r>
           </w:hyperlink>
         </w:p>
@@ -1206,12 +1106,12 @@
           <w:hyperlink w:anchor="__RefHeading___Toc512466567">
             <w:r>
               <w:rPr>
+                <w:rStyle w:val="IndexLink"/>
                 <w:rFonts w:ascii="GOST 2.304 type A" w:hAnsi="GOST 2.304 type A" w:cs="GOST 2.304 type A" w:eastAsia="GOST 2.304 type A"/>
-                <w:rStyle w:val="IndexLink"/>
               </w:rPr>
               <w:t>4. Техническое обслуживание</w:t>
               <w:tab/>
-              <w:t>8</w:t>
+              <w:t>6</w:t>
             </w:r>
           </w:hyperlink>
         </w:p>
@@ -1225,12 +1125,12 @@
           <w:hyperlink w:anchor="__RefHeading___Toc512466568">
             <w:r>
               <w:rPr>
+                <w:rStyle w:val="IndexLink"/>
                 <w:rFonts w:ascii="GOST 2.304 type A" w:hAnsi="GOST 2.304 type A" w:cs="GOST 2.304 type A" w:eastAsia="GOST 2.304 type A"/>
-                <w:rStyle w:val="IndexLink"/>
               </w:rPr>
               <w:t>5. Хранение</w:t>
               <w:tab/>
-              <w:t>9</w:t>
+              <w:t>7</w:t>
             </w:r>
           </w:hyperlink>
         </w:p>
@@ -1244,12 +1144,12 @@
           <w:hyperlink w:anchor="__RefHeading___Toc512466569">
             <w:r>
               <w:rPr>
+                <w:rStyle w:val="IndexLink"/>
                 <w:rFonts w:ascii="GOST 2.304 type A" w:hAnsi="GOST 2.304 type A" w:cs="GOST 2.304 type A" w:eastAsia="GOST 2.304 type A"/>
-                <w:rStyle w:val="IndexLink"/>
               </w:rPr>
               <w:t>6. Транспортирование</w:t>
               <w:tab/>
-              <w:t>10</w:t>
+              <w:t>7</w:t>
             </w:r>
           </w:hyperlink>
         </w:p>
@@ -1263,12 +1163,12 @@
           <w:hyperlink w:anchor="__RefHeading___Toc512466570">
             <w:r>
               <w:rPr>
+                <w:rStyle w:val="IndexLink"/>
                 <w:rFonts w:ascii="GOST 2.304 type A" w:hAnsi="GOST 2.304 type A" w:cs="GOST 2.304 type A" w:eastAsia="GOST 2.304 type A"/>
-                <w:rStyle w:val="IndexLink"/>
               </w:rPr>
               <w:t>7. Гарантии предприятия-изготовителя</w:t>
               <w:tab/>
-              <w:t>10</w:t>
+              <w:t>7</w:t>
             </w:r>
           </w:hyperlink>
         </w:p>
@@ -1282,12 +1182,12 @@
           <w:hyperlink w:anchor="__RefHeading___Toc512466571">
             <w:r>
               <w:rPr>
+                <w:rStyle w:val="IndexLink"/>
                 <w:rFonts w:ascii="GOST 2.304 type A" w:hAnsi="GOST 2.304 type A" w:cs="GOST 2.304 type A" w:eastAsia="GOST 2.304 type A"/>
-                <w:rStyle w:val="IndexLink"/>
               </w:rPr>
               <w:t>Лист тестирования экрана</w:t>
               <w:tab/>
-              <w:t>12</w:t>
+              <w:t>9</w:t>
             </w:r>
           </w:hyperlink>
         </w:p>
@@ -1301,12 +1201,12 @@
           <w:hyperlink w:anchor="__RefHeading___Toc512466572">
             <w:r>
               <w:rPr>
+                <w:rStyle w:val="IndexLink"/>
                 <w:rFonts w:ascii="GOST 2.304 type A" w:hAnsi="GOST 2.304 type A" w:cs="GOST 2.304 type A" w:eastAsia="GOST 2.304 type A"/>
-                <w:rStyle w:val="IndexLink"/>
               </w:rPr>
               <w:t>Лист выдачи изделия</w:t>
               <w:tab/>
-              <w:t>13</w:t>
+              <w:t>10</w:t>
             </w:r>
           </w:hyperlink>
         </w:p>
@@ -1320,19 +1220,19 @@
           <w:hyperlink w:anchor="__RefHeading___Toc512466573">
             <w:r>
               <w:rPr>
+                <w:rStyle w:val="IndexLink"/>
                 <w:rFonts w:ascii="GOST 2.304 type A" w:hAnsi="GOST 2.304 type A" w:cs="GOST 2.304 type A" w:eastAsia="GOST 2.304 type A"/>
+                <w:color w:val="000000"/>
+              </w:rPr>
+              <w:t xml:space="preserve">Гарантийный талон №     </w:t>
+            </w:r>
+            <w:r>
+              <w:rPr>
                 <w:rStyle w:val="IndexLink"/>
-                <w:color w:val="000000"/>
-              </w:rPr>
-              <w:t xml:space="preserve">Гарантийный талон №     </w:t>
-            </w:r>
-            <w:r>
-              <w:rPr>
                 <w:rFonts w:ascii="GOST 2.304 type A" w:hAnsi="GOST 2.304 type A" w:cs="GOST 2.304 type A" w:eastAsia="GOST 2.304 type A"/>
-                <w:rStyle w:val="IndexLink"/>
               </w:rPr>
               <w:tab/>
-              <w:t>14</w:t>
+              <w:t>11</w:t>
             </w:r>
           </w:hyperlink>
         </w:p>
@@ -4164,6 +4064,7 @@
     <w:p>
       <w:pPr>
         <w:pStyle w:val="Normal"/>
+        <w:keepNext/>
         <w:spacing w:before="0" w:after="192"/>
         <w:ind w:firstLine="567" w:right="0"/>
         <w:jc w:val="both"/>
@@ -4180,6 +4081,7 @@
     <w:p>
       <w:pPr>
         <w:pStyle w:val="Normal"/>
+        <w:keepNext/>
         <w:spacing w:before="0" w:after="192"/>
         <w:jc w:val="both"/>
         <w:rPr/>
@@ -4194,6 +4096,7 @@
     <w:p>
       <w:pPr>
         <w:pStyle w:val="Normal"/>
+        <w:keepNext/>
         <w:spacing w:before="0" w:after="192"/>
         <w:jc w:val="both"/>
         <w:rPr>
@@ -4210,6 +4113,7 @@
     <w:p>
       <w:pPr>
         <w:pStyle w:val="Normal"/>
+        <w:keepNext/>
         <w:spacing w:before="0" w:after="192"/>
         <w:jc w:val="both"/>
         <w:rPr>
@@ -4306,7 +4210,7 @@
       </w:pPr>
       <w:r>
         <w:drawing>
-          <wp:anchor behindDoc="1" distT="0" distB="0" distL="114935" distR="114935" simplePos="0" locked="0" layoutInCell="1" allowOverlap="1" relativeHeight="33">
+          <wp:anchor behindDoc="0" distT="0" distB="0" distL="114300" distR="114300" simplePos="0" locked="0" layoutInCell="1" allowOverlap="1" relativeHeight="33">
             <wp:simplePos x="0" y="0"/>
             <wp:positionH relativeFrom="column">
               <wp:posOffset>3789045</wp:posOffset>
@@ -4316,7 +4220,7 @@
             </wp:positionV>
             <wp:extent cx="1080770" cy="2218690"/>
             <wp:effectExtent l="0" t="0" r="0" b="0"/>
-            <wp:wrapNone/>
+            <wp:wrapSquare wrapText="left"/>
             <wp:docPr id="3" name="Image3" descr="" title=""/>
             <wp:cNvGraphicFramePr>
               <a:graphicFrameLocks xmlns:a="http://schemas.openxmlformats.org/drawingml/2006/main" noChangeAspect="1"/>
@@ -5912,150 +5816,26 @@
     <w:p>
       <w:pPr>
         <w:pStyle w:val="Normal"/>
+        <w:keepNext/>
+        <w:pageBreakBefore/>
         <w:spacing w:before="0" w:after="192"/>
         <w:rPr>
           <w:rFonts w:ascii="GOST 2.304 type A" w:hAnsi="GOST 2.304 type A" w:cs="GOST 2.304 type A" w:eastAsia="GOST 2.304 type A"/>
           <w:sz w:val="28"/>
-          <w:lang w:val="en-US"/>
         </w:rPr>
       </w:pPr>
       <w:r>
         <w:rPr>
           <w:rFonts w:cs="GOST 2.304 type A" w:ascii="GOST 2.304 type A" w:hAnsi="GOST 2.304 type A" w:eastAsia="GOST 2.304 type A"/>
           <w:sz w:val="28"/>
-          <w:lang w:val="en-US"/>
-        </w:rPr>
-      </w:r>
-    </w:p>
-    <w:p>
-      <w:pPr>
-        <w:pStyle w:val="Normal"/>
-        <w:spacing w:before="0" w:after="192"/>
-        <w:rPr>
-          <w:rFonts w:ascii="GOST 2.304 type A" w:hAnsi="GOST 2.304 type A" w:cs="GOST 2.304 type A" w:eastAsia="GOST 2.304 type A"/>
+        </w:rPr>
+        <w:t>Л</w:t>
+      </w:r>
+      <w:bookmarkEnd w:id="26"/>
+      <w:r>
+        <w:rPr>
+          <w:rFonts w:cs="GOST 2.304 type A" w:ascii="GOST 2.304 type A" w:hAnsi="GOST 2.304 type A" w:eastAsia="GOST 2.304 type A"/>
           <w:sz w:val="28"/>
-          <w:lang w:val="en-US"/>
-        </w:rPr>
-      </w:pPr>
-      <w:r>
-        <w:rPr>
-          <w:rFonts w:cs="GOST 2.304 type A" w:ascii="GOST 2.304 type A" w:hAnsi="GOST 2.304 type A" w:eastAsia="GOST 2.304 type A"/>
-          <w:sz w:val="28"/>
-          <w:lang w:val="en-US"/>
-        </w:rPr>
-      </w:r>
-    </w:p>
-    <w:p>
-      <w:pPr>
-        <w:pStyle w:val="Normal"/>
-        <w:spacing w:before="0" w:after="192"/>
-        <w:rPr>
-          <w:rFonts w:ascii="GOST 2.304 type A" w:hAnsi="GOST 2.304 type A" w:cs="GOST 2.304 type A" w:eastAsia="GOST 2.304 type A"/>
-          <w:sz w:val="28"/>
-          <w:lang w:val="en-US"/>
-        </w:rPr>
-      </w:pPr>
-      <w:r>
-        <w:rPr>
-          <w:rFonts w:cs="GOST 2.304 type A" w:ascii="GOST 2.304 type A" w:hAnsi="GOST 2.304 type A" w:eastAsia="GOST 2.304 type A"/>
-          <w:sz w:val="28"/>
-          <w:lang w:val="en-US"/>
-        </w:rPr>
-      </w:r>
-    </w:p>
-    <w:p>
-      <w:pPr>
-        <w:pStyle w:val="Normal"/>
-        <w:spacing w:before="0" w:after="192"/>
-        <w:rPr>
-          <w:rFonts w:ascii="GOST 2.304 type A" w:hAnsi="GOST 2.304 type A" w:cs="GOST 2.304 type A" w:eastAsia="GOST 2.304 type A"/>
-          <w:sz w:val="28"/>
-          <w:lang w:val="en-US"/>
-        </w:rPr>
-      </w:pPr>
-      <w:r>
-        <w:rPr>
-          <w:rFonts w:cs="GOST 2.304 type A" w:ascii="GOST 2.304 type A" w:hAnsi="GOST 2.304 type A" w:eastAsia="GOST 2.304 type A"/>
-          <w:sz w:val="28"/>
-          <w:lang w:val="en-US"/>
-        </w:rPr>
-      </w:r>
-    </w:p>
-    <w:p>
-      <w:pPr>
-        <w:pStyle w:val="Normal"/>
-        <w:spacing w:before="0" w:after="192"/>
-        <w:rPr>
-          <w:rFonts w:ascii="GOST 2.304 type A" w:hAnsi="GOST 2.304 type A" w:cs="GOST 2.304 type A" w:eastAsia="GOST 2.304 type A"/>
-          <w:sz w:val="28"/>
-          <w:lang w:val="en-US"/>
-        </w:rPr>
-      </w:pPr>
-      <w:r>
-        <w:rPr>
-          <w:rFonts w:cs="GOST 2.304 type A" w:ascii="GOST 2.304 type A" w:hAnsi="GOST 2.304 type A" w:eastAsia="GOST 2.304 type A"/>
-          <w:sz w:val="28"/>
-          <w:lang w:val="en-US"/>
-        </w:rPr>
-      </w:r>
-    </w:p>
-    <w:p>
-      <w:pPr>
-        <w:pStyle w:val="Normal"/>
-        <w:spacing w:before="0" w:after="192"/>
-        <w:rPr>
-          <w:rFonts w:ascii="GOST 2.304 type A" w:hAnsi="GOST 2.304 type A" w:cs="GOST 2.304 type A" w:eastAsia="GOST 2.304 type A"/>
-          <w:sz w:val="28"/>
-          <w:lang w:val="en-US"/>
-        </w:rPr>
-      </w:pPr>
-      <w:r>
-        <w:rPr>
-          <w:rFonts w:cs="GOST 2.304 type A" w:ascii="GOST 2.304 type A" w:hAnsi="GOST 2.304 type A" w:eastAsia="GOST 2.304 type A"/>
-          <w:sz w:val="28"/>
-          <w:lang w:val="en-US"/>
-        </w:rPr>
-      </w:r>
-    </w:p>
-    <w:p>
-      <w:pPr>
-        <w:pStyle w:val="Normal"/>
-        <w:spacing w:before="0" w:after="192"/>
-        <w:rPr>
-          <w:rFonts w:ascii="GOST 2.304 type A" w:hAnsi="GOST 2.304 type A" w:cs="GOST 2.304 type A" w:eastAsia="GOST 2.304 type A"/>
-          <w:sz w:val="28"/>
-          <w:lang w:val="en-US"/>
-        </w:rPr>
-      </w:pPr>
-      <w:r>
-        <w:rPr>
-          <w:rFonts w:cs="GOST 2.304 type A" w:ascii="GOST 2.304 type A" w:hAnsi="GOST 2.304 type A" w:eastAsia="GOST 2.304 type A"/>
-          <w:sz w:val="28"/>
-          <w:lang w:val="en-US"/>
-        </w:rPr>
-      </w:r>
-    </w:p>
-    <w:p>
-      <w:pPr>
-        <w:pStyle w:val="Normal"/>
-        <w:spacing w:before="0" w:after="192"/>
-        <w:rPr>
-          <w:rFonts w:ascii="GOST 2.304 type A" w:hAnsi="GOST 2.304 type A" w:cs="GOST 2.304 type A" w:eastAsia="GOST 2.304 type A"/>
-          <w:sz w:val="28"/>
-        </w:rPr>
-      </w:pPr>
-      <w:r>
-        <w:rPr>
-          <w:rFonts w:cs="GOST 2.304 type A" w:ascii="GOST 2.304 type A" w:hAnsi="GOST 2.304 type A" w:eastAsia="GOST 2.304 type A"/>
-          <w:sz w:val="28"/>
-        </w:rPr>
-        <w:t>Л</w:t>
-      </w:r>
-      <w:bookmarkEnd w:id="26"/>
-      <w:r>
-        <w:rPr>
-          <w:rFonts w:cs="GOST 2.304 type A" w:ascii="GOST 2.304 type A" w:hAnsi="GOST 2.304 type A" w:eastAsia="GOST 2.304 type A"/>
-          <w:sz w:val="28"/>
         </w:rPr>
         <w:t>ист тестирования экрана</w:t>
       </w:r>
@@ -6063,6 +5843,7 @@
     <w:p>
       <w:pPr>
         <w:pStyle w:val="Normal"/>
+        <w:keepNext/>
         <w:spacing w:before="0" w:after="192"/>
         <w:rPr>
           <w:rFonts w:ascii="GOST 2.304 type A" w:hAnsi="GOST 2.304 type A" w:cs="GOST 2.304 type A" w:eastAsia="GOST 2.304 type A"/>
@@ -6095,6 +5876,1082 @@
       </w:tblGrid>
       <w:tr>
         <w:trPr>
+          <w:cantSplit/>
+          <w:trHeight w:val="454" w:hRule="atLeast"/>
+        </w:trPr>
+        <w:tc>
+          <w:tcPr>
+            <w:tcW w:w="6426" w:type="dxa"/>
+            <w:tcBorders>
+              <w:top w:val="single" w:sz="4" w:space="0" w:color="000000"/>
+              <w:left w:val="single" w:sz="4" w:space="0" w:color="000000"/>
+              <w:bottom w:val="single" w:sz="4" w:space="0" w:color="000000"/>
+              <w:right w:val="single" w:sz="4" w:space="0" w:color="000000"/>
+            </w:tcBorders>
+            <w:vAlign w:val="center"/>
+          </w:tcPr>
+          <w:p>
+            <w:pPr>
+              <w:pStyle w:val="Normal"/>
+              <w:keepNext/>
+              <w:spacing w:before="0" w:after="192"/>
+              <w:jc w:val="center"/>
+              <w:rPr>
+                <w:rFonts w:ascii="GOST 2.304 type A" w:hAnsi="GOST 2.304 type A" w:cs="GOST 2.304 type A" w:eastAsia="GOST 2.304 type A"/>
+                <w:b/>
+              </w:rPr>
+            </w:pPr>
+            <w:r>
+              <w:rPr>
+                <w:rFonts w:cs="GOST 2.304 type A" w:ascii="GOST 2.304 type A" w:hAnsi="GOST 2.304 type A" w:eastAsia="GOST 2.304 type A"/>
+                <w:b/>
+              </w:rPr>
+              <w:t>Проверка / тест</w:t>
+            </w:r>
+          </w:p>
+        </w:tc>
+        <w:tc>
+          <w:tcPr>
+            <w:tcW w:w="3322" w:type="dxa"/>
+            <w:tcBorders>
+              <w:top w:val="single" w:sz="4" w:space="0" w:color="000000"/>
+              <w:left w:val="single" w:sz="4" w:space="0" w:color="000000"/>
+              <w:bottom w:val="single" w:sz="4" w:space="0" w:color="000000"/>
+              <w:right w:val="single" w:sz="4" w:space="0" w:color="000000"/>
+            </w:tcBorders>
+            <w:vAlign w:val="center"/>
+          </w:tcPr>
+          <w:p>
+            <w:pPr>
+              <w:pStyle w:val="Normal"/>
+              <w:keepNext/>
+              <w:spacing w:before="0" w:after="192"/>
+              <w:jc w:val="center"/>
+              <w:rPr>
+                <w:rFonts w:ascii="GOST 2.304 type A" w:hAnsi="GOST 2.304 type A" w:cs="GOST 2.304 type A" w:eastAsia="GOST 2.304 type A"/>
+                <w:b/>
+              </w:rPr>
+            </w:pPr>
+            <w:r>
+              <w:rPr>
+                <w:rFonts w:cs="GOST 2.304 type A" w:ascii="GOST 2.304 type A" w:hAnsi="GOST 2.304 type A" w:eastAsia="GOST 2.304 type A"/>
+                <w:b/>
+              </w:rPr>
+              <w:t>Отметка об успешном прохождении</w:t>
+            </w:r>
+          </w:p>
+        </w:tc>
+      </w:tr>
+      <w:tr>
+        <w:trPr>
+          <w:cantSplit/>
+          <w:trHeight w:val="454" w:hRule="atLeast"/>
+        </w:trPr>
+        <w:tc>
+          <w:tcPr>
+            <w:tcW w:w="6426" w:type="dxa"/>
+            <w:tcBorders>
+              <w:top w:val="single" w:sz="4" w:space="0" w:color="000000"/>
+              <w:left w:val="single" w:sz="4" w:space="0" w:color="000000"/>
+              <w:bottom w:val="single" w:sz="4" w:space="0" w:color="000000"/>
+              <w:right w:val="single" w:sz="4" w:space="0" w:color="000000"/>
+            </w:tcBorders>
+            <w:vAlign w:val="center"/>
+          </w:tcPr>
+          <w:p>
+            <w:pPr>
+              <w:pStyle w:val="Normal"/>
+              <w:keepNext/>
+              <w:spacing w:before="0" w:after="192"/>
+              <w:rPr>
+                <w:rFonts w:ascii="GOST 2.304 type A" w:hAnsi="GOST 2.304 type A" w:cs="GOST 2.304 type A" w:eastAsia="GOST 2.304 type A"/>
+              </w:rPr>
+            </w:pPr>
+            <w:r>
+              <w:rPr>
+                <w:rFonts w:cs="GOST 2.304 type A" w:ascii="GOST 2.304 type A" w:hAnsi="GOST 2.304 type A" w:eastAsia="GOST 2.304 type A"/>
+              </w:rPr>
+              <w:t>Красный цвет («битые» пиксели)</w:t>
+            </w:r>
+          </w:p>
+        </w:tc>
+        <w:tc>
+          <w:tcPr>
+            <w:tcW w:w="3322" w:type="dxa"/>
+            <w:tcBorders>
+              <w:top w:val="single" w:sz="4" w:space="0" w:color="000000"/>
+              <w:left w:val="single" w:sz="4" w:space="0" w:color="000000"/>
+              <w:bottom w:val="single" w:sz="4" w:space="0" w:color="000000"/>
+              <w:right w:val="single" w:sz="4" w:space="0" w:color="000000"/>
+            </w:tcBorders>
+            <w:vAlign w:val="center"/>
+          </w:tcPr>
+          <w:p>
+            <w:pPr>
+              <w:pStyle w:val="Normal"/>
+              <w:keepNext/>
+              <w:spacing w:before="0" w:after="192"/>
+              <w:jc w:val="center"/>
+              <w:rPr>
+                <w:rFonts w:ascii="GOST 2.304 type A" w:hAnsi="GOST 2.304 type A" w:cs="GOST 2.304 type A" w:eastAsia="GOST 2.304 type A"/>
+              </w:rPr>
+            </w:pPr>
+            <w:r>
+              <w:rPr>
+                <w:rFonts w:cs="GOST 2.304 type A" w:ascii="GOST 2.304 type A" w:hAnsi="GOST 2.304 type A" w:eastAsia="GOST 2.304 type A"/>
+              </w:rPr>
+              <w:t>ПРОВЕРЕНО</w:t>
+            </w:r>
+          </w:p>
+        </w:tc>
+      </w:tr>
+      <w:tr>
+        <w:trPr>
+          <w:cantSplit/>
+          <w:trHeight w:val="454" w:hRule="atLeast"/>
+        </w:trPr>
+        <w:tc>
+          <w:tcPr>
+            <w:tcW w:w="6426" w:type="dxa"/>
+            <w:tcBorders>
+              <w:top w:val="single" w:sz="4" w:space="0" w:color="000000"/>
+              <w:left w:val="single" w:sz="4" w:space="0" w:color="000000"/>
+              <w:bottom w:val="single" w:sz="4" w:space="0" w:color="000000"/>
+              <w:right w:val="single" w:sz="4" w:space="0" w:color="000000"/>
+            </w:tcBorders>
+            <w:vAlign w:val="center"/>
+          </w:tcPr>
+          <w:p>
+            <w:pPr>
+              <w:pStyle w:val="Normal"/>
+              <w:keepNext/>
+              <w:spacing w:before="0" w:after="192"/>
+              <w:rPr>
+                <w:rFonts w:ascii="GOST 2.304 type A" w:hAnsi="GOST 2.304 type A" w:cs="GOST 2.304 type A" w:eastAsia="GOST 2.304 type A"/>
+              </w:rPr>
+            </w:pPr>
+            <w:r>
+              <w:rPr>
+                <w:rFonts w:cs="GOST 2.304 type A" w:ascii="GOST 2.304 type A" w:hAnsi="GOST 2.304 type A" w:eastAsia="GOST 2.304 type A"/>
+              </w:rPr>
+              <w:t>Зелёный цвет («битые» пиксели)</w:t>
+            </w:r>
+          </w:p>
+        </w:tc>
+        <w:tc>
+          <w:tcPr>
+            <w:tcW w:w="3322" w:type="dxa"/>
+            <w:tcBorders>
+              <w:top w:val="single" w:sz="4" w:space="0" w:color="000000"/>
+              <w:left w:val="single" w:sz="4" w:space="0" w:color="000000"/>
+              <w:bottom w:val="single" w:sz="4" w:space="0" w:color="000000"/>
+              <w:right w:val="single" w:sz="4" w:space="0" w:color="000000"/>
+            </w:tcBorders>
+            <w:vAlign w:val="center"/>
+          </w:tcPr>
+          <w:p>
+            <w:pPr>
+              <w:pStyle w:val="Normal"/>
+              <w:keepNext/>
+              <w:spacing w:before="0" w:after="192"/>
+              <w:jc w:val="center"/>
+              <w:rPr>
+                <w:rFonts w:ascii="GOST 2.304 type A" w:hAnsi="GOST 2.304 type A" w:cs="GOST 2.304 type A" w:eastAsia="GOST 2.304 type A"/>
+              </w:rPr>
+            </w:pPr>
+            <w:r>
+              <w:rPr>
+                <w:rFonts w:cs="GOST 2.304 type A" w:ascii="GOST 2.304 type A" w:hAnsi="GOST 2.304 type A" w:eastAsia="GOST 2.304 type A"/>
+              </w:rPr>
+              <w:t>ПРОВЕРЕНО</w:t>
+            </w:r>
+          </w:p>
+        </w:tc>
+      </w:tr>
+      <w:tr>
+        <w:trPr>
+          <w:cantSplit/>
+          <w:trHeight w:val="454" w:hRule="atLeast"/>
+        </w:trPr>
+        <w:tc>
+          <w:tcPr>
+            <w:tcW w:w="6426" w:type="dxa"/>
+            <w:tcBorders>
+              <w:top w:val="single" w:sz="4" w:space="0" w:color="000000"/>
+              <w:left w:val="single" w:sz="4" w:space="0" w:color="000000"/>
+              <w:bottom w:val="single" w:sz="4" w:space="0" w:color="000000"/>
+              <w:right w:val="single" w:sz="4" w:space="0" w:color="000000"/>
+            </w:tcBorders>
+            <w:vAlign w:val="center"/>
+          </w:tcPr>
+          <w:p>
+            <w:pPr>
+              <w:pStyle w:val="Normal"/>
+              <w:keepNext/>
+              <w:spacing w:before="0" w:after="192"/>
+              <w:rPr>
+                <w:rFonts w:ascii="GOST 2.304 type A" w:hAnsi="GOST 2.304 type A" w:cs="GOST 2.304 type A" w:eastAsia="GOST 2.304 type A"/>
+              </w:rPr>
+            </w:pPr>
+            <w:r>
+              <w:rPr>
+                <w:rFonts w:cs="GOST 2.304 type A" w:ascii="GOST 2.304 type A" w:hAnsi="GOST 2.304 type A" w:eastAsia="GOST 2.304 type A"/>
+              </w:rPr>
+              <w:t>Синий цвет («битые» пиксели)</w:t>
+            </w:r>
+          </w:p>
+        </w:tc>
+        <w:tc>
+          <w:tcPr>
+            <w:tcW w:w="3322" w:type="dxa"/>
+            <w:tcBorders>
+              <w:top w:val="single" w:sz="4" w:space="0" w:color="000000"/>
+              <w:left w:val="single" w:sz="4" w:space="0" w:color="000000"/>
+              <w:bottom w:val="single" w:sz="4" w:space="0" w:color="000000"/>
+              <w:right w:val="single" w:sz="4" w:space="0" w:color="000000"/>
+            </w:tcBorders>
+            <w:vAlign w:val="center"/>
+          </w:tcPr>
+          <w:p>
+            <w:pPr>
+              <w:pStyle w:val="Normal"/>
+              <w:keepNext/>
+              <w:spacing w:before="0" w:after="192"/>
+              <w:jc w:val="center"/>
+              <w:rPr>
+                <w:rFonts w:ascii="GOST 2.304 type A" w:hAnsi="GOST 2.304 type A" w:cs="GOST 2.304 type A" w:eastAsia="GOST 2.304 type A"/>
+              </w:rPr>
+            </w:pPr>
+            <w:r>
+              <w:rPr>
+                <w:rFonts w:cs="GOST 2.304 type A" w:ascii="GOST 2.304 type A" w:hAnsi="GOST 2.304 type A" w:eastAsia="GOST 2.304 type A"/>
+              </w:rPr>
+              <w:t>ПРОВЕРЕНО</w:t>
+            </w:r>
+          </w:p>
+        </w:tc>
+      </w:tr>
+      <w:tr>
+        <w:trPr>
+          <w:cantSplit/>
+          <w:trHeight w:val="454" w:hRule="atLeast"/>
+        </w:trPr>
+        <w:tc>
+          <w:tcPr>
+            <w:tcW w:w="6426" w:type="dxa"/>
+            <w:tcBorders>
+              <w:top w:val="single" w:sz="4" w:space="0" w:color="000000"/>
+              <w:left w:val="single" w:sz="4" w:space="0" w:color="000000"/>
+              <w:bottom w:val="single" w:sz="4" w:space="0" w:color="000000"/>
+              <w:right w:val="single" w:sz="4" w:space="0" w:color="000000"/>
+            </w:tcBorders>
+            <w:vAlign w:val="center"/>
+          </w:tcPr>
+          <w:p>
+            <w:pPr>
+              <w:pStyle w:val="Normal"/>
+              <w:keepNext/>
+              <w:spacing w:before="0" w:after="192"/>
+              <w:rPr>
+                <w:rFonts w:ascii="GOST 2.304 type A" w:hAnsi="GOST 2.304 type A" w:cs="GOST 2.304 type A" w:eastAsia="GOST 2.304 type A"/>
+              </w:rPr>
+            </w:pPr>
+            <w:r>
+              <w:rPr>
+                <w:rFonts w:cs="GOST 2.304 type A" w:ascii="GOST 2.304 type A" w:hAnsi="GOST 2.304 type A" w:eastAsia="GOST 2.304 type A"/>
+              </w:rPr>
+              <w:t>Белый цвет («битые» пиксели)</w:t>
+            </w:r>
+          </w:p>
+        </w:tc>
+        <w:tc>
+          <w:tcPr>
+            <w:tcW w:w="3322" w:type="dxa"/>
+            <w:tcBorders>
+              <w:top w:val="single" w:sz="4" w:space="0" w:color="000000"/>
+              <w:left w:val="single" w:sz="4" w:space="0" w:color="000000"/>
+              <w:bottom w:val="single" w:sz="4" w:space="0" w:color="000000"/>
+              <w:right w:val="single" w:sz="4" w:space="0" w:color="000000"/>
+            </w:tcBorders>
+            <w:vAlign w:val="center"/>
+          </w:tcPr>
+          <w:p>
+            <w:pPr>
+              <w:pStyle w:val="Normal"/>
+              <w:keepNext/>
+              <w:spacing w:before="0" w:after="192"/>
+              <w:jc w:val="center"/>
+              <w:rPr>
+                <w:rFonts w:ascii="GOST 2.304 type A" w:hAnsi="GOST 2.304 type A" w:cs="GOST 2.304 type A" w:eastAsia="GOST 2.304 type A"/>
+              </w:rPr>
+            </w:pPr>
+            <w:r>
+              <w:rPr>
+                <w:rFonts w:cs="GOST 2.304 type A" w:ascii="GOST 2.304 type A" w:hAnsi="GOST 2.304 type A" w:eastAsia="GOST 2.304 type A"/>
+              </w:rPr>
+              <w:t>ПРОВЕРЕНО</w:t>
+            </w:r>
+          </w:p>
+        </w:tc>
+      </w:tr>
+      <w:tr>
+        <w:trPr>
+          <w:cantSplit/>
+          <w:trHeight w:val="454" w:hRule="atLeast"/>
+        </w:trPr>
+        <w:tc>
+          <w:tcPr>
+            <w:tcW w:w="6426" w:type="dxa"/>
+            <w:tcBorders>
+              <w:top w:val="single" w:sz="4" w:space="0" w:color="000000"/>
+              <w:left w:val="single" w:sz="4" w:space="0" w:color="000000"/>
+              <w:bottom w:val="single" w:sz="4" w:space="0" w:color="000000"/>
+              <w:right w:val="single" w:sz="4" w:space="0" w:color="000000"/>
+            </w:tcBorders>
+            <w:vAlign w:val="center"/>
+          </w:tcPr>
+          <w:p>
+            <w:pPr>
+              <w:pStyle w:val="Normal"/>
+              <w:keepNext/>
+              <w:spacing w:before="0" w:after="192"/>
+              <w:rPr>
+                <w:rFonts w:ascii="GOST 2.304 type A" w:hAnsi="GOST 2.304 type A" w:cs="GOST 2.304 type A" w:eastAsia="GOST 2.304 type A"/>
+              </w:rPr>
+            </w:pPr>
+            <w:r>
+              <w:rPr>
+                <w:rFonts w:cs="GOST 2.304 type A" w:ascii="GOST 2.304 type A" w:hAnsi="GOST 2.304 type A" w:eastAsia="GOST 2.304 type A"/>
+              </w:rPr>
+              <w:t>Настройка яркости (не ниже заявленной)</w:t>
+            </w:r>
+          </w:p>
+        </w:tc>
+        <w:tc>
+          <w:tcPr>
+            <w:tcW w:w="3322" w:type="dxa"/>
+            <w:tcBorders>
+              <w:top w:val="single" w:sz="4" w:space="0" w:color="000000"/>
+              <w:left w:val="single" w:sz="4" w:space="0" w:color="000000"/>
+              <w:bottom w:val="single" w:sz="4" w:space="0" w:color="000000"/>
+              <w:right w:val="single" w:sz="4" w:space="0" w:color="000000"/>
+            </w:tcBorders>
+            <w:vAlign w:val="center"/>
+          </w:tcPr>
+          <w:p>
+            <w:pPr>
+              <w:pStyle w:val="Normal"/>
+              <w:keepNext/>
+              <w:spacing w:before="0" w:after="192"/>
+              <w:jc w:val="center"/>
+              <w:rPr>
+                <w:rFonts w:ascii="GOST 2.304 type A" w:hAnsi="GOST 2.304 type A" w:cs="GOST 2.304 type A" w:eastAsia="GOST 2.304 type A"/>
+              </w:rPr>
+            </w:pPr>
+            <w:r>
+              <w:rPr>
+                <w:rFonts w:cs="GOST 2.304 type A" w:ascii="GOST 2.304 type A" w:hAnsi="GOST 2.304 type A" w:eastAsia="GOST 2.304 type A"/>
+              </w:rPr>
+              <w:t>ПРОВЕРЕНО</w:t>
+            </w:r>
+          </w:p>
+        </w:tc>
+      </w:tr>
+      <w:tr>
+        <w:trPr>
+          <w:cantSplit/>
+          <w:trHeight w:val="454" w:hRule="atLeast"/>
+        </w:trPr>
+        <w:tc>
+          <w:tcPr>
+            <w:tcW w:w="6426" w:type="dxa"/>
+            <w:tcBorders>
+              <w:top w:val="single" w:sz="4" w:space="0" w:color="000000"/>
+              <w:left w:val="single" w:sz="4" w:space="0" w:color="000000"/>
+              <w:bottom w:val="single" w:sz="4" w:space="0" w:color="000000"/>
+              <w:right w:val="single" w:sz="4" w:space="0" w:color="000000"/>
+            </w:tcBorders>
+            <w:vAlign w:val="center"/>
+          </w:tcPr>
+          <w:p>
+            <w:pPr>
+              <w:pStyle w:val="Normal"/>
+              <w:keepNext/>
+              <w:spacing w:before="0" w:after="192"/>
+              <w:rPr>
+                <w:rFonts w:ascii="GOST 2.304 type A" w:hAnsi="GOST 2.304 type A" w:cs="GOST 2.304 type A" w:eastAsia="GOST 2.304 type A"/>
+              </w:rPr>
+            </w:pPr>
+            <w:r>
+              <w:rPr>
+                <w:rFonts w:cs="GOST 2.304 type A" w:ascii="GOST 2.304 type A" w:hAnsi="GOST 2.304 type A" w:eastAsia="GOST 2.304 type A"/>
+              </w:rPr>
+              <w:t>Блоки питания, мощность не ниже номинальной</w:t>
+            </w:r>
+          </w:p>
+        </w:tc>
+        <w:tc>
+          <w:tcPr>
+            <w:tcW w:w="3322" w:type="dxa"/>
+            <w:tcBorders>
+              <w:top w:val="single" w:sz="4" w:space="0" w:color="000000"/>
+              <w:left w:val="single" w:sz="4" w:space="0" w:color="000000"/>
+              <w:bottom w:val="single" w:sz="4" w:space="0" w:color="000000"/>
+              <w:right w:val="single" w:sz="4" w:space="0" w:color="000000"/>
+            </w:tcBorders>
+            <w:vAlign w:val="center"/>
+          </w:tcPr>
+          <w:p>
+            <w:pPr>
+              <w:pStyle w:val="Normal"/>
+              <w:keepNext/>
+              <w:spacing w:before="0" w:after="192"/>
+              <w:jc w:val="center"/>
+              <w:rPr/>
+            </w:pPr>
+            <w:r>
+              <w:rPr>
+                <w:rFonts w:cs="GOST 2.304 type A" w:ascii="GOST 2.304 type A" w:hAnsi="GOST 2.304 type A" w:eastAsia="GOST 2.304 type A"/>
+                <w:lang w:val="en-US"/>
+              </w:rPr>
+              <w:t>200W</w:t>
+            </w:r>
+          </w:p>
+        </w:tc>
+      </w:tr>
+      <w:tr>
+        <w:trPr>
+          <w:cantSplit/>
+          <w:trHeight w:val="454" w:hRule="atLeast"/>
+        </w:trPr>
+        <w:tc>
+          <w:tcPr>
+            <w:tcW w:w="6426" w:type="dxa"/>
+            <w:tcBorders>
+              <w:top w:val="single" w:sz="4" w:space="0" w:color="000000"/>
+              <w:left w:val="single" w:sz="4" w:space="0" w:color="000000"/>
+              <w:bottom w:val="single" w:sz="4" w:space="0" w:color="000000"/>
+              <w:right w:val="single" w:sz="4" w:space="0" w:color="000000"/>
+            </w:tcBorders>
+            <w:vAlign w:val="center"/>
+          </w:tcPr>
+          <w:p>
+            <w:pPr>
+              <w:pStyle w:val="Normal"/>
+              <w:keepNext/>
+              <w:spacing w:before="0" w:after="192"/>
+              <w:rPr>
+                <w:rFonts w:ascii="GOST 2.304 type A" w:hAnsi="GOST 2.304 type A" w:cs="GOST 2.304 type A" w:eastAsia="GOST 2.304 type A"/>
+              </w:rPr>
+            </w:pPr>
+            <w:r>
+              <w:rPr>
+                <w:rFonts w:cs="GOST 2.304 type A" w:ascii="GOST 2.304 type A" w:hAnsi="GOST 2.304 type A" w:eastAsia="GOST 2.304 type A"/>
+              </w:rPr>
+              <w:t>Кабели питания внутренние, 220В, отсутствие изломов, надёжность крепления</w:t>
+            </w:r>
+          </w:p>
+        </w:tc>
+        <w:tc>
+          <w:tcPr>
+            <w:tcW w:w="3322" w:type="dxa"/>
+            <w:tcBorders>
+              <w:top w:val="single" w:sz="4" w:space="0" w:color="000000"/>
+              <w:left w:val="single" w:sz="4" w:space="0" w:color="000000"/>
+              <w:bottom w:val="single" w:sz="4" w:space="0" w:color="000000"/>
+              <w:right w:val="single" w:sz="4" w:space="0" w:color="000000"/>
+            </w:tcBorders>
+            <w:vAlign w:val="center"/>
+          </w:tcPr>
+          <w:p>
+            <w:pPr>
+              <w:pStyle w:val="Normal"/>
+              <w:keepNext/>
+              <w:spacing w:before="0" w:after="192"/>
+              <w:jc w:val="center"/>
+              <w:rPr>
+                <w:rFonts w:ascii="GOST 2.304 type A" w:hAnsi="GOST 2.304 type A" w:cs="GOST 2.304 type A" w:eastAsia="GOST 2.304 type A"/>
+              </w:rPr>
+            </w:pPr>
+            <w:r>
+              <w:rPr>
+                <w:rFonts w:cs="GOST 2.304 type A" w:ascii="GOST 2.304 type A" w:hAnsi="GOST 2.304 type A" w:eastAsia="GOST 2.304 type A"/>
+              </w:rPr>
+              <w:t>ПРОВЕРЕНО</w:t>
+            </w:r>
+          </w:p>
+        </w:tc>
+      </w:tr>
+      <w:tr>
+        <w:trPr>
+          <w:cantSplit/>
+          <w:trHeight w:val="454" w:hRule="atLeast"/>
+        </w:trPr>
+        <w:tc>
+          <w:tcPr>
+            <w:tcW w:w="6426" w:type="dxa"/>
+            <w:tcBorders>
+              <w:top w:val="single" w:sz="4" w:space="0" w:color="000000"/>
+              <w:left w:val="single" w:sz="4" w:space="0" w:color="000000"/>
+              <w:bottom w:val="single" w:sz="4" w:space="0" w:color="000000"/>
+              <w:right w:val="single" w:sz="4" w:space="0" w:color="000000"/>
+            </w:tcBorders>
+            <w:vAlign w:val="center"/>
+          </w:tcPr>
+          <w:p>
+            <w:pPr>
+              <w:pStyle w:val="Normal"/>
+              <w:keepNext/>
+              <w:spacing w:before="0" w:after="192"/>
+              <w:rPr>
+                <w:rFonts w:ascii="GOST 2.304 type A" w:hAnsi="GOST 2.304 type A" w:cs="GOST 2.304 type A" w:eastAsia="GOST 2.304 type A"/>
+              </w:rPr>
+            </w:pPr>
+            <w:r>
+              <w:rPr>
+                <w:rFonts w:cs="GOST 2.304 type A" w:ascii="GOST 2.304 type A" w:hAnsi="GOST 2.304 type A" w:eastAsia="GOST 2.304 type A"/>
+              </w:rPr>
+              <w:t>Провода питания внутренние, 5В, отсутствие изломов, надёжность крепления</w:t>
+            </w:r>
+          </w:p>
+        </w:tc>
+        <w:tc>
+          <w:tcPr>
+            <w:tcW w:w="3322" w:type="dxa"/>
+            <w:tcBorders>
+              <w:top w:val="single" w:sz="4" w:space="0" w:color="000000"/>
+              <w:left w:val="single" w:sz="4" w:space="0" w:color="000000"/>
+              <w:bottom w:val="single" w:sz="4" w:space="0" w:color="000000"/>
+              <w:right w:val="single" w:sz="4" w:space="0" w:color="000000"/>
+            </w:tcBorders>
+            <w:vAlign w:val="center"/>
+          </w:tcPr>
+          <w:p>
+            <w:pPr>
+              <w:pStyle w:val="Normal"/>
+              <w:keepNext/>
+              <w:spacing w:before="0" w:after="192"/>
+              <w:jc w:val="center"/>
+              <w:rPr>
+                <w:rFonts w:ascii="GOST 2.304 type A" w:hAnsi="GOST 2.304 type A" w:cs="GOST 2.304 type A" w:eastAsia="GOST 2.304 type A"/>
+              </w:rPr>
+            </w:pPr>
+            <w:r>
+              <w:rPr>
+                <w:rFonts w:cs="GOST 2.304 type A" w:ascii="GOST 2.304 type A" w:hAnsi="GOST 2.304 type A" w:eastAsia="GOST 2.304 type A"/>
+              </w:rPr>
+              <w:t>ПРОВЕРЕНО</w:t>
+            </w:r>
+          </w:p>
+        </w:tc>
+      </w:tr>
+      <w:tr>
+        <w:trPr>
+          <w:cantSplit/>
+          <w:trHeight w:val="454" w:hRule="atLeast"/>
+        </w:trPr>
+        <w:tc>
+          <w:tcPr>
+            <w:tcW w:w="6426" w:type="dxa"/>
+            <w:tcBorders>
+              <w:top w:val="single" w:sz="4" w:space="0" w:color="000000"/>
+              <w:left w:val="single" w:sz="4" w:space="0" w:color="000000"/>
+              <w:bottom w:val="single" w:sz="4" w:space="0" w:color="000000"/>
+              <w:right w:val="single" w:sz="4" w:space="0" w:color="000000"/>
+            </w:tcBorders>
+            <w:vAlign w:val="center"/>
+          </w:tcPr>
+          <w:p>
+            <w:pPr>
+              <w:pStyle w:val="Normal"/>
+              <w:keepNext/>
+              <w:spacing w:before="0" w:after="192"/>
+              <w:rPr>
+                <w:rFonts w:ascii="GOST 2.304 type A" w:hAnsi="GOST 2.304 type A" w:cs="GOST 2.304 type A" w:eastAsia="GOST 2.304 type A"/>
+              </w:rPr>
+            </w:pPr>
+            <w:r>
+              <w:rPr>
+                <w:rFonts w:cs="GOST 2.304 type A" w:ascii="GOST 2.304 type A" w:hAnsi="GOST 2.304 type A" w:eastAsia="GOST 2.304 type A"/>
+              </w:rPr>
+              <w:t>Провода питания внутренние, 5В, отсутствие падения напряжения</w:t>
+            </w:r>
+          </w:p>
+        </w:tc>
+        <w:tc>
+          <w:tcPr>
+            <w:tcW w:w="3322" w:type="dxa"/>
+            <w:tcBorders>
+              <w:top w:val="single" w:sz="4" w:space="0" w:color="000000"/>
+              <w:left w:val="single" w:sz="4" w:space="0" w:color="000000"/>
+              <w:bottom w:val="single" w:sz="4" w:space="0" w:color="000000"/>
+              <w:right w:val="single" w:sz="4" w:space="0" w:color="000000"/>
+            </w:tcBorders>
+            <w:vAlign w:val="center"/>
+          </w:tcPr>
+          <w:p>
+            <w:pPr>
+              <w:pStyle w:val="Normal"/>
+              <w:keepNext/>
+              <w:spacing w:before="0" w:after="192"/>
+              <w:jc w:val="center"/>
+              <w:rPr>
+                <w:rFonts w:ascii="GOST 2.304 type A" w:hAnsi="GOST 2.304 type A" w:cs="GOST 2.304 type A" w:eastAsia="GOST 2.304 type A"/>
+              </w:rPr>
+            </w:pPr>
+            <w:r>
+              <w:rPr>
+                <w:rFonts w:cs="GOST 2.304 type A" w:ascii="GOST 2.304 type A" w:hAnsi="GOST 2.304 type A" w:eastAsia="GOST 2.304 type A"/>
+              </w:rPr>
+              <w:t>ПРОВЕРЕНО</w:t>
+            </w:r>
+          </w:p>
+        </w:tc>
+      </w:tr>
+      <w:tr>
+        <w:trPr>
+          <w:cantSplit/>
+          <w:trHeight w:val="454" w:hRule="atLeast"/>
+        </w:trPr>
+        <w:tc>
+          <w:tcPr>
+            <w:tcW w:w="6426" w:type="dxa"/>
+            <w:tcBorders>
+              <w:top w:val="single" w:sz="4" w:space="0" w:color="000000"/>
+              <w:left w:val="single" w:sz="4" w:space="0" w:color="000000"/>
+              <w:bottom w:val="single" w:sz="4" w:space="0" w:color="000000"/>
+              <w:right w:val="single" w:sz="4" w:space="0" w:color="000000"/>
+            </w:tcBorders>
+            <w:vAlign w:val="center"/>
+          </w:tcPr>
+          <w:p>
+            <w:pPr>
+              <w:pStyle w:val="Normal"/>
+              <w:keepNext/>
+              <w:spacing w:before="0" w:after="192"/>
+              <w:rPr>
+                <w:rFonts w:ascii="GOST 2.304 type A" w:hAnsi="GOST 2.304 type A" w:cs="GOST 2.304 type A" w:eastAsia="GOST 2.304 type A"/>
+              </w:rPr>
+            </w:pPr>
+            <w:r>
+              <w:rPr>
+                <w:rFonts w:cs="GOST 2.304 type A" w:ascii="GOST 2.304 type A" w:hAnsi="GOST 2.304 type A" w:eastAsia="GOST 2.304 type A"/>
+              </w:rPr>
+              <w:t>Управляющие карты, надёжность крепления, электроизоляция</w:t>
+            </w:r>
+          </w:p>
+        </w:tc>
+        <w:tc>
+          <w:tcPr>
+            <w:tcW w:w="3322" w:type="dxa"/>
+            <w:tcBorders>
+              <w:top w:val="single" w:sz="4" w:space="0" w:color="000000"/>
+              <w:left w:val="single" w:sz="4" w:space="0" w:color="000000"/>
+              <w:bottom w:val="single" w:sz="4" w:space="0" w:color="000000"/>
+              <w:right w:val="single" w:sz="4" w:space="0" w:color="000000"/>
+            </w:tcBorders>
+            <w:vAlign w:val="center"/>
+          </w:tcPr>
+          <w:p>
+            <w:pPr>
+              <w:pStyle w:val="Normal"/>
+              <w:keepNext/>
+              <w:spacing w:before="0" w:after="192"/>
+              <w:jc w:val="center"/>
+              <w:rPr>
+                <w:rFonts w:ascii="GOST 2.304 type A" w:hAnsi="GOST 2.304 type A" w:cs="GOST 2.304 type A" w:eastAsia="GOST 2.304 type A"/>
+              </w:rPr>
+            </w:pPr>
+            <w:r>
+              <w:rPr>
+                <w:rFonts w:cs="GOST 2.304 type A" w:ascii="GOST 2.304 type A" w:hAnsi="GOST 2.304 type A" w:eastAsia="GOST 2.304 type A"/>
+              </w:rPr>
+              <w:t>ПРОВЕРЕНО</w:t>
+            </w:r>
+          </w:p>
+        </w:tc>
+      </w:tr>
+      <w:tr>
+        <w:trPr>
+          <w:cantSplit/>
+          <w:trHeight w:val="454" w:hRule="atLeast"/>
+        </w:trPr>
+        <w:tc>
+          <w:tcPr>
+            <w:tcW w:w="6426" w:type="dxa"/>
+            <w:tcBorders>
+              <w:top w:val="single" w:sz="4" w:space="0" w:color="000000"/>
+              <w:left w:val="single" w:sz="4" w:space="0" w:color="000000"/>
+              <w:bottom w:val="single" w:sz="4" w:space="0" w:color="000000"/>
+              <w:right w:val="single" w:sz="4" w:space="0" w:color="000000"/>
+            </w:tcBorders>
+            <w:vAlign w:val="center"/>
+          </w:tcPr>
+          <w:p>
+            <w:pPr>
+              <w:pStyle w:val="Normal"/>
+              <w:keepNext/>
+              <w:spacing w:before="0" w:after="192"/>
+              <w:rPr>
+                <w:rFonts w:ascii="GOST 2.304 type A" w:hAnsi="GOST 2.304 type A" w:cs="GOST 2.304 type A" w:eastAsia="GOST 2.304 type A"/>
+              </w:rPr>
+            </w:pPr>
+            <w:r>
+              <w:rPr>
+                <w:rFonts w:cs="GOST 2.304 type A" w:ascii="GOST 2.304 type A" w:hAnsi="GOST 2.304 type A" w:eastAsia="GOST 2.304 type A"/>
+              </w:rPr>
+              <w:t>Шлейфы, отсутствие изломов, надёжность крепления</w:t>
+            </w:r>
+          </w:p>
+        </w:tc>
+        <w:tc>
+          <w:tcPr>
+            <w:tcW w:w="3322" w:type="dxa"/>
+            <w:tcBorders>
+              <w:top w:val="single" w:sz="4" w:space="0" w:color="000000"/>
+              <w:left w:val="single" w:sz="4" w:space="0" w:color="000000"/>
+              <w:bottom w:val="single" w:sz="4" w:space="0" w:color="000000"/>
+              <w:right w:val="single" w:sz="4" w:space="0" w:color="000000"/>
+            </w:tcBorders>
+            <w:vAlign w:val="center"/>
+          </w:tcPr>
+          <w:p>
+            <w:pPr>
+              <w:pStyle w:val="Normal"/>
+              <w:keepNext/>
+              <w:spacing w:before="0" w:after="192"/>
+              <w:jc w:val="center"/>
+              <w:rPr>
+                <w:rFonts w:ascii="GOST 2.304 type A" w:hAnsi="GOST 2.304 type A" w:cs="GOST 2.304 type A" w:eastAsia="GOST 2.304 type A"/>
+              </w:rPr>
+            </w:pPr>
+            <w:r>
+              <w:rPr>
+                <w:rFonts w:cs="GOST 2.304 type A" w:ascii="GOST 2.304 type A" w:hAnsi="GOST 2.304 type A" w:eastAsia="GOST 2.304 type A"/>
+              </w:rPr>
+              <w:t>ПРОВЕРЕНО</w:t>
+            </w:r>
+          </w:p>
+        </w:tc>
+      </w:tr>
+      <w:tr>
+        <w:trPr>
+          <w:cantSplit/>
+          <w:trHeight w:val="454" w:hRule="atLeast"/>
+        </w:trPr>
+        <w:tc>
+          <w:tcPr>
+            <w:tcW w:w="6426" w:type="dxa"/>
+            <w:tcBorders>
+              <w:top w:val="single" w:sz="4" w:space="0" w:color="000000"/>
+              <w:left w:val="single" w:sz="4" w:space="0" w:color="000000"/>
+              <w:bottom w:val="single" w:sz="4" w:space="0" w:color="000000"/>
+              <w:right w:val="single" w:sz="4" w:space="0" w:color="000000"/>
+            </w:tcBorders>
+            <w:vAlign w:val="center"/>
+          </w:tcPr>
+          <w:p>
+            <w:pPr>
+              <w:pStyle w:val="Normal"/>
+              <w:keepNext/>
+              <w:spacing w:before="0" w:after="192"/>
+              <w:rPr>
+                <w:rFonts w:ascii="GOST 2.304 type A" w:hAnsi="GOST 2.304 type A" w:cs="GOST 2.304 type A" w:eastAsia="GOST 2.304 type A"/>
+              </w:rPr>
+            </w:pPr>
+            <w:r>
+              <w:rPr>
+                <w:rFonts w:cs="GOST 2.304 type A" w:ascii="GOST 2.304 type A" w:hAnsi="GOST 2.304 type A" w:eastAsia="GOST 2.304 type A"/>
+              </w:rPr>
+              <w:t>Патчкорды внутренние, отсутствие изломов, надёжность крепления</w:t>
+            </w:r>
+          </w:p>
+        </w:tc>
+        <w:tc>
+          <w:tcPr>
+            <w:tcW w:w="3322" w:type="dxa"/>
+            <w:tcBorders>
+              <w:top w:val="single" w:sz="4" w:space="0" w:color="000000"/>
+              <w:left w:val="single" w:sz="4" w:space="0" w:color="000000"/>
+              <w:bottom w:val="single" w:sz="4" w:space="0" w:color="000000"/>
+              <w:right w:val="single" w:sz="4" w:space="0" w:color="000000"/>
+            </w:tcBorders>
+            <w:vAlign w:val="center"/>
+          </w:tcPr>
+          <w:p>
+            <w:pPr>
+              <w:pStyle w:val="Normal"/>
+              <w:keepNext/>
+              <w:spacing w:before="0" w:after="192"/>
+              <w:jc w:val="center"/>
+              <w:rPr>
+                <w:rFonts w:ascii="GOST 2.304 type A" w:hAnsi="GOST 2.304 type A" w:cs="GOST 2.304 type A" w:eastAsia="GOST 2.304 type A"/>
+              </w:rPr>
+            </w:pPr>
+            <w:r>
+              <w:rPr>
+                <w:rFonts w:cs="GOST 2.304 type A" w:ascii="GOST 2.304 type A" w:hAnsi="GOST 2.304 type A" w:eastAsia="GOST 2.304 type A"/>
+              </w:rPr>
+              <w:t>ПРОВЕРЕНО</w:t>
+            </w:r>
+          </w:p>
+        </w:tc>
+      </w:tr>
+      <w:tr>
+        <w:trPr>
+          <w:cantSplit/>
+          <w:trHeight w:val="454" w:hRule="atLeast"/>
+        </w:trPr>
+        <w:tc>
+          <w:tcPr>
+            <w:tcW w:w="6426" w:type="dxa"/>
+            <w:tcBorders>
+              <w:top w:val="single" w:sz="4" w:space="0" w:color="000000"/>
+              <w:left w:val="single" w:sz="4" w:space="0" w:color="000000"/>
+              <w:bottom w:val="single" w:sz="4" w:space="0" w:color="000000"/>
+              <w:right w:val="single" w:sz="4" w:space="0" w:color="000000"/>
+            </w:tcBorders>
+            <w:vAlign w:val="center"/>
+          </w:tcPr>
+          <w:p>
+            <w:pPr>
+              <w:pStyle w:val="Normal"/>
+              <w:keepNext/>
+              <w:spacing w:before="0" w:after="192"/>
+              <w:rPr>
+                <w:rFonts w:ascii="GOST 2.304 type A" w:hAnsi="GOST 2.304 type A" w:cs="GOST 2.304 type A" w:eastAsia="GOST 2.304 type A"/>
+              </w:rPr>
+            </w:pPr>
+            <w:r>
+              <w:rPr>
+                <w:rFonts w:cs="GOST 2.304 type A" w:ascii="GOST 2.304 type A" w:hAnsi="GOST 2.304 type A" w:eastAsia="GOST 2.304 type A"/>
+              </w:rPr>
+              <w:t>Модули, надёжность крепления, влагоизоляция</w:t>
+            </w:r>
+          </w:p>
+        </w:tc>
+        <w:tc>
+          <w:tcPr>
+            <w:tcW w:w="3322" w:type="dxa"/>
+            <w:tcBorders>
+              <w:top w:val="single" w:sz="4" w:space="0" w:color="000000"/>
+              <w:left w:val="single" w:sz="4" w:space="0" w:color="000000"/>
+              <w:bottom w:val="single" w:sz="4" w:space="0" w:color="000000"/>
+              <w:right w:val="single" w:sz="4" w:space="0" w:color="000000"/>
+            </w:tcBorders>
+            <w:vAlign w:val="center"/>
+          </w:tcPr>
+          <w:p>
+            <w:pPr>
+              <w:pStyle w:val="Normal"/>
+              <w:keepNext/>
+              <w:spacing w:before="0" w:after="192"/>
+              <w:jc w:val="center"/>
+              <w:rPr>
+                <w:rFonts w:ascii="GOST 2.304 type A" w:hAnsi="GOST 2.304 type A" w:cs="GOST 2.304 type A" w:eastAsia="GOST 2.304 type A"/>
+              </w:rPr>
+            </w:pPr>
+            <w:r>
+              <w:rPr>
+                <w:rFonts w:cs="GOST 2.304 type A" w:ascii="GOST 2.304 type A" w:hAnsi="GOST 2.304 type A" w:eastAsia="GOST 2.304 type A"/>
+              </w:rPr>
+              <w:t>ПРОВЕРЕНО</w:t>
+            </w:r>
+          </w:p>
+        </w:tc>
+      </w:tr>
+      <w:tr>
+        <w:trPr>
+          <w:cantSplit/>
+          <w:trHeight w:val="454" w:hRule="atLeast"/>
+        </w:trPr>
+        <w:tc>
+          <w:tcPr>
+            <w:tcW w:w="6426" w:type="dxa"/>
+            <w:tcBorders>
+              <w:top w:val="single" w:sz="4" w:space="0" w:color="000000"/>
+              <w:left w:val="single" w:sz="4" w:space="0" w:color="000000"/>
+              <w:bottom w:val="single" w:sz="4" w:space="0" w:color="000000"/>
+              <w:right w:val="single" w:sz="4" w:space="0" w:color="000000"/>
+            </w:tcBorders>
+            <w:vAlign w:val="center"/>
+          </w:tcPr>
+          <w:p>
+            <w:pPr>
+              <w:pStyle w:val="Normal"/>
+              <w:keepNext/>
+              <w:spacing w:before="0" w:after="192"/>
+              <w:rPr>
+                <w:rFonts w:ascii="GOST 2.304 type A" w:hAnsi="GOST 2.304 type A" w:cs="GOST 2.304 type A" w:eastAsia="GOST 2.304 type A"/>
+              </w:rPr>
+            </w:pPr>
+            <w:r>
+              <w:rPr>
+                <w:rFonts w:cs="GOST 2.304 type A" w:ascii="GOST 2.304 type A" w:hAnsi="GOST 2.304 type A" w:eastAsia="GOST 2.304 type A"/>
+              </w:rPr>
+              <w:t>Патчкорды внешние, отсутствие изломов</w:t>
+            </w:r>
+          </w:p>
+        </w:tc>
+        <w:tc>
+          <w:tcPr>
+            <w:tcW w:w="3322" w:type="dxa"/>
+            <w:tcBorders>
+              <w:top w:val="single" w:sz="4" w:space="0" w:color="000000"/>
+              <w:left w:val="single" w:sz="4" w:space="0" w:color="000000"/>
+              <w:bottom w:val="single" w:sz="4" w:space="0" w:color="000000"/>
+              <w:right w:val="single" w:sz="4" w:space="0" w:color="000000"/>
+            </w:tcBorders>
+            <w:vAlign w:val="center"/>
+          </w:tcPr>
+          <w:p>
+            <w:pPr>
+              <w:pStyle w:val="Normal"/>
+              <w:keepNext/>
+              <w:spacing w:before="0" w:after="192"/>
+              <w:jc w:val="center"/>
+              <w:rPr>
+                <w:rFonts w:ascii="GOST 2.304 type A" w:hAnsi="GOST 2.304 type A" w:cs="GOST 2.304 type A" w:eastAsia="GOST 2.304 type A"/>
+              </w:rPr>
+            </w:pPr>
+            <w:r>
+              <w:rPr>
+                <w:rFonts w:cs="GOST 2.304 type A" w:ascii="GOST 2.304 type A" w:hAnsi="GOST 2.304 type A" w:eastAsia="GOST 2.304 type A"/>
+              </w:rPr>
+              <w:t>ПРОВЕРЕНО</w:t>
+            </w:r>
+          </w:p>
+        </w:tc>
+      </w:tr>
+      <w:tr>
+        <w:trPr>
+          <w:cantSplit/>
+          <w:trHeight w:val="454" w:hRule="atLeast"/>
+        </w:trPr>
+        <w:tc>
+          <w:tcPr>
+            <w:tcW w:w="6426" w:type="dxa"/>
+            <w:tcBorders>
+              <w:top w:val="single" w:sz="4" w:space="0" w:color="000000"/>
+              <w:left w:val="single" w:sz="4" w:space="0" w:color="000000"/>
+              <w:bottom w:val="single" w:sz="4" w:space="0" w:color="000000"/>
+              <w:right w:val="single" w:sz="4" w:space="0" w:color="000000"/>
+            </w:tcBorders>
+            <w:vAlign w:val="center"/>
+          </w:tcPr>
+          <w:p>
+            <w:pPr>
+              <w:pStyle w:val="Normal"/>
+              <w:keepNext/>
+              <w:spacing w:before="0" w:after="192"/>
+              <w:rPr>
+                <w:rFonts w:ascii="GOST 2.304 type A" w:hAnsi="GOST 2.304 type A" w:cs="GOST 2.304 type A" w:eastAsia="GOST 2.304 type A"/>
+              </w:rPr>
+            </w:pPr>
+            <w:r>
+              <w:rPr>
+                <w:rFonts w:cs="GOST 2.304 type A" w:ascii="GOST 2.304 type A" w:hAnsi="GOST 2.304 type A" w:eastAsia="GOST 2.304 type A"/>
+              </w:rPr>
+              <w:t>Наличие заземления в вилках внешнего питания</w:t>
+            </w:r>
+          </w:p>
+        </w:tc>
+        <w:tc>
+          <w:tcPr>
+            <w:tcW w:w="3322" w:type="dxa"/>
+            <w:tcBorders>
+              <w:top w:val="single" w:sz="4" w:space="0" w:color="000000"/>
+              <w:left w:val="single" w:sz="4" w:space="0" w:color="000000"/>
+              <w:bottom w:val="single" w:sz="4" w:space="0" w:color="000000"/>
+              <w:right w:val="single" w:sz="4" w:space="0" w:color="000000"/>
+            </w:tcBorders>
+            <w:vAlign w:val="center"/>
+          </w:tcPr>
+          <w:p>
+            <w:pPr>
+              <w:pStyle w:val="Normal"/>
+              <w:keepNext/>
+              <w:spacing w:before="0" w:after="192"/>
+              <w:jc w:val="center"/>
+              <w:rPr>
+                <w:rFonts w:ascii="GOST 2.304 type A" w:hAnsi="GOST 2.304 type A" w:cs="GOST 2.304 type A" w:eastAsia="GOST 2.304 type A"/>
+              </w:rPr>
+            </w:pPr>
+            <w:r>
+              <w:rPr>
+                <w:rFonts w:cs="GOST 2.304 type A" w:ascii="GOST 2.304 type A" w:hAnsi="GOST 2.304 type A" w:eastAsia="GOST 2.304 type A"/>
+              </w:rPr>
+              <w:t>ПРОВЕРЕНО</w:t>
+            </w:r>
+          </w:p>
+        </w:tc>
+      </w:tr>
+      <w:tr>
+        <w:trPr>
+          <w:cantSplit/>
+          <w:trHeight w:val="454" w:hRule="atLeast"/>
+        </w:trPr>
+        <w:tc>
+          <w:tcPr>
+            <w:tcW w:w="6426" w:type="dxa"/>
+            <w:tcBorders>
+              <w:top w:val="single" w:sz="4" w:space="0" w:color="000000"/>
+              <w:left w:val="single" w:sz="4" w:space="0" w:color="000000"/>
+              <w:bottom w:val="single" w:sz="4" w:space="0" w:color="000000"/>
+              <w:right w:val="single" w:sz="4" w:space="0" w:color="000000"/>
+            </w:tcBorders>
+            <w:vAlign w:val="center"/>
+          </w:tcPr>
+          <w:p>
+            <w:pPr>
+              <w:pStyle w:val="Normal"/>
+              <w:keepNext/>
+              <w:spacing w:before="0" w:after="192"/>
+              <w:rPr>
+                <w:rFonts w:ascii="GOST 2.304 type A" w:hAnsi="GOST 2.304 type A" w:cs="GOST 2.304 type A" w:eastAsia="GOST 2.304 type A"/>
+              </w:rPr>
+            </w:pPr>
+            <w:r>
+              <w:rPr>
+                <w:rFonts w:cs="GOST 2.304 type A" w:ascii="GOST 2.304 type A" w:hAnsi="GOST 2.304 type A" w:eastAsia="GOST 2.304 type A"/>
+              </w:rPr>
+              <w:t>Единый «ноль» питания внутри экрана</w:t>
+            </w:r>
+          </w:p>
+        </w:tc>
+        <w:tc>
+          <w:tcPr>
+            <w:tcW w:w="3322" w:type="dxa"/>
+            <w:tcBorders>
+              <w:top w:val="single" w:sz="4" w:space="0" w:color="000000"/>
+              <w:left w:val="single" w:sz="4" w:space="0" w:color="000000"/>
+              <w:bottom w:val="single" w:sz="4" w:space="0" w:color="000000"/>
+              <w:right w:val="single" w:sz="4" w:space="0" w:color="000000"/>
+            </w:tcBorders>
+            <w:vAlign w:val="center"/>
+          </w:tcPr>
+          <w:p>
+            <w:pPr>
+              <w:pStyle w:val="Normal"/>
+              <w:keepNext/>
+              <w:spacing w:before="0" w:after="192"/>
+              <w:jc w:val="center"/>
+              <w:rPr>
+                <w:rFonts w:ascii="GOST 2.304 type A" w:hAnsi="GOST 2.304 type A" w:cs="GOST 2.304 type A" w:eastAsia="GOST 2.304 type A"/>
+              </w:rPr>
+            </w:pPr>
+            <w:r>
+              <w:rPr>
+                <w:rFonts w:cs="GOST 2.304 type A" w:ascii="GOST 2.304 type A" w:hAnsi="GOST 2.304 type A" w:eastAsia="GOST 2.304 type A"/>
+              </w:rPr>
+              <w:t>ПРОВЕРЕНО</w:t>
+            </w:r>
+          </w:p>
+        </w:tc>
+      </w:tr>
+      <w:tr>
+        <w:trPr>
+          <w:cantSplit/>
           <w:trHeight w:val="454" w:hRule="atLeast"/>
         </w:trPr>
         <w:tc>
@@ -6112,18 +6969,15 @@
             <w:pPr>
               <w:pStyle w:val="Normal"/>
               <w:spacing w:before="0" w:after="192"/>
-              <w:jc w:val="center"/>
               <w:rPr>
                 <w:rFonts w:ascii="GOST 2.304 type A" w:hAnsi="GOST 2.304 type A" w:cs="GOST 2.304 type A" w:eastAsia="GOST 2.304 type A"/>
-                <w:b/>
               </w:rPr>
             </w:pPr>
             <w:r>
               <w:rPr>
                 <w:rFonts w:cs="GOST 2.304 type A" w:ascii="GOST 2.304 type A" w:hAnsi="GOST 2.304 type A" w:eastAsia="GOST 2.304 type A"/>
-                <w:b/>
-              </w:rPr>
-              <w:t>Проверка / тест</w:t>
+              </w:rPr>
+              <w:t>Визуальная равномерность светоизлучающего полотна</w:t>
             </w:r>
           </w:p>
         </w:tc>
@@ -6145,1027 +6999,6 @@
               <w:jc w:val="center"/>
               <w:rPr>
                 <w:rFonts w:ascii="GOST 2.304 type A" w:hAnsi="GOST 2.304 type A" w:cs="GOST 2.304 type A" w:eastAsia="GOST 2.304 type A"/>
-                <w:b/>
-              </w:rPr>
-            </w:pPr>
-            <w:r>
-              <w:rPr>
-                <w:rFonts w:cs="GOST 2.304 type A" w:ascii="GOST 2.304 type A" w:hAnsi="GOST 2.304 type A" w:eastAsia="GOST 2.304 type A"/>
-                <w:b/>
-              </w:rPr>
-              <w:t>Отметка об успешном прохождении</w:t>
-            </w:r>
-          </w:p>
-        </w:tc>
-      </w:tr>
-      <w:tr>
-        <w:trPr>
-          <w:trHeight w:val="454" w:hRule="atLeast"/>
-        </w:trPr>
-        <w:tc>
-          <w:tcPr>
-            <w:tcW w:w="6426" w:type="dxa"/>
-            <w:tcBorders>
-              <w:top w:val="single" w:sz="4" w:space="0" w:color="000000"/>
-              <w:left w:val="single" w:sz="4" w:space="0" w:color="000000"/>
-              <w:bottom w:val="single" w:sz="4" w:space="0" w:color="000000"/>
-              <w:right w:val="single" w:sz="4" w:space="0" w:color="000000"/>
-            </w:tcBorders>
-            <w:vAlign w:val="center"/>
-          </w:tcPr>
-          <w:p>
-            <w:pPr>
-              <w:pStyle w:val="Normal"/>
-              <w:spacing w:before="0" w:after="192"/>
-              <w:rPr>
-                <w:rFonts w:ascii="GOST 2.304 type A" w:hAnsi="GOST 2.304 type A" w:cs="GOST 2.304 type A" w:eastAsia="GOST 2.304 type A"/>
-              </w:rPr>
-            </w:pPr>
-            <w:r>
-              <w:rPr>
-                <w:rFonts w:cs="GOST 2.304 type A" w:ascii="GOST 2.304 type A" w:hAnsi="GOST 2.304 type A" w:eastAsia="GOST 2.304 type A"/>
-              </w:rPr>
-              <w:t>Красный цвет («битые» пиксели)</w:t>
-            </w:r>
-          </w:p>
-        </w:tc>
-        <w:tc>
-          <w:tcPr>
-            <w:tcW w:w="3322" w:type="dxa"/>
-            <w:tcBorders>
-              <w:top w:val="single" w:sz="4" w:space="0" w:color="000000"/>
-              <w:left w:val="single" w:sz="4" w:space="0" w:color="000000"/>
-              <w:bottom w:val="single" w:sz="4" w:space="0" w:color="000000"/>
-              <w:right w:val="single" w:sz="4" w:space="0" w:color="000000"/>
-            </w:tcBorders>
-            <w:vAlign w:val="center"/>
-          </w:tcPr>
-          <w:p>
-            <w:pPr>
-              <w:pStyle w:val="Normal"/>
-              <w:spacing w:before="0" w:after="192"/>
-              <w:jc w:val="center"/>
-              <w:rPr>
-                <w:rFonts w:ascii="GOST 2.304 type A" w:hAnsi="GOST 2.304 type A" w:cs="GOST 2.304 type A" w:eastAsia="GOST 2.304 type A"/>
-              </w:rPr>
-            </w:pPr>
-            <w:r>
-              <w:rPr>
-                <w:rFonts w:cs="GOST 2.304 type A" w:ascii="GOST 2.304 type A" w:hAnsi="GOST 2.304 type A" w:eastAsia="GOST 2.304 type A"/>
-              </w:rPr>
-              <w:t>ПРОВЕРЕНО</w:t>
-            </w:r>
-          </w:p>
-        </w:tc>
-      </w:tr>
-      <w:tr>
-        <w:trPr>
-          <w:trHeight w:val="454" w:hRule="atLeast"/>
-        </w:trPr>
-        <w:tc>
-          <w:tcPr>
-            <w:tcW w:w="6426" w:type="dxa"/>
-            <w:tcBorders>
-              <w:top w:val="single" w:sz="4" w:space="0" w:color="000000"/>
-              <w:left w:val="single" w:sz="4" w:space="0" w:color="000000"/>
-              <w:bottom w:val="single" w:sz="4" w:space="0" w:color="000000"/>
-              <w:right w:val="single" w:sz="4" w:space="0" w:color="000000"/>
-            </w:tcBorders>
-            <w:vAlign w:val="center"/>
-          </w:tcPr>
-          <w:p>
-            <w:pPr>
-              <w:pStyle w:val="Normal"/>
-              <w:spacing w:before="0" w:after="192"/>
-              <w:rPr>
-                <w:rFonts w:ascii="GOST 2.304 type A" w:hAnsi="GOST 2.304 type A" w:cs="GOST 2.304 type A" w:eastAsia="GOST 2.304 type A"/>
-              </w:rPr>
-            </w:pPr>
-            <w:r>
-              <w:rPr>
-                <w:rFonts w:cs="GOST 2.304 type A" w:ascii="GOST 2.304 type A" w:hAnsi="GOST 2.304 type A" w:eastAsia="GOST 2.304 type A"/>
-              </w:rPr>
-              <w:t>Зелёный цвет («битые» пиксели)</w:t>
-            </w:r>
-          </w:p>
-        </w:tc>
-        <w:tc>
-          <w:tcPr>
-            <w:tcW w:w="3322" w:type="dxa"/>
-            <w:tcBorders>
-              <w:top w:val="single" w:sz="4" w:space="0" w:color="000000"/>
-              <w:left w:val="single" w:sz="4" w:space="0" w:color="000000"/>
-              <w:bottom w:val="single" w:sz="4" w:space="0" w:color="000000"/>
-              <w:right w:val="single" w:sz="4" w:space="0" w:color="000000"/>
-            </w:tcBorders>
-            <w:vAlign w:val="center"/>
-          </w:tcPr>
-          <w:p>
-            <w:pPr>
-              <w:pStyle w:val="Normal"/>
-              <w:spacing w:before="0" w:after="192"/>
-              <w:jc w:val="center"/>
-              <w:rPr>
-                <w:rFonts w:ascii="GOST 2.304 type A" w:hAnsi="GOST 2.304 type A" w:cs="GOST 2.304 type A" w:eastAsia="GOST 2.304 type A"/>
-              </w:rPr>
-            </w:pPr>
-            <w:r>
-              <w:rPr>
-                <w:rFonts w:cs="GOST 2.304 type A" w:ascii="GOST 2.304 type A" w:hAnsi="GOST 2.304 type A" w:eastAsia="GOST 2.304 type A"/>
-              </w:rPr>
-              <w:t>ПРОВЕРЕНО</w:t>
-            </w:r>
-          </w:p>
-        </w:tc>
-      </w:tr>
-      <w:tr>
-        <w:trPr>
-          <w:trHeight w:val="454" w:hRule="atLeast"/>
-        </w:trPr>
-        <w:tc>
-          <w:tcPr>
-            <w:tcW w:w="6426" w:type="dxa"/>
-            <w:tcBorders>
-              <w:top w:val="single" w:sz="4" w:space="0" w:color="000000"/>
-              <w:left w:val="single" w:sz="4" w:space="0" w:color="000000"/>
-              <w:bottom w:val="single" w:sz="4" w:space="0" w:color="000000"/>
-              <w:right w:val="single" w:sz="4" w:space="0" w:color="000000"/>
-            </w:tcBorders>
-            <w:vAlign w:val="center"/>
-          </w:tcPr>
-          <w:p>
-            <w:pPr>
-              <w:pStyle w:val="Normal"/>
-              <w:spacing w:before="0" w:after="192"/>
-              <w:rPr>
-                <w:rFonts w:ascii="GOST 2.304 type A" w:hAnsi="GOST 2.304 type A" w:cs="GOST 2.304 type A" w:eastAsia="GOST 2.304 type A"/>
-              </w:rPr>
-            </w:pPr>
-            <w:r>
-              <w:rPr>
-                <w:rFonts w:cs="GOST 2.304 type A" w:ascii="GOST 2.304 type A" w:hAnsi="GOST 2.304 type A" w:eastAsia="GOST 2.304 type A"/>
-              </w:rPr>
-              <w:t>Синий цвет («битые» пиксели)</w:t>
-            </w:r>
-          </w:p>
-        </w:tc>
-        <w:tc>
-          <w:tcPr>
-            <w:tcW w:w="3322" w:type="dxa"/>
-            <w:tcBorders>
-              <w:top w:val="single" w:sz="4" w:space="0" w:color="000000"/>
-              <w:left w:val="single" w:sz="4" w:space="0" w:color="000000"/>
-              <w:bottom w:val="single" w:sz="4" w:space="0" w:color="000000"/>
-              <w:right w:val="single" w:sz="4" w:space="0" w:color="000000"/>
-            </w:tcBorders>
-            <w:vAlign w:val="center"/>
-          </w:tcPr>
-          <w:p>
-            <w:pPr>
-              <w:pStyle w:val="Normal"/>
-              <w:spacing w:before="0" w:after="192"/>
-              <w:jc w:val="center"/>
-              <w:rPr>
-                <w:rFonts w:ascii="GOST 2.304 type A" w:hAnsi="GOST 2.304 type A" w:cs="GOST 2.304 type A" w:eastAsia="GOST 2.304 type A"/>
-              </w:rPr>
-            </w:pPr>
-            <w:r>
-              <w:rPr>
-                <w:rFonts w:cs="GOST 2.304 type A" w:ascii="GOST 2.304 type A" w:hAnsi="GOST 2.304 type A" w:eastAsia="GOST 2.304 type A"/>
-              </w:rPr>
-              <w:t>ПРОВЕРЕНО</w:t>
-            </w:r>
-          </w:p>
-        </w:tc>
-      </w:tr>
-      <w:tr>
-        <w:trPr>
-          <w:trHeight w:val="454" w:hRule="atLeast"/>
-        </w:trPr>
-        <w:tc>
-          <w:tcPr>
-            <w:tcW w:w="6426" w:type="dxa"/>
-            <w:tcBorders>
-              <w:top w:val="single" w:sz="4" w:space="0" w:color="000000"/>
-              <w:left w:val="single" w:sz="4" w:space="0" w:color="000000"/>
-              <w:bottom w:val="single" w:sz="4" w:space="0" w:color="000000"/>
-              <w:right w:val="single" w:sz="4" w:space="0" w:color="000000"/>
-            </w:tcBorders>
-            <w:vAlign w:val="center"/>
-          </w:tcPr>
-          <w:p>
-            <w:pPr>
-              <w:pStyle w:val="Normal"/>
-              <w:spacing w:before="0" w:after="192"/>
-              <w:rPr>
-                <w:rFonts w:ascii="GOST 2.304 type A" w:hAnsi="GOST 2.304 type A" w:cs="GOST 2.304 type A" w:eastAsia="GOST 2.304 type A"/>
-              </w:rPr>
-            </w:pPr>
-            <w:r>
-              <w:rPr>
-                <w:rFonts w:cs="GOST 2.304 type A" w:ascii="GOST 2.304 type A" w:hAnsi="GOST 2.304 type A" w:eastAsia="GOST 2.304 type A"/>
-              </w:rPr>
-              <w:t>Белый цвет («битые» пиксели)</w:t>
-            </w:r>
-          </w:p>
-        </w:tc>
-        <w:tc>
-          <w:tcPr>
-            <w:tcW w:w="3322" w:type="dxa"/>
-            <w:tcBorders>
-              <w:top w:val="single" w:sz="4" w:space="0" w:color="000000"/>
-              <w:left w:val="single" w:sz="4" w:space="0" w:color="000000"/>
-              <w:bottom w:val="single" w:sz="4" w:space="0" w:color="000000"/>
-              <w:right w:val="single" w:sz="4" w:space="0" w:color="000000"/>
-            </w:tcBorders>
-            <w:vAlign w:val="center"/>
-          </w:tcPr>
-          <w:p>
-            <w:pPr>
-              <w:pStyle w:val="Normal"/>
-              <w:spacing w:before="0" w:after="192"/>
-              <w:jc w:val="center"/>
-              <w:rPr>
-                <w:rFonts w:ascii="GOST 2.304 type A" w:hAnsi="GOST 2.304 type A" w:cs="GOST 2.304 type A" w:eastAsia="GOST 2.304 type A"/>
-              </w:rPr>
-            </w:pPr>
-            <w:r>
-              <w:rPr>
-                <w:rFonts w:cs="GOST 2.304 type A" w:ascii="GOST 2.304 type A" w:hAnsi="GOST 2.304 type A" w:eastAsia="GOST 2.304 type A"/>
-              </w:rPr>
-              <w:t>ПРОВЕРЕНО</w:t>
-            </w:r>
-          </w:p>
-        </w:tc>
-      </w:tr>
-      <w:tr>
-        <w:trPr>
-          <w:trHeight w:val="454" w:hRule="atLeast"/>
-        </w:trPr>
-        <w:tc>
-          <w:tcPr>
-            <w:tcW w:w="6426" w:type="dxa"/>
-            <w:tcBorders>
-              <w:top w:val="single" w:sz="4" w:space="0" w:color="000000"/>
-              <w:left w:val="single" w:sz="4" w:space="0" w:color="000000"/>
-              <w:bottom w:val="single" w:sz="4" w:space="0" w:color="000000"/>
-              <w:right w:val="single" w:sz="4" w:space="0" w:color="000000"/>
-            </w:tcBorders>
-            <w:vAlign w:val="center"/>
-          </w:tcPr>
-          <w:p>
-            <w:pPr>
-              <w:pStyle w:val="Normal"/>
-              <w:spacing w:before="0" w:after="192"/>
-              <w:rPr>
-                <w:rFonts w:ascii="GOST 2.304 type A" w:hAnsi="GOST 2.304 type A" w:cs="GOST 2.304 type A" w:eastAsia="GOST 2.304 type A"/>
-              </w:rPr>
-            </w:pPr>
-            <w:r>
-              <w:rPr>
-                <w:rFonts w:cs="GOST 2.304 type A" w:ascii="GOST 2.304 type A" w:hAnsi="GOST 2.304 type A" w:eastAsia="GOST 2.304 type A"/>
-              </w:rPr>
-              <w:t>Настройка яркости (не ниже заявленной)</w:t>
-            </w:r>
-          </w:p>
-        </w:tc>
-        <w:tc>
-          <w:tcPr>
-            <w:tcW w:w="3322" w:type="dxa"/>
-            <w:tcBorders>
-              <w:top w:val="single" w:sz="4" w:space="0" w:color="000000"/>
-              <w:left w:val="single" w:sz="4" w:space="0" w:color="000000"/>
-              <w:bottom w:val="single" w:sz="4" w:space="0" w:color="000000"/>
-              <w:right w:val="single" w:sz="4" w:space="0" w:color="000000"/>
-            </w:tcBorders>
-            <w:vAlign w:val="center"/>
-          </w:tcPr>
-          <w:p>
-            <w:pPr>
-              <w:pStyle w:val="Normal"/>
-              <w:spacing w:before="0" w:after="192"/>
-              <w:jc w:val="center"/>
-              <w:rPr>
-                <w:rFonts w:ascii="GOST 2.304 type A" w:hAnsi="GOST 2.304 type A" w:cs="GOST 2.304 type A" w:eastAsia="GOST 2.304 type A"/>
-              </w:rPr>
-            </w:pPr>
-            <w:r>
-              <w:rPr>
-                <w:rFonts w:cs="GOST 2.304 type A" w:ascii="GOST 2.304 type A" w:hAnsi="GOST 2.304 type A" w:eastAsia="GOST 2.304 type A"/>
-              </w:rPr>
-              <w:t>ПРОВЕРЕНО</w:t>
-            </w:r>
-          </w:p>
-        </w:tc>
-      </w:tr>
-      <w:tr>
-        <w:trPr>
-          <w:trHeight w:val="454" w:hRule="atLeast"/>
-        </w:trPr>
-        <w:tc>
-          <w:tcPr>
-            <w:tcW w:w="6426" w:type="dxa"/>
-            <w:tcBorders>
-              <w:top w:val="single" w:sz="4" w:space="0" w:color="000000"/>
-              <w:left w:val="single" w:sz="4" w:space="0" w:color="000000"/>
-              <w:bottom w:val="single" w:sz="4" w:space="0" w:color="000000"/>
-              <w:right w:val="single" w:sz="4" w:space="0" w:color="000000"/>
-            </w:tcBorders>
-            <w:vAlign w:val="center"/>
-          </w:tcPr>
-          <w:p>
-            <w:pPr>
-              <w:pStyle w:val="Normal"/>
-              <w:spacing w:before="0" w:after="192"/>
-              <w:rPr>
-                <w:rFonts w:ascii="GOST 2.304 type A" w:hAnsi="GOST 2.304 type A" w:cs="GOST 2.304 type A" w:eastAsia="GOST 2.304 type A"/>
-              </w:rPr>
-            </w:pPr>
-            <w:r>
-              <w:rPr>
-                <w:rFonts w:cs="GOST 2.304 type A" w:ascii="GOST 2.304 type A" w:hAnsi="GOST 2.304 type A" w:eastAsia="GOST 2.304 type A"/>
-              </w:rPr>
-              <w:t>Блоки питания, мощность не ниже номинальной</w:t>
-            </w:r>
-          </w:p>
-        </w:tc>
-        <w:tc>
-          <w:tcPr>
-            <w:tcW w:w="3322" w:type="dxa"/>
-            <w:tcBorders>
-              <w:top w:val="single" w:sz="4" w:space="0" w:color="000000"/>
-              <w:left w:val="single" w:sz="4" w:space="0" w:color="000000"/>
-              <w:bottom w:val="single" w:sz="4" w:space="0" w:color="000000"/>
-              <w:right w:val="single" w:sz="4" w:space="0" w:color="000000"/>
-            </w:tcBorders>
-            <w:vAlign w:val="center"/>
-          </w:tcPr>
-          <w:p>
-            <w:pPr>
-              <w:pStyle w:val="Normal"/>
-              <w:spacing w:before="0" w:after="192"/>
-              <w:jc w:val="center"/>
-              <w:rPr/>
-            </w:pPr>
-            <w:r>
-              <w:rPr>
-                <w:rFonts w:cs="GOST 2.304 type A" w:ascii="GOST 2.304 type A" w:hAnsi="GOST 2.304 type A" w:eastAsia="GOST 2.304 type A"/>
-                <w:lang w:val="en-US"/>
-              </w:rPr>
-              <w:t>200W</w:t>
-            </w:r>
-          </w:p>
-        </w:tc>
-      </w:tr>
-      <w:tr>
-        <w:trPr>
-          <w:trHeight w:val="454" w:hRule="atLeast"/>
-        </w:trPr>
-        <w:tc>
-          <w:tcPr>
-            <w:tcW w:w="6426" w:type="dxa"/>
-            <w:tcBorders>
-              <w:top w:val="single" w:sz="4" w:space="0" w:color="000000"/>
-              <w:left w:val="single" w:sz="4" w:space="0" w:color="000000"/>
-              <w:bottom w:val="single" w:sz="4" w:space="0" w:color="000000"/>
-              <w:right w:val="single" w:sz="4" w:space="0" w:color="000000"/>
-            </w:tcBorders>
-            <w:vAlign w:val="center"/>
-          </w:tcPr>
-          <w:p>
-            <w:pPr>
-              <w:pStyle w:val="Normal"/>
-              <w:spacing w:before="0" w:after="192"/>
-              <w:rPr>
-                <w:rFonts w:ascii="GOST 2.304 type A" w:hAnsi="GOST 2.304 type A" w:cs="GOST 2.304 type A" w:eastAsia="GOST 2.304 type A"/>
-              </w:rPr>
-            </w:pPr>
-            <w:r>
-              <w:rPr>
-                <w:rFonts w:cs="GOST 2.304 type A" w:ascii="GOST 2.304 type A" w:hAnsi="GOST 2.304 type A" w:eastAsia="GOST 2.304 type A"/>
-              </w:rPr>
-              <w:t>Кабели питания внутренние, 220В, отсутствие изломов, надёжность крепления</w:t>
-            </w:r>
-          </w:p>
-        </w:tc>
-        <w:tc>
-          <w:tcPr>
-            <w:tcW w:w="3322" w:type="dxa"/>
-            <w:tcBorders>
-              <w:top w:val="single" w:sz="4" w:space="0" w:color="000000"/>
-              <w:left w:val="single" w:sz="4" w:space="0" w:color="000000"/>
-              <w:bottom w:val="single" w:sz="4" w:space="0" w:color="000000"/>
-              <w:right w:val="single" w:sz="4" w:space="0" w:color="000000"/>
-            </w:tcBorders>
-            <w:vAlign w:val="center"/>
-          </w:tcPr>
-          <w:p>
-            <w:pPr>
-              <w:pStyle w:val="Normal"/>
-              <w:spacing w:before="0" w:after="192"/>
-              <w:jc w:val="center"/>
-              <w:rPr>
-                <w:rFonts w:ascii="GOST 2.304 type A" w:hAnsi="GOST 2.304 type A" w:cs="GOST 2.304 type A" w:eastAsia="GOST 2.304 type A"/>
-              </w:rPr>
-            </w:pPr>
-            <w:r>
-              <w:rPr>
-                <w:rFonts w:cs="GOST 2.304 type A" w:ascii="GOST 2.304 type A" w:hAnsi="GOST 2.304 type A" w:eastAsia="GOST 2.304 type A"/>
-              </w:rPr>
-              <w:t>ПРОВЕРЕНО</w:t>
-            </w:r>
-          </w:p>
-        </w:tc>
-      </w:tr>
-      <w:tr>
-        <w:trPr>
-          <w:trHeight w:val="454" w:hRule="atLeast"/>
-        </w:trPr>
-        <w:tc>
-          <w:tcPr>
-            <w:tcW w:w="6426" w:type="dxa"/>
-            <w:tcBorders>
-              <w:top w:val="single" w:sz="4" w:space="0" w:color="000000"/>
-              <w:left w:val="single" w:sz="4" w:space="0" w:color="000000"/>
-              <w:bottom w:val="single" w:sz="4" w:space="0" w:color="000000"/>
-              <w:right w:val="single" w:sz="4" w:space="0" w:color="000000"/>
-            </w:tcBorders>
-            <w:vAlign w:val="center"/>
-          </w:tcPr>
-          <w:p>
-            <w:pPr>
-              <w:pStyle w:val="Normal"/>
-              <w:spacing w:before="0" w:after="192"/>
-              <w:rPr>
-                <w:rFonts w:ascii="GOST 2.304 type A" w:hAnsi="GOST 2.304 type A" w:cs="GOST 2.304 type A" w:eastAsia="GOST 2.304 type A"/>
-              </w:rPr>
-            </w:pPr>
-            <w:r>
-              <w:rPr>
-                <w:rFonts w:cs="GOST 2.304 type A" w:ascii="GOST 2.304 type A" w:hAnsi="GOST 2.304 type A" w:eastAsia="GOST 2.304 type A"/>
-              </w:rPr>
-              <w:t>Провода питания внутренние, 5В, отсутствие изломов, надёжность крепления</w:t>
-            </w:r>
-          </w:p>
-        </w:tc>
-        <w:tc>
-          <w:tcPr>
-            <w:tcW w:w="3322" w:type="dxa"/>
-            <w:tcBorders>
-              <w:top w:val="single" w:sz="4" w:space="0" w:color="000000"/>
-              <w:left w:val="single" w:sz="4" w:space="0" w:color="000000"/>
-              <w:bottom w:val="single" w:sz="4" w:space="0" w:color="000000"/>
-              <w:right w:val="single" w:sz="4" w:space="0" w:color="000000"/>
-            </w:tcBorders>
-            <w:vAlign w:val="center"/>
-          </w:tcPr>
-          <w:p>
-            <w:pPr>
-              <w:pStyle w:val="Normal"/>
-              <w:spacing w:before="0" w:after="192"/>
-              <w:jc w:val="center"/>
-              <w:rPr>
-                <w:rFonts w:ascii="GOST 2.304 type A" w:hAnsi="GOST 2.304 type A" w:cs="GOST 2.304 type A" w:eastAsia="GOST 2.304 type A"/>
-              </w:rPr>
-            </w:pPr>
-            <w:r>
-              <w:rPr>
-                <w:rFonts w:cs="GOST 2.304 type A" w:ascii="GOST 2.304 type A" w:hAnsi="GOST 2.304 type A" w:eastAsia="GOST 2.304 type A"/>
-              </w:rPr>
-              <w:t>ПРОВЕРЕНО</w:t>
-            </w:r>
-          </w:p>
-        </w:tc>
-      </w:tr>
-      <w:tr>
-        <w:trPr>
-          <w:trHeight w:val="454" w:hRule="atLeast"/>
-        </w:trPr>
-        <w:tc>
-          <w:tcPr>
-            <w:tcW w:w="6426" w:type="dxa"/>
-            <w:tcBorders>
-              <w:top w:val="single" w:sz="4" w:space="0" w:color="000000"/>
-              <w:left w:val="single" w:sz="4" w:space="0" w:color="000000"/>
-              <w:bottom w:val="single" w:sz="4" w:space="0" w:color="000000"/>
-              <w:right w:val="single" w:sz="4" w:space="0" w:color="000000"/>
-            </w:tcBorders>
-            <w:vAlign w:val="center"/>
-          </w:tcPr>
-          <w:p>
-            <w:pPr>
-              <w:pStyle w:val="Normal"/>
-              <w:spacing w:before="0" w:after="192"/>
-              <w:rPr>
-                <w:rFonts w:ascii="GOST 2.304 type A" w:hAnsi="GOST 2.304 type A" w:cs="GOST 2.304 type A" w:eastAsia="GOST 2.304 type A"/>
-              </w:rPr>
-            </w:pPr>
-            <w:r>
-              <w:rPr>
-                <w:rFonts w:cs="GOST 2.304 type A" w:ascii="GOST 2.304 type A" w:hAnsi="GOST 2.304 type A" w:eastAsia="GOST 2.304 type A"/>
-              </w:rPr>
-              <w:t>Провода питания внутренние, 5В, отсутствие падения напряжения</w:t>
-            </w:r>
-          </w:p>
-        </w:tc>
-        <w:tc>
-          <w:tcPr>
-            <w:tcW w:w="3322" w:type="dxa"/>
-            <w:tcBorders>
-              <w:top w:val="single" w:sz="4" w:space="0" w:color="000000"/>
-              <w:left w:val="single" w:sz="4" w:space="0" w:color="000000"/>
-              <w:bottom w:val="single" w:sz="4" w:space="0" w:color="000000"/>
-              <w:right w:val="single" w:sz="4" w:space="0" w:color="000000"/>
-            </w:tcBorders>
-            <w:vAlign w:val="center"/>
-          </w:tcPr>
-          <w:p>
-            <w:pPr>
-              <w:pStyle w:val="Normal"/>
-              <w:spacing w:before="0" w:after="192"/>
-              <w:jc w:val="center"/>
-              <w:rPr>
-                <w:rFonts w:ascii="GOST 2.304 type A" w:hAnsi="GOST 2.304 type A" w:cs="GOST 2.304 type A" w:eastAsia="GOST 2.304 type A"/>
-              </w:rPr>
-            </w:pPr>
-            <w:r>
-              <w:rPr>
-                <w:rFonts w:cs="GOST 2.304 type A" w:ascii="GOST 2.304 type A" w:hAnsi="GOST 2.304 type A" w:eastAsia="GOST 2.304 type A"/>
-              </w:rPr>
-              <w:t>ПРОВЕРЕНО</w:t>
-            </w:r>
-          </w:p>
-        </w:tc>
-      </w:tr>
-      <w:tr>
-        <w:trPr>
-          <w:trHeight w:val="454" w:hRule="atLeast"/>
-        </w:trPr>
-        <w:tc>
-          <w:tcPr>
-            <w:tcW w:w="6426" w:type="dxa"/>
-            <w:tcBorders>
-              <w:top w:val="single" w:sz="4" w:space="0" w:color="000000"/>
-              <w:left w:val="single" w:sz="4" w:space="0" w:color="000000"/>
-              <w:bottom w:val="single" w:sz="4" w:space="0" w:color="000000"/>
-              <w:right w:val="single" w:sz="4" w:space="0" w:color="000000"/>
-            </w:tcBorders>
-            <w:vAlign w:val="center"/>
-          </w:tcPr>
-          <w:p>
-            <w:pPr>
-              <w:pStyle w:val="Normal"/>
-              <w:spacing w:before="0" w:after="192"/>
-              <w:rPr>
-                <w:rFonts w:ascii="GOST 2.304 type A" w:hAnsi="GOST 2.304 type A" w:cs="GOST 2.304 type A" w:eastAsia="GOST 2.304 type A"/>
-              </w:rPr>
-            </w:pPr>
-            <w:r>
-              <w:rPr>
-                <w:rFonts w:cs="GOST 2.304 type A" w:ascii="GOST 2.304 type A" w:hAnsi="GOST 2.304 type A" w:eastAsia="GOST 2.304 type A"/>
-              </w:rPr>
-              <w:t>Управляющие карты, надёжность крепления, электроизоляция</w:t>
-            </w:r>
-          </w:p>
-        </w:tc>
-        <w:tc>
-          <w:tcPr>
-            <w:tcW w:w="3322" w:type="dxa"/>
-            <w:tcBorders>
-              <w:top w:val="single" w:sz="4" w:space="0" w:color="000000"/>
-              <w:left w:val="single" w:sz="4" w:space="0" w:color="000000"/>
-              <w:bottom w:val="single" w:sz="4" w:space="0" w:color="000000"/>
-              <w:right w:val="single" w:sz="4" w:space="0" w:color="000000"/>
-            </w:tcBorders>
-            <w:vAlign w:val="center"/>
-          </w:tcPr>
-          <w:p>
-            <w:pPr>
-              <w:pStyle w:val="Normal"/>
-              <w:spacing w:before="0" w:after="192"/>
-              <w:jc w:val="center"/>
-              <w:rPr>
-                <w:rFonts w:ascii="GOST 2.304 type A" w:hAnsi="GOST 2.304 type A" w:cs="GOST 2.304 type A" w:eastAsia="GOST 2.304 type A"/>
-              </w:rPr>
-            </w:pPr>
-            <w:r>
-              <w:rPr>
-                <w:rFonts w:cs="GOST 2.304 type A" w:ascii="GOST 2.304 type A" w:hAnsi="GOST 2.304 type A" w:eastAsia="GOST 2.304 type A"/>
-              </w:rPr>
-              <w:t>ПРОВЕРЕНО</w:t>
-            </w:r>
-          </w:p>
-        </w:tc>
-      </w:tr>
-      <w:tr>
-        <w:trPr>
-          <w:trHeight w:val="454" w:hRule="atLeast"/>
-        </w:trPr>
-        <w:tc>
-          <w:tcPr>
-            <w:tcW w:w="6426" w:type="dxa"/>
-            <w:tcBorders>
-              <w:top w:val="single" w:sz="4" w:space="0" w:color="000000"/>
-              <w:left w:val="single" w:sz="4" w:space="0" w:color="000000"/>
-              <w:bottom w:val="single" w:sz="4" w:space="0" w:color="000000"/>
-              <w:right w:val="single" w:sz="4" w:space="0" w:color="000000"/>
-            </w:tcBorders>
-            <w:vAlign w:val="center"/>
-          </w:tcPr>
-          <w:p>
-            <w:pPr>
-              <w:pStyle w:val="Normal"/>
-              <w:spacing w:before="0" w:after="192"/>
-              <w:rPr>
-                <w:rFonts w:ascii="GOST 2.304 type A" w:hAnsi="GOST 2.304 type A" w:cs="GOST 2.304 type A" w:eastAsia="GOST 2.304 type A"/>
-              </w:rPr>
-            </w:pPr>
-            <w:r>
-              <w:rPr>
-                <w:rFonts w:cs="GOST 2.304 type A" w:ascii="GOST 2.304 type A" w:hAnsi="GOST 2.304 type A" w:eastAsia="GOST 2.304 type A"/>
-              </w:rPr>
-              <w:t>Шлейфы, отсутствие изломов, надёжность крепления</w:t>
-            </w:r>
-          </w:p>
-        </w:tc>
-        <w:tc>
-          <w:tcPr>
-            <w:tcW w:w="3322" w:type="dxa"/>
-            <w:tcBorders>
-              <w:top w:val="single" w:sz="4" w:space="0" w:color="000000"/>
-              <w:left w:val="single" w:sz="4" w:space="0" w:color="000000"/>
-              <w:bottom w:val="single" w:sz="4" w:space="0" w:color="000000"/>
-              <w:right w:val="single" w:sz="4" w:space="0" w:color="000000"/>
-            </w:tcBorders>
-            <w:vAlign w:val="center"/>
-          </w:tcPr>
-          <w:p>
-            <w:pPr>
-              <w:pStyle w:val="Normal"/>
-              <w:spacing w:before="0" w:after="192"/>
-              <w:jc w:val="center"/>
-              <w:rPr>
-                <w:rFonts w:ascii="GOST 2.304 type A" w:hAnsi="GOST 2.304 type A" w:cs="GOST 2.304 type A" w:eastAsia="GOST 2.304 type A"/>
-              </w:rPr>
-            </w:pPr>
-            <w:r>
-              <w:rPr>
-                <w:rFonts w:cs="GOST 2.304 type A" w:ascii="GOST 2.304 type A" w:hAnsi="GOST 2.304 type A" w:eastAsia="GOST 2.304 type A"/>
-              </w:rPr>
-              <w:t>ПРОВЕРЕНО</w:t>
-            </w:r>
-          </w:p>
-        </w:tc>
-      </w:tr>
-      <w:tr>
-        <w:trPr>
-          <w:trHeight w:val="454" w:hRule="atLeast"/>
-        </w:trPr>
-        <w:tc>
-          <w:tcPr>
-            <w:tcW w:w="6426" w:type="dxa"/>
-            <w:tcBorders>
-              <w:top w:val="single" w:sz="4" w:space="0" w:color="000000"/>
-              <w:left w:val="single" w:sz="4" w:space="0" w:color="000000"/>
-              <w:bottom w:val="single" w:sz="4" w:space="0" w:color="000000"/>
-              <w:right w:val="single" w:sz="4" w:space="0" w:color="000000"/>
-            </w:tcBorders>
-            <w:vAlign w:val="center"/>
-          </w:tcPr>
-          <w:p>
-            <w:pPr>
-              <w:pStyle w:val="Normal"/>
-              <w:spacing w:before="0" w:after="192"/>
-              <w:rPr>
-                <w:rFonts w:ascii="GOST 2.304 type A" w:hAnsi="GOST 2.304 type A" w:cs="GOST 2.304 type A" w:eastAsia="GOST 2.304 type A"/>
-              </w:rPr>
-            </w:pPr>
-            <w:r>
-              <w:rPr>
-                <w:rFonts w:cs="GOST 2.304 type A" w:ascii="GOST 2.304 type A" w:hAnsi="GOST 2.304 type A" w:eastAsia="GOST 2.304 type A"/>
-              </w:rPr>
-              <w:t>Патчкорды внутренние, отсутствие изломов, надёжность крепления</w:t>
-            </w:r>
-          </w:p>
-        </w:tc>
-        <w:tc>
-          <w:tcPr>
-            <w:tcW w:w="3322" w:type="dxa"/>
-            <w:tcBorders>
-              <w:top w:val="single" w:sz="4" w:space="0" w:color="000000"/>
-              <w:left w:val="single" w:sz="4" w:space="0" w:color="000000"/>
-              <w:bottom w:val="single" w:sz="4" w:space="0" w:color="000000"/>
-              <w:right w:val="single" w:sz="4" w:space="0" w:color="000000"/>
-            </w:tcBorders>
-            <w:vAlign w:val="center"/>
-          </w:tcPr>
-          <w:p>
-            <w:pPr>
-              <w:pStyle w:val="Normal"/>
-              <w:spacing w:before="0" w:after="192"/>
-              <w:jc w:val="center"/>
-              <w:rPr>
-                <w:rFonts w:ascii="GOST 2.304 type A" w:hAnsi="GOST 2.304 type A" w:cs="GOST 2.304 type A" w:eastAsia="GOST 2.304 type A"/>
-              </w:rPr>
-            </w:pPr>
-            <w:r>
-              <w:rPr>
-                <w:rFonts w:cs="GOST 2.304 type A" w:ascii="GOST 2.304 type A" w:hAnsi="GOST 2.304 type A" w:eastAsia="GOST 2.304 type A"/>
-              </w:rPr>
-              <w:t>ПРОВЕРЕНО</w:t>
-            </w:r>
-          </w:p>
-        </w:tc>
-      </w:tr>
-      <w:tr>
-        <w:trPr>
-          <w:trHeight w:val="454" w:hRule="atLeast"/>
-        </w:trPr>
-        <w:tc>
-          <w:tcPr>
-            <w:tcW w:w="6426" w:type="dxa"/>
-            <w:tcBorders>
-              <w:top w:val="single" w:sz="4" w:space="0" w:color="000000"/>
-              <w:left w:val="single" w:sz="4" w:space="0" w:color="000000"/>
-              <w:bottom w:val="single" w:sz="4" w:space="0" w:color="000000"/>
-              <w:right w:val="single" w:sz="4" w:space="0" w:color="000000"/>
-            </w:tcBorders>
-            <w:vAlign w:val="center"/>
-          </w:tcPr>
-          <w:p>
-            <w:pPr>
-              <w:pStyle w:val="Normal"/>
-              <w:spacing w:before="0" w:after="192"/>
-              <w:rPr>
-                <w:rFonts w:ascii="GOST 2.304 type A" w:hAnsi="GOST 2.304 type A" w:cs="GOST 2.304 type A" w:eastAsia="GOST 2.304 type A"/>
-              </w:rPr>
-            </w:pPr>
-            <w:r>
-              <w:rPr>
-                <w:rFonts w:cs="GOST 2.304 type A" w:ascii="GOST 2.304 type A" w:hAnsi="GOST 2.304 type A" w:eastAsia="GOST 2.304 type A"/>
-              </w:rPr>
-              <w:t>Модули, надёжность крепления, влагоизоляция</w:t>
-            </w:r>
-          </w:p>
-        </w:tc>
-        <w:tc>
-          <w:tcPr>
-            <w:tcW w:w="3322" w:type="dxa"/>
-            <w:tcBorders>
-              <w:top w:val="single" w:sz="4" w:space="0" w:color="000000"/>
-              <w:left w:val="single" w:sz="4" w:space="0" w:color="000000"/>
-              <w:bottom w:val="single" w:sz="4" w:space="0" w:color="000000"/>
-              <w:right w:val="single" w:sz="4" w:space="0" w:color="000000"/>
-            </w:tcBorders>
-            <w:vAlign w:val="center"/>
-          </w:tcPr>
-          <w:p>
-            <w:pPr>
-              <w:pStyle w:val="Normal"/>
-              <w:spacing w:before="0" w:after="192"/>
-              <w:jc w:val="center"/>
-              <w:rPr>
-                <w:rFonts w:ascii="GOST 2.304 type A" w:hAnsi="GOST 2.304 type A" w:cs="GOST 2.304 type A" w:eastAsia="GOST 2.304 type A"/>
-              </w:rPr>
-            </w:pPr>
-            <w:r>
-              <w:rPr>
-                <w:rFonts w:cs="GOST 2.304 type A" w:ascii="GOST 2.304 type A" w:hAnsi="GOST 2.304 type A" w:eastAsia="GOST 2.304 type A"/>
-              </w:rPr>
-              <w:t>ПРОВЕРЕНО</w:t>
-            </w:r>
-          </w:p>
-        </w:tc>
-      </w:tr>
-      <w:tr>
-        <w:trPr>
-          <w:trHeight w:val="454" w:hRule="atLeast"/>
-        </w:trPr>
-        <w:tc>
-          <w:tcPr>
-            <w:tcW w:w="6426" w:type="dxa"/>
-            <w:tcBorders>
-              <w:top w:val="single" w:sz="4" w:space="0" w:color="000000"/>
-              <w:left w:val="single" w:sz="4" w:space="0" w:color="000000"/>
-              <w:bottom w:val="single" w:sz="4" w:space="0" w:color="000000"/>
-              <w:right w:val="single" w:sz="4" w:space="0" w:color="000000"/>
-            </w:tcBorders>
-            <w:vAlign w:val="center"/>
-          </w:tcPr>
-          <w:p>
-            <w:pPr>
-              <w:pStyle w:val="Normal"/>
-              <w:spacing w:before="0" w:after="192"/>
-              <w:rPr>
-                <w:rFonts w:ascii="GOST 2.304 type A" w:hAnsi="GOST 2.304 type A" w:cs="GOST 2.304 type A" w:eastAsia="GOST 2.304 type A"/>
-              </w:rPr>
-            </w:pPr>
-            <w:r>
-              <w:rPr>
-                <w:rFonts w:cs="GOST 2.304 type A" w:ascii="GOST 2.304 type A" w:hAnsi="GOST 2.304 type A" w:eastAsia="GOST 2.304 type A"/>
-              </w:rPr>
-              <w:t>Патчкорды внешние, отсутствие изломов</w:t>
-            </w:r>
-          </w:p>
-        </w:tc>
-        <w:tc>
-          <w:tcPr>
-            <w:tcW w:w="3322" w:type="dxa"/>
-            <w:tcBorders>
-              <w:top w:val="single" w:sz="4" w:space="0" w:color="000000"/>
-              <w:left w:val="single" w:sz="4" w:space="0" w:color="000000"/>
-              <w:bottom w:val="single" w:sz="4" w:space="0" w:color="000000"/>
-              <w:right w:val="single" w:sz="4" w:space="0" w:color="000000"/>
-            </w:tcBorders>
-            <w:vAlign w:val="center"/>
-          </w:tcPr>
-          <w:p>
-            <w:pPr>
-              <w:pStyle w:val="Normal"/>
-              <w:spacing w:before="0" w:after="192"/>
-              <w:jc w:val="center"/>
-              <w:rPr>
-                <w:rFonts w:ascii="GOST 2.304 type A" w:hAnsi="GOST 2.304 type A" w:cs="GOST 2.304 type A" w:eastAsia="GOST 2.304 type A"/>
-              </w:rPr>
-            </w:pPr>
-            <w:r>
-              <w:rPr>
-                <w:rFonts w:cs="GOST 2.304 type A" w:ascii="GOST 2.304 type A" w:hAnsi="GOST 2.304 type A" w:eastAsia="GOST 2.304 type A"/>
-              </w:rPr>
-              <w:t>ПРОВЕРЕНО</w:t>
-            </w:r>
-          </w:p>
-        </w:tc>
-      </w:tr>
-      <w:tr>
-        <w:trPr>
-          <w:trHeight w:val="454" w:hRule="atLeast"/>
-        </w:trPr>
-        <w:tc>
-          <w:tcPr>
-            <w:tcW w:w="6426" w:type="dxa"/>
-            <w:tcBorders>
-              <w:top w:val="single" w:sz="4" w:space="0" w:color="000000"/>
-              <w:left w:val="single" w:sz="4" w:space="0" w:color="000000"/>
-              <w:bottom w:val="single" w:sz="4" w:space="0" w:color="000000"/>
-              <w:right w:val="single" w:sz="4" w:space="0" w:color="000000"/>
-            </w:tcBorders>
-            <w:vAlign w:val="center"/>
-          </w:tcPr>
-          <w:p>
-            <w:pPr>
-              <w:pStyle w:val="Normal"/>
-              <w:spacing w:before="0" w:after="192"/>
-              <w:rPr>
-                <w:rFonts w:ascii="GOST 2.304 type A" w:hAnsi="GOST 2.304 type A" w:cs="GOST 2.304 type A" w:eastAsia="GOST 2.304 type A"/>
-              </w:rPr>
-            </w:pPr>
-            <w:r>
-              <w:rPr>
-                <w:rFonts w:cs="GOST 2.304 type A" w:ascii="GOST 2.304 type A" w:hAnsi="GOST 2.304 type A" w:eastAsia="GOST 2.304 type A"/>
-              </w:rPr>
-              <w:t>Наличие заземления в вилках внешнего питания</w:t>
-            </w:r>
-          </w:p>
-        </w:tc>
-        <w:tc>
-          <w:tcPr>
-            <w:tcW w:w="3322" w:type="dxa"/>
-            <w:tcBorders>
-              <w:top w:val="single" w:sz="4" w:space="0" w:color="000000"/>
-              <w:left w:val="single" w:sz="4" w:space="0" w:color="000000"/>
-              <w:bottom w:val="single" w:sz="4" w:space="0" w:color="000000"/>
-              <w:right w:val="single" w:sz="4" w:space="0" w:color="000000"/>
-            </w:tcBorders>
-            <w:vAlign w:val="center"/>
-          </w:tcPr>
-          <w:p>
-            <w:pPr>
-              <w:pStyle w:val="Normal"/>
-              <w:spacing w:before="0" w:after="192"/>
-              <w:jc w:val="center"/>
-              <w:rPr>
-                <w:rFonts w:ascii="GOST 2.304 type A" w:hAnsi="GOST 2.304 type A" w:cs="GOST 2.304 type A" w:eastAsia="GOST 2.304 type A"/>
-              </w:rPr>
-            </w:pPr>
-            <w:r>
-              <w:rPr>
-                <w:rFonts w:cs="GOST 2.304 type A" w:ascii="GOST 2.304 type A" w:hAnsi="GOST 2.304 type A" w:eastAsia="GOST 2.304 type A"/>
-              </w:rPr>
-              <w:t>ПРОВЕРЕНО</w:t>
-            </w:r>
-          </w:p>
-        </w:tc>
-      </w:tr>
-      <w:tr>
-        <w:trPr>
-          <w:trHeight w:val="454" w:hRule="atLeast"/>
-        </w:trPr>
-        <w:tc>
-          <w:tcPr>
-            <w:tcW w:w="6426" w:type="dxa"/>
-            <w:tcBorders>
-              <w:top w:val="single" w:sz="4" w:space="0" w:color="000000"/>
-              <w:left w:val="single" w:sz="4" w:space="0" w:color="000000"/>
-              <w:bottom w:val="single" w:sz="4" w:space="0" w:color="000000"/>
-              <w:right w:val="single" w:sz="4" w:space="0" w:color="000000"/>
-            </w:tcBorders>
-            <w:vAlign w:val="center"/>
-          </w:tcPr>
-          <w:p>
-            <w:pPr>
-              <w:pStyle w:val="Normal"/>
-              <w:spacing w:before="0" w:after="192"/>
-              <w:rPr>
-                <w:rFonts w:ascii="GOST 2.304 type A" w:hAnsi="GOST 2.304 type A" w:cs="GOST 2.304 type A" w:eastAsia="GOST 2.304 type A"/>
-              </w:rPr>
-            </w:pPr>
-            <w:r>
-              <w:rPr>
-                <w:rFonts w:cs="GOST 2.304 type A" w:ascii="GOST 2.304 type A" w:hAnsi="GOST 2.304 type A" w:eastAsia="GOST 2.304 type A"/>
-              </w:rPr>
-              <w:t>Единый «ноль» питания внутри экрана</w:t>
-            </w:r>
-          </w:p>
-        </w:tc>
-        <w:tc>
-          <w:tcPr>
-            <w:tcW w:w="3322" w:type="dxa"/>
-            <w:tcBorders>
-              <w:top w:val="single" w:sz="4" w:space="0" w:color="000000"/>
-              <w:left w:val="single" w:sz="4" w:space="0" w:color="000000"/>
-              <w:bottom w:val="single" w:sz="4" w:space="0" w:color="000000"/>
-              <w:right w:val="single" w:sz="4" w:space="0" w:color="000000"/>
-            </w:tcBorders>
-            <w:vAlign w:val="center"/>
-          </w:tcPr>
-          <w:p>
-            <w:pPr>
-              <w:pStyle w:val="Normal"/>
-              <w:spacing w:before="0" w:after="192"/>
-              <w:jc w:val="center"/>
-              <w:rPr>
-                <w:rFonts w:ascii="GOST 2.304 type A" w:hAnsi="GOST 2.304 type A" w:cs="GOST 2.304 type A" w:eastAsia="GOST 2.304 type A"/>
-              </w:rPr>
-            </w:pPr>
-            <w:r>
-              <w:rPr>
-                <w:rFonts w:cs="GOST 2.304 type A" w:ascii="GOST 2.304 type A" w:hAnsi="GOST 2.304 type A" w:eastAsia="GOST 2.304 type A"/>
-              </w:rPr>
-              <w:t>ПРОВЕРЕНО</w:t>
-            </w:r>
-          </w:p>
-        </w:tc>
-      </w:tr>
-      <w:tr>
-        <w:trPr>
-          <w:trHeight w:val="454" w:hRule="atLeast"/>
-        </w:trPr>
-        <w:tc>
-          <w:tcPr>
-            <w:tcW w:w="6426" w:type="dxa"/>
-            <w:tcBorders>
-              <w:top w:val="single" w:sz="4" w:space="0" w:color="000000"/>
-              <w:left w:val="single" w:sz="4" w:space="0" w:color="000000"/>
-              <w:bottom w:val="single" w:sz="4" w:space="0" w:color="000000"/>
-              <w:right w:val="single" w:sz="4" w:space="0" w:color="000000"/>
-            </w:tcBorders>
-            <w:vAlign w:val="center"/>
-          </w:tcPr>
-          <w:p>
-            <w:pPr>
-              <w:pStyle w:val="Normal"/>
-              <w:spacing w:before="0" w:after="192"/>
-              <w:rPr>
-                <w:rFonts w:ascii="GOST 2.304 type A" w:hAnsi="GOST 2.304 type A" w:cs="GOST 2.304 type A" w:eastAsia="GOST 2.304 type A"/>
-              </w:rPr>
-            </w:pPr>
-            <w:r>
-              <w:rPr>
-                <w:rFonts w:cs="GOST 2.304 type A" w:ascii="GOST 2.304 type A" w:hAnsi="GOST 2.304 type A" w:eastAsia="GOST 2.304 type A"/>
-              </w:rPr>
-              <w:t>Визуальная равномерность светоизлучающего полотна</w:t>
-            </w:r>
-          </w:p>
-        </w:tc>
-        <w:tc>
-          <w:tcPr>
-            <w:tcW w:w="3322" w:type="dxa"/>
-            <w:tcBorders>
-              <w:top w:val="single" w:sz="4" w:space="0" w:color="000000"/>
-              <w:left w:val="single" w:sz="4" w:space="0" w:color="000000"/>
-              <w:bottom w:val="single" w:sz="4" w:space="0" w:color="000000"/>
-              <w:right w:val="single" w:sz="4" w:space="0" w:color="000000"/>
-            </w:tcBorders>
-            <w:vAlign w:val="center"/>
-          </w:tcPr>
-          <w:p>
-            <w:pPr>
-              <w:pStyle w:val="Normal"/>
-              <w:spacing w:before="0" w:after="192"/>
-              <w:jc w:val="center"/>
-              <w:rPr>
-                <w:rFonts w:ascii="GOST 2.304 type A" w:hAnsi="GOST 2.304 type A" w:cs="GOST 2.304 type A" w:eastAsia="GOST 2.304 type A"/>
               </w:rPr>
             </w:pPr>
             <w:r>
@@ -7221,7 +7054,7 @@
           <w:sz w:val="26"/>
           <w:szCs w:val="28"/>
         </w:rPr>
-        <w:t>Спецификация экрана: {{НАИМЕНОВАНИЕ}}</w:t>
+        <w:t>Спецификация изделия: {{НАИМЕНОВАНИЕ}}</w:t>
         <w:br/>
         <w:t xml:space="preserve">Артикул: </w:t>
       </w:r>
@@ -7628,6 +7461,49 @@
           <w:rFonts w:ascii="GOST 2.304 type A" w:hAnsi="GOST 2.304 type A" w:cs="GOST 2.304 type A" w:eastAsia="GOST 2.304 type A"/>
         </w:rPr>
       </w:pPr>
+      <w:r>
+        <w:drawing>
+          <wp:anchor xmlns:a="http://schemas.openxmlformats.org/drawingml/2006/main" xmlns:pic="http://schemas.openxmlformats.org/drawingml/2006/picture" distT="0" distB="0" distL="0" distR="0" simplePos="0" relativeHeight="251660009" behindDoc="0" locked="0" layoutInCell="1" allowOverlap="1">
+            <wp:simplePos x="0" y="0"/>
+            <wp:positionH relativeFrom="page">
+              <wp:posOffset>4340170</wp:posOffset>
+            </wp:positionH>
+            <wp:positionV relativeFrom="paragraph">
+              <wp:posOffset>-180995</wp:posOffset>
+            </wp:positionV>
+            <wp:extent cx="1152000" cy="288000"/>
+            <wp:effectExtent l="0" t="0" r="0" b="0"/>
+            <wp:wrapNone/>
+            <wp:docPr id="9" name="Дата Дудин" descr="[[ДАТА_ДУДИН]]"/>
+            <wp:cNvGraphicFramePr/>
+            <a:graphic>
+              <a:graphicData uri="http://schemas.openxmlformats.org/drawingml/2006/picture">
+                <pic:pic>
+                  <pic:nvPicPr>
+                    <pic:cNvPr id="9" name="Дата Дудин"/>
+                    <pic:cNvPicPr/>
+                  </pic:nvPicPr>
+                  <pic:blipFill>
+                    <a:blip r:embed="rId17"/>
+                    <a:stretch>
+                      <a:fillRect/>
+                    </a:stretch>
+                  </pic:blipFill>
+                  <pic:spPr>
+                    <a:xfrm>
+                      <a:off x="0" y="0"/>
+                      <a:ext cx="1152000" cy="288000"/>
+                    </a:xfrm>
+                    <a:prstGeom prst="rect">
+                      <a:avLst/>
+                    </a:prstGeom>
+                  </pic:spPr>
+                </pic:pic>
+              </a:graphicData>
+            </a:graphic>
+          </wp:anchor>
+        </w:drawing>
+      </w:r>
       <w:r>
         <w:rPr>
           <w:rFonts w:cs="GOST 2.304 type A" w:ascii="GOST 2.304 type A" w:hAnsi="GOST 2.304 type A" w:eastAsia="GOST 2.304 type A"/>
@@ -8402,6 +8278,49 @@
           <w:color w:val="000000"/>
         </w:rPr>
       </w:pPr>
+      <w:r>
+        <w:drawing>
+          <wp:anchor xmlns:a="http://schemas.openxmlformats.org/drawingml/2006/main" xmlns:pic="http://schemas.openxmlformats.org/drawingml/2006/picture" distT="0" distB="0" distL="0" distR="0" simplePos="0" relativeHeight="251660010" behindDoc="0" locked="0" layoutInCell="1" allowOverlap="1">
+            <wp:simplePos x="0" y="0"/>
+            <wp:positionH relativeFrom="page">
+              <wp:posOffset>5958856</wp:posOffset>
+            </wp:positionH>
+            <wp:positionV relativeFrom="paragraph">
+              <wp:posOffset>-146690</wp:posOffset>
+            </wp:positionV>
+            <wp:extent cx="1152000" cy="288000"/>
+            <wp:effectExtent l="0" t="0" r="0" b="0"/>
+            <wp:wrapNone/>
+            <wp:docPr id="10" name="Дата Заливакин" descr="[[ДАТА_ЗАЛИВАКИН]]"/>
+            <wp:cNvGraphicFramePr/>
+            <a:graphic>
+              <a:graphicData uri="http://schemas.openxmlformats.org/drawingml/2006/picture">
+                <pic:pic>
+                  <pic:nvPicPr>
+                    <pic:cNvPr id="10" name="Дата Заливакин"/>
+                    <pic:cNvPicPr/>
+                  </pic:nvPicPr>
+                  <pic:blipFill>
+                    <a:blip r:embed="rId17"/>
+                    <a:stretch>
+                      <a:fillRect/>
+                    </a:stretch>
+                  </pic:blipFill>
+                  <pic:spPr>
+                    <a:xfrm>
+                      <a:off x="0" y="0"/>
+                      <a:ext cx="1152000" cy="288000"/>
+                    </a:xfrm>
+                    <a:prstGeom prst="rect">
+                      <a:avLst/>
+                    </a:prstGeom>
+                  </pic:spPr>
+                </pic:pic>
+              </a:graphicData>
+            </a:graphic>
+          </wp:anchor>
+        </w:drawing>
+      </w:r>
       <w:r>
         <w:rPr>
           <w:rFonts w:eastAsia="GOST 2.304 type A" w:cs="GOST 2.304 type A" w:ascii="GOST 2.304 type A" w:hAnsi="GOST 2.304 type A"/>
